--- a/src/main/resources/org/example/parser/отчет_Гмерина.docx
+++ b/src/main/resources/org/example/parser/отчет_Гмерина.docx
@@ -1535,7 +1535,7 @@
         <w:rPr>
           <w:lang w:val="ru-RU"/>
         </w:rPr>
-        <w:t>В связи с разработанной автоматной грамматикой G[&lt;F&gt;] парсер оператора цикла while будет считать верными следующие записи:</w:t>
+        <w:t>В связи с разработанной автоматной грамматикой G[&lt;F&gt;] оператора цикла while будет считать верными следующие записи:</w:t>
       </w:r>
     </w:p>
     <w:p>
@@ -1568,7 +1568,19 @@
         <w:rPr>
           <w:lang w:val="ru-RU"/>
         </w:rPr>
-        <w:t>while (3) { x=3;}</w:t>
+        <w:t>while (3!</w:t>
+      </w:r>
+      <w:r>
+        <w:rPr>
+          <w:lang w:val="ru-RU"/>
+        </w:rPr>
+        <w:t>=8-m</w:t>
+      </w:r>
+      <w:r>
+        <w:rPr>
+          <w:lang w:val="ru-RU"/>
+        </w:rPr>
+        <w:t>) { x=3;}</w:t>
       </w:r>
     </w:p>
     <w:p>
@@ -1642,7 +1654,19 @@
         <w:rPr>
           <w:lang w:val="ru-RU"/>
         </w:rPr>
-        <w:t>while (5==5) { a=6; }</w:t>
+        <w:t>while (5==5) { a=6</w:t>
+      </w:r>
+      <w:r>
+        <w:rPr>
+          <w:lang w:val="ru-RU"/>
+        </w:rPr>
+        <w:t>*7+y</w:t>
+      </w:r>
+      <w:r>
+        <w:rPr>
+          <w:lang w:val="ru-RU"/>
+        </w:rPr>
+        <w:t>; }</w:t>
       </w:r>
     </w:p>
     <w:p>
@@ -2386,19 +2410,7 @@
         <w:rPr>
           <w:lang w:val="en-US" w:bidi="ar-SA"/>
         </w:rPr>
-        <w:t>5) &lt;AS&gt;  → &lt;</w:t>
-      </w:r>
-      <w:r>
-        <w:rPr>
-          <w:lang w:val="en-US" w:bidi="ar-SA"/>
-        </w:rPr>
-        <w:t>VAR</w:t>
-      </w:r>
-      <w:r>
-        <w:rPr>
-          <w:lang w:val="en-US" w:bidi="ar-SA"/>
-        </w:rPr>
-        <w:t>&gt; = &lt;E&gt;</w:t>
+        <w:t>5) &lt;AS&gt;  → &lt;VAR&gt; = &lt;E&gt;</w:t>
       </w:r>
     </w:p>
     <w:p>
@@ -2413,19 +2425,7 @@
         <w:rPr>
           <w:lang w:val="en-US" w:bidi="ar-SA"/>
         </w:rPr>
-        <w:t>6) &lt;E&gt;   → &lt;T&gt; &lt;</w:t>
-      </w:r>
-      <w:r>
-        <w:rPr>
-          <w:lang w:val="en-US" w:bidi="ar-SA"/>
-        </w:rPr>
-        <w:t>A</w:t>
-      </w:r>
-      <w:r>
-        <w:rPr>
-          <w:lang w:val="en-US" w:bidi="ar-SA"/>
-        </w:rPr>
-        <w:t>&gt;</w:t>
+        <w:t>6) &lt;E&gt;   → &lt;T&gt; &lt;A&gt;</w:t>
       </w:r>
     </w:p>
     <w:p>
@@ -2440,43 +2440,7 @@
         <w:rPr>
           <w:lang w:val="en-US" w:bidi="ar-SA"/>
         </w:rPr>
-        <w:t>7) &lt;</w:t>
-      </w:r>
-      <w:r>
-        <w:rPr>
-          <w:lang w:val="en-US" w:bidi="ar-SA"/>
-        </w:rPr>
-        <w:t>A</w:t>
-      </w:r>
-      <w:r>
-        <w:rPr>
-          <w:lang w:val="en-US" w:bidi="ar-SA"/>
-        </w:rPr>
-        <w:t>&gt;   → + &lt;T&gt; &lt;</w:t>
-      </w:r>
-      <w:r>
-        <w:rPr>
-          <w:lang w:val="en-US" w:bidi="ar-SA"/>
-        </w:rPr>
-        <w:t>A</w:t>
-      </w:r>
-      <w:r>
-        <w:rPr>
-          <w:lang w:val="en-US" w:bidi="ar-SA"/>
-        </w:rPr>
-        <w:t>&gt; | - &lt;T&gt; &lt;</w:t>
-      </w:r>
-      <w:r>
-        <w:rPr>
-          <w:lang w:val="en-US" w:bidi="ar-SA"/>
-        </w:rPr>
-        <w:t>A</w:t>
-      </w:r>
-      <w:r>
-        <w:rPr>
-          <w:lang w:val="en-US" w:bidi="ar-SA"/>
-        </w:rPr>
-        <w:t>&gt; | ε</w:t>
+        <w:t>7) &lt;A&gt;   → + &lt;T&gt; &lt;A&gt; | - &lt;T&gt; &lt;A&gt; | ε</w:t>
       </w:r>
     </w:p>
     <w:p>
@@ -2491,19 +2455,7 @@
         <w:rPr>
           <w:lang w:val="en-US" w:bidi="ar-SA"/>
         </w:rPr>
-        <w:t>8) &lt;T&gt;   → &lt;O&gt; &lt;</w:t>
-      </w:r>
-      <w:r>
-        <w:rPr>
-          <w:lang w:val="en-US" w:bidi="ar-SA"/>
-        </w:rPr>
-        <w:t>M</w:t>
-      </w:r>
-      <w:r>
-        <w:rPr>
-          <w:lang w:val="en-US" w:bidi="ar-SA"/>
-        </w:rPr>
-        <w:t>&gt;</w:t>
+        <w:t>8) &lt;T&gt;   → &lt;O&gt; &lt;M&gt;</w:t>
       </w:r>
     </w:p>
     <w:p>
@@ -2518,43 +2470,7 @@
         <w:rPr>
           <w:lang w:val="en-US" w:bidi="ar-SA"/>
         </w:rPr>
-        <w:t>9) &lt;</w:t>
-      </w:r>
-      <w:r>
-        <w:rPr>
-          <w:lang w:val="en-US" w:bidi="ar-SA"/>
-        </w:rPr>
-        <w:t>M</w:t>
-      </w:r>
-      <w:r>
-        <w:rPr>
-          <w:lang w:val="en-US" w:bidi="ar-SA"/>
-        </w:rPr>
-        <w:t>&gt;   → * &lt;O&gt; &lt;</w:t>
-      </w:r>
-      <w:r>
-        <w:rPr>
-          <w:lang w:val="en-US" w:bidi="ar-SA"/>
-        </w:rPr>
-        <w:t>M</w:t>
-      </w:r>
-      <w:r>
-        <w:rPr>
-          <w:lang w:val="en-US" w:bidi="ar-SA"/>
-        </w:rPr>
-        <w:t>&gt; | / &lt;O&gt; &lt;</w:t>
-      </w:r>
-      <w:r>
-        <w:rPr>
-          <w:lang w:val="en-US" w:bidi="ar-SA"/>
-        </w:rPr>
-        <w:t>M</w:t>
-      </w:r>
-      <w:r>
-        <w:rPr>
-          <w:lang w:val="en-US" w:bidi="ar-SA"/>
-        </w:rPr>
-        <w:t>&gt; | ε</w:t>
+        <w:t>9) &lt;M&gt;   → * &lt;O&gt; &lt;M&gt; | / &lt;O&gt; &lt;M&gt; | ε</w:t>
       </w:r>
     </w:p>
     <w:p>
@@ -2569,19 +2485,7 @@
         <w:rPr>
           <w:lang w:val="en-US" w:bidi="ar-SA"/>
         </w:rPr>
-        <w:t>10) &lt;O&gt;  → &lt;</w:t>
-      </w:r>
-      <w:r>
-        <w:rPr>
-          <w:lang w:val="en-US" w:bidi="ar-SA"/>
-        </w:rPr>
-        <w:t>VAR</w:t>
-      </w:r>
-      <w:r>
-        <w:rPr>
-          <w:lang w:val="en-US" w:bidi="ar-SA"/>
-        </w:rPr>
-        <w:t>&gt; | &lt;NUM&gt; | ( &lt;E&gt; )</w:t>
+        <w:t>10) &lt;O&gt;  → &lt;VAR&gt; | &lt;NUM&gt; | ( &lt;E&gt; )</w:t>
       </w:r>
     </w:p>
     <w:p>
@@ -2626,31 +2530,7 @@
         <w:rPr>
           <w:lang w:val="en-US" w:bidi="ar-SA"/>
         </w:rPr>
-        <w:t>13) &lt;</w:t>
-      </w:r>
-      <w:r>
-        <w:rPr>
-          <w:lang w:val="en-US" w:bidi="ar-SA"/>
-        </w:rPr>
-        <w:t>VAR</w:t>
-      </w:r>
-      <w:r>
-        <w:rPr>
-          <w:lang w:val="en-US" w:bidi="ar-SA"/>
-        </w:rPr>
-        <w:t>&gt; → letter &lt;</w:t>
-      </w:r>
-      <w:r>
-        <w:rPr>
-          <w:lang w:val="en-US" w:bidi="ar-SA"/>
-        </w:rPr>
-        <w:t>VAR</w:t>
-      </w:r>
-      <w:r>
-        <w:rPr>
-          <w:lang w:val="en-US" w:bidi="ar-SA"/>
-        </w:rPr>
-        <w:t>_TAIL&gt;</w:t>
+        <w:t>13) &lt;VAR&gt; → letter &lt;VAR_TAIL&gt;</w:t>
       </w:r>
     </w:p>
     <w:p>
@@ -2665,19 +2545,7 @@
         <w:rPr>
           <w:lang w:val="en-US" w:bidi="ar-SA"/>
         </w:rPr>
-        <w:t>14) &lt;</w:t>
-      </w:r>
-      <w:r>
-        <w:rPr>
-          <w:lang w:val="en-US" w:bidi="ar-SA"/>
-        </w:rPr>
-        <w:t>VAR</w:t>
-      </w:r>
-      <w:r>
-        <w:rPr>
-          <w:lang w:val="en-US" w:bidi="ar-SA"/>
-        </w:rPr>
-        <w:t>_TAIL&gt; → letter | digit | ε</w:t>
+        <w:t>14) &lt;VAR_TAIL&gt; → letter | digit | ε</w:t>
       </w:r>
     </w:p>
     <w:p>
@@ -2891,63 +2759,7 @@
           <w:color w:val="000000"/>
           <w:lang w:val="en-US" w:bidi="ar-SA"/>
         </w:rPr>
-        <w:t xml:space="preserve"> = {&lt;W&gt;, &lt;C&gt;, &lt;E&gt;, &lt;T&gt;, &lt;</w:t>
-      </w:r>
-      <w:r>
-        <w:rPr>
-          <w:color w:val="000000"/>
-          <w:lang w:val="en-US" w:bidi="ar-SA"/>
-        </w:rPr>
-        <w:t>M</w:t>
-      </w:r>
-      <w:r>
-        <w:rPr>
-          <w:color w:val="000000"/>
-          <w:lang w:val="en-US" w:bidi="ar-SA"/>
-        </w:rPr>
-        <w:t>&gt;, &lt;</w:t>
-      </w:r>
-      <w:r>
-        <w:rPr>
-          <w:color w:val="000000"/>
-          <w:lang w:val="en-US" w:bidi="ar-SA"/>
-        </w:rPr>
-        <w:t>A</w:t>
-      </w:r>
-      <w:r>
-        <w:rPr>
-          <w:color w:val="000000"/>
-          <w:lang w:val="en-US" w:bidi="ar-SA"/>
-        </w:rPr>
-        <w:t>&gt;, &lt;O&gt;, &lt;S&gt;, &lt;SL&gt;, &lt;AS&gt;, &lt;</w:t>
-      </w:r>
-      <w:r>
-        <w:rPr>
-          <w:color w:val="000000"/>
-          <w:lang w:val="en-US" w:bidi="ar-SA"/>
-        </w:rPr>
-        <w:t>VAR</w:t>
-      </w:r>
-      <w:r>
-        <w:rPr>
-          <w:color w:val="000000"/>
-          <w:lang w:val="en-US" w:bidi="ar-SA"/>
-        </w:rPr>
-        <w:t>&gt;, &lt;</w:t>
-      </w:r>
-      <w:r>
-        <w:rPr>
-          <w:color w:val="000000"/>
-          <w:lang w:val="en-US" w:bidi="ar-SA"/>
-        </w:rPr>
-        <w:t>VAR</w:t>
-      </w:r>
-      <w:r>
-        <w:rPr>
-          <w:color w:val="000000"/>
-          <w:lang w:val="en-US" w:bidi="ar-SA"/>
-        </w:rPr>
-        <w:t>_TAIL&gt;, &lt;NUM&gt;, &lt;NUM_TAIL&gt;, &lt;CMP&gt;, &lt;END&gt;}.</w:t>
+        <w:t xml:space="preserve"> = {&lt;W&gt;, &lt;C&gt;, &lt;E&gt;, &lt;T&gt;, &lt;M&gt;, &lt;A&gt;, &lt;O&gt;, &lt;S&gt;, &lt;SL&gt;, &lt;AS&gt;, &lt;VAR&gt;, &lt;VAR_TAIL&gt;, &lt;NUM&gt;, &lt;NUM_TAIL&gt;, &lt;CMP&gt;, &lt;END&gt;}.</w:t>
       </w:r>
     </w:p>
     <w:p>
@@ -3118,8 +2930,8 @@
         <w:jc w:val="both"/>
         <w:rPr/>
       </w:pPr>
-      <w:bookmarkStart w:id="4" w:name="_Toc211376660"/>
-      <w:bookmarkStart w:id="5" w:name="_Toc69940114"/>
+      <w:bookmarkStart w:id="4" w:name="_Toc69940114"/>
+      <w:bookmarkStart w:id="5" w:name="_Toc211376660"/>
       <w:r>
         <w:rPr/>
         <w:t>3 Классификация грамматики</w:t>
@@ -18415,7 +18227,7 @@
     <w:pPr>
       <w:widowControl/>
       <w:suppressAutoHyphens w:val="true"/>
-      <w:overflowPunct w:val="false"/>
+      <w:overflowPunct w:val="true"/>
       <w:bidi w:val="0"/>
       <w:spacing w:before="0" w:after="0"/>
       <w:ind w:firstLine="567" w:start="0" w:end="0"/>
@@ -18720,7 +18532,7 @@
     <w:pPr>
       <w:widowControl/>
       <w:suppressAutoHyphens w:val="true"/>
-      <w:overflowPunct w:val="false"/>
+      <w:overflowPunct w:val="true"/>
       <w:bidi w:val="0"/>
       <w:spacing w:before="0" w:after="0"/>
       <w:jc w:val="start"/>

--- a/src/main/resources/org/example/parser/отчет_Гмерина.docx
+++ b/src/main/resources/org/example/parser/отчет_Гмерина.docx
@@ -809,7 +809,7 @@
       <w:hyperlink w:anchor="__RefHeading___Toc18443921">
         <w:r>
           <w:rPr>
-            <w:rStyle w:val="ListLabel46"/>
+            <w:rStyle w:val="ListLabel82"/>
             <w:i w:val="false"/>
             <w:iCs w:val="false"/>
             <w:color w:val="000000"/>
@@ -844,7 +844,7 @@
       <w:hyperlink w:anchor="__RefHeading___Toc18443922">
         <w:r>
           <w:rPr>
-            <w:rStyle w:val="ListLabel46"/>
+            <w:rStyle w:val="ListLabel82"/>
             <w:i w:val="false"/>
             <w:iCs w:val="false"/>
             <w:color w:val="000000"/>
@@ -888,7 +888,7 @@
       <w:hyperlink w:anchor="__RefHeading___Toc18443923">
         <w:r>
           <w:rPr>
-            <w:rStyle w:val="ListLabel46"/>
+            <w:rStyle w:val="ListLabel82"/>
             <w:i w:val="false"/>
             <w:iCs w:val="false"/>
             <w:color w:val="000000"/>
@@ -932,7 +932,7 @@
       <w:hyperlink w:anchor="__RefHeading___Toc18443924">
         <w:r>
           <w:rPr>
-            <w:rStyle w:val="ListLabel46"/>
+            <w:rStyle w:val="ListLabel82"/>
             <w:i w:val="false"/>
             <w:iCs w:val="false"/>
             <w:color w:val="000000"/>
@@ -977,7 +977,7 @@
       <w:hyperlink w:anchor="__RefHeading___Toc18443925">
         <w:r>
           <w:rPr>
-            <w:rStyle w:val="ListLabel47"/>
+            <w:rStyle w:val="ListLabel83"/>
             <w:i w:val="false"/>
             <w:iCs w:val="false"/>
             <w:lang w:val="ru-RU" w:eastAsia="en-US"/>
@@ -1016,7 +1016,7 @@
       <w:hyperlink w:anchor="__RefHeading___Toc18443925">
         <w:r>
           <w:rPr>
-            <w:rStyle w:val="ListLabel48"/>
+            <w:rStyle w:val="ListLabel84"/>
             <w:i w:val="false"/>
             <w:iCs w:val="false"/>
             <w:lang w:val="ru-RU"/>
@@ -1055,7 +1055,7 @@
       <w:hyperlink w:anchor="__RefHeading___Toc18443925">
         <w:r>
           <w:rPr>
-            <w:rStyle w:val="ListLabel48"/>
+            <w:rStyle w:val="ListLabel84"/>
             <w:i w:val="false"/>
             <w:iCs w:val="false"/>
             <w:lang w:val="ru-RU"/>
@@ -1094,7 +1094,7 @@
       <w:hyperlink w:anchor="__RefHeading___Toc18443925">
         <w:r>
           <w:rPr>
-            <w:rStyle w:val="ListLabel48"/>
+            <w:rStyle w:val="ListLabel84"/>
             <w:i w:val="false"/>
             <w:iCs w:val="false"/>
             <w:lang w:val="ru-RU"/>
@@ -1108,7 +1108,15 @@
           <w:iCs w:val="false"/>
           <w:lang w:val="ru-RU"/>
         </w:rPr>
-        <w:t>10</w:t>
+        <w:t>1</w:t>
+      </w:r>
+      <w:r>
+        <w:rPr>
+          <w:i w:val="false"/>
+          <w:iCs w:val="false"/>
+          <w:lang w:val="ru-RU"/>
+        </w:rPr>
+        <w:t>2</w:t>
       </w:r>
     </w:p>
     <w:p>
@@ -1135,7 +1143,7 @@
         <w:bookmarkEnd w:id="0"/>
         <w:r>
           <w:rPr>
-            <w:rStyle w:val="ListLabel48"/>
+            <w:rStyle w:val="ListLabel84"/>
             <w:i w:val="false"/>
             <w:iCs w:val="false"/>
             <w:lang w:val="ru-RU"/>
@@ -1149,7 +1157,15 @@
           <w:iCs w:val="false"/>
           <w:lang w:val="ru-RU"/>
         </w:rPr>
-        <w:t>11</w:t>
+        <w:t>1</w:t>
+      </w:r>
+      <w:r>
+        <w:rPr>
+          <w:i w:val="false"/>
+          <w:iCs w:val="false"/>
+          <w:lang w:val="ru-RU"/>
+        </w:rPr>
+        <w:t>3</w:t>
       </w:r>
     </w:p>
     <w:p>
@@ -1174,7 +1190,7 @@
       <w:hyperlink w:anchor="__RefHeading___Toc18443925">
         <w:r>
           <w:rPr>
-            <w:rStyle w:val="ListLabel48"/>
+            <w:rStyle w:val="ListLabel84"/>
             <w:i w:val="false"/>
             <w:iCs w:val="false"/>
             <w:lang w:val="ru-RU"/>
@@ -1196,7 +1212,7 @@
           <w:iCs w:val="false"/>
           <w:lang w:val="ru-RU"/>
         </w:rPr>
-        <w:t>2</w:t>
+        <w:t>4</w:t>
       </w:r>
     </w:p>
     <w:p>
@@ -1221,7 +1237,7 @@
       <w:hyperlink w:anchor="__RefHeading___Toc18443925">
         <w:r>
           <w:rPr>
-            <w:rStyle w:val="ListLabel48"/>
+            <w:rStyle w:val="ListLabel84"/>
             <w:i w:val="false"/>
             <w:iCs w:val="false"/>
             <w:lang w:val="ru-RU"/>
@@ -1243,7 +1259,7 @@
           <w:iCs w:val="false"/>
           <w:lang w:val="ru-RU"/>
         </w:rPr>
-        <w:t>3</w:t>
+        <w:t>5</w:t>
       </w:r>
     </w:p>
     <w:p>
@@ -2981,8 +2997,8 @@
         <w:jc w:val="both"/>
         <w:rPr/>
       </w:pPr>
-      <w:bookmarkStart w:id="5" w:name="_Toc211376660"/>
-      <w:bookmarkStart w:id="6" w:name="_Toc69940114"/>
+      <w:bookmarkStart w:id="5" w:name="_Toc69940114"/>
+      <w:bookmarkStart w:id="6" w:name="_Toc211376660"/>
       <w:r>
         <w:rPr/>
         <w:t>3 Классификация грамматики</w:t>
@@ -3854,7 +3870,7 @@
           <w:numId w:val="1"/>
         </w:numPr>
         <w:spacing w:before="0" w:after="0"/>
-        <w:ind w:firstLine="709" w:start="0"/>
+        <w:ind w:firstLine="709" w:start="0" w:end="0"/>
         <w:jc w:val="both"/>
         <w:rPr/>
       </w:pPr>
@@ -3868,7 +3884,7 @@
     <w:p>
       <w:pPr>
         <w:pStyle w:val="Normal"/>
-        <w:ind w:firstLine="709"/>
+        <w:ind w:firstLine="709" w:start="0" w:end="0"/>
         <w:rPr>
           <w:szCs w:val="28"/>
         </w:rPr>
@@ -3919,7 +3935,7 @@
     <w:p>
       <w:pPr>
         <w:pStyle w:val="Normal"/>
-        <w:ind w:firstLine="708"/>
+        <w:ind w:firstLine="708" w:start="0" w:end="0"/>
         <w:rPr>
           <w:szCs w:val="28"/>
         </w:rPr>
@@ -3934,28 +3950,16 @@
     <w:p>
       <w:pPr>
         <w:pStyle w:val="Normal"/>
-        <w:ind w:firstLine="708"/>
-        <w:rPr>
-          <w:szCs w:val="28"/>
-        </w:rPr>
-      </w:pPr>
-      <w:r>
-        <w:rPr>
-          <w:szCs w:val="28"/>
-        </w:rPr>
-        <w:t xml:space="preserve">Эти функции вызываются в соответствии с правилами грамматики и иногда вызывают сами себя, поэтому для реализации необходимо выбрать язык, обладающий рекурсивными возможностями, в нашем случае это язык </w:t>
-      </w:r>
-      <w:r>
-        <w:rPr>
-          <w:szCs w:val="28"/>
-        </w:rPr>
-        <w:t>java</w:t>
-      </w:r>
-      <w:r>
-        <w:rPr>
-          <w:szCs w:val="28"/>
-        </w:rPr>
-        <w:t>.</w:t>
+        <w:ind w:firstLine="708" w:start="0" w:end="0"/>
+        <w:rPr>
+          <w:szCs w:val="28"/>
+        </w:rPr>
+      </w:pPr>
+      <w:r>
+        <w:rPr>
+          <w:szCs w:val="28"/>
+        </w:rPr>
+        <w:t>Эти функции вызываются в соответствии с правилами грамматики и иногда вызывают сами себя, поэтому для реализации необходимо выбрать язык, обладающий рекурсивными возможностями, в нашем случае это язык java.</w:t>
       </w:r>
     </w:p>
     <w:p>
@@ -3966,7 +3970,7 @@
           <w:tab w:val="clear" w:pos="708"/>
           <w:tab w:val="left" w:pos="426" w:leader="none"/>
         </w:tabs>
-        <w:ind w:firstLine="709"/>
+        <w:ind w:firstLine="709" w:start="0" w:end="0"/>
         <w:rPr>
           <w:lang w:bidi="ar-SA"/>
         </w:rPr>
@@ -4027,7 +4031,7 @@
           <w:lang w:val="ru-RU"/>
         </w:rPr>
         <w:drawing>
-          <wp:anchor behindDoc="0" distT="0" distB="0" distL="0" distR="0" simplePos="0" locked="0" layoutInCell="0" allowOverlap="1" relativeHeight="3">
+          <wp:anchor behindDoc="0" distT="0" distB="0" distL="0" distR="0" simplePos="0" locked="0" layoutInCell="0" allowOverlap="1" relativeHeight="2">
             <wp:simplePos x="0" y="0"/>
             <wp:positionH relativeFrom="column">
               <wp:posOffset>-814070</wp:posOffset>
@@ -4039,1145 +4043,1145 @@
             <wp:effectExtent l="0" t="0" r="0" b="0"/>
             <wp:wrapThrough wrapText="right">
               <wp:wrapPolygon edited="0">
-                <wp:start x="0" y="36"/>
-                <wp:lineTo x="0" y="74"/>
-                <wp:lineTo x="0" y="112"/>
-                <wp:lineTo x="0" y="150"/>
-                <wp:lineTo x="0" y="188"/>
-                <wp:lineTo x="0" y="225"/>
-                <wp:lineTo x="0" y="263"/>
-                <wp:lineTo x="0" y="301"/>
-                <wp:lineTo x="0" y="339"/>
-                <wp:lineTo x="0" y="377"/>
-                <wp:lineTo x="0" y="415"/>
-                <wp:lineTo x="0" y="452"/>
-                <wp:lineTo x="0" y="490"/>
-                <wp:lineTo x="0" y="528"/>
-                <wp:lineTo x="0" y="566"/>
-                <wp:lineTo x="0" y="604"/>
-                <wp:lineTo x="0" y="642"/>
-                <wp:lineTo x="0" y="679"/>
-                <wp:lineTo x="0" y="717"/>
-                <wp:lineTo x="0" y="755"/>
-                <wp:lineTo x="0" y="793"/>
-                <wp:lineTo x="0" y="831"/>
-                <wp:lineTo x="0" y="869"/>
-                <wp:lineTo x="0" y="906"/>
-                <wp:lineTo x="0" y="944"/>
-                <wp:lineTo x="0" y="982"/>
-                <wp:lineTo x="0" y="1020"/>
-                <wp:lineTo x="0" y="1058"/>
-                <wp:lineTo x="0" y="1096"/>
-                <wp:lineTo x="0" y="1133"/>
-                <wp:lineTo x="0" y="1170"/>
-                <wp:lineTo x="0" y="1208"/>
-                <wp:lineTo x="0" y="1246"/>
-                <wp:lineTo x="0" y="1284"/>
-                <wp:lineTo x="0" y="1321"/>
-                <wp:lineTo x="0" y="1359"/>
-                <wp:lineTo x="0" y="1397"/>
-                <wp:lineTo x="0" y="1435"/>
-                <wp:lineTo x="0" y="1473"/>
-                <wp:lineTo x="0" y="1511"/>
-                <wp:lineTo x="0" y="1548"/>
-                <wp:lineTo x="0" y="1586"/>
-                <wp:lineTo x="0" y="1624"/>
-                <wp:lineTo x="0" y="1662"/>
-                <wp:lineTo x="0" y="1700"/>
-                <wp:lineTo x="0" y="1738"/>
-                <wp:lineTo x="0" y="1775"/>
-                <wp:lineTo x="0" y="1813"/>
-                <wp:lineTo x="0" y="1851"/>
-                <wp:lineTo x="0" y="1889"/>
-                <wp:lineTo x="0" y="1927"/>
-                <wp:lineTo x="0" y="1965"/>
-                <wp:lineTo x="0" y="2002"/>
-                <wp:lineTo x="0" y="2040"/>
-                <wp:lineTo x="0" y="2078"/>
-                <wp:lineTo x="0" y="2116"/>
-                <wp:lineTo x="0" y="2154"/>
-                <wp:lineTo x="0" y="2192"/>
-                <wp:lineTo x="0" y="2229"/>
-                <wp:lineTo x="0" y="2267"/>
-                <wp:lineTo x="0" y="2304"/>
-                <wp:lineTo x="0" y="2342"/>
-                <wp:lineTo x="0" y="2380"/>
-                <wp:lineTo x="0" y="2418"/>
-                <wp:lineTo x="0" y="2455"/>
-                <wp:lineTo x="0" y="2493"/>
-                <wp:lineTo x="0" y="2531"/>
-                <wp:lineTo x="0" y="2569"/>
-                <wp:lineTo x="0" y="2607"/>
-                <wp:lineTo x="0" y="2644"/>
-                <wp:lineTo x="0" y="2682"/>
-                <wp:lineTo x="0" y="2720"/>
-                <wp:lineTo x="0" y="2758"/>
-                <wp:lineTo x="0" y="2796"/>
-                <wp:lineTo x="0" y="2834"/>
-                <wp:lineTo x="0" y="2871"/>
-                <wp:lineTo x="0" y="2909"/>
-                <wp:lineTo x="0" y="2947"/>
-                <wp:lineTo x="0" y="2985"/>
-                <wp:lineTo x="0" y="3023"/>
-                <wp:lineTo x="0" y="3061"/>
-                <wp:lineTo x="0" y="3098"/>
-                <wp:lineTo x="0" y="3136"/>
-                <wp:lineTo x="0" y="3174"/>
-                <wp:lineTo x="0" y="3212"/>
-                <wp:lineTo x="0" y="3250"/>
-                <wp:lineTo x="0" y="3288"/>
-                <wp:lineTo x="0" y="3325"/>
-                <wp:lineTo x="0" y="3363"/>
-                <wp:lineTo x="0" y="3401"/>
-                <wp:lineTo x="0" y="3438"/>
-                <wp:lineTo x="0" y="3476"/>
-                <wp:lineTo x="0" y="3514"/>
-                <wp:lineTo x="0" y="3551"/>
-                <wp:lineTo x="0" y="3589"/>
-                <wp:lineTo x="0" y="3627"/>
-                <wp:lineTo x="0" y="3665"/>
-                <wp:lineTo x="0" y="3703"/>
-                <wp:lineTo x="0" y="3741"/>
-                <wp:lineTo x="0" y="3778"/>
-                <wp:lineTo x="0" y="3816"/>
-                <wp:lineTo x="0" y="3854"/>
-                <wp:lineTo x="0" y="3892"/>
-                <wp:lineTo x="0" y="3930"/>
-                <wp:lineTo x="0" y="3967"/>
-                <wp:lineTo x="0" y="4005"/>
-                <wp:lineTo x="0" y="4043"/>
-                <wp:lineTo x="0" y="4081"/>
-                <wp:lineTo x="0" y="4119"/>
-                <wp:lineTo x="0" y="4157"/>
-                <wp:lineTo x="0" y="4194"/>
-                <wp:lineTo x="0" y="4232"/>
-                <wp:lineTo x="0" y="4270"/>
-                <wp:lineTo x="0" y="4308"/>
-                <wp:lineTo x="0" y="4346"/>
-                <wp:lineTo x="0" y="4384"/>
-                <wp:lineTo x="0" y="4421"/>
-                <wp:lineTo x="0" y="4459"/>
-                <wp:lineTo x="0" y="4497"/>
-                <wp:lineTo x="0" y="4535"/>
-                <wp:lineTo x="0" y="4572"/>
-                <wp:lineTo x="0" y="4610"/>
-                <wp:lineTo x="0" y="4647"/>
-                <wp:lineTo x="0" y="4685"/>
-                <wp:lineTo x="0" y="4723"/>
-                <wp:lineTo x="0" y="4761"/>
-                <wp:lineTo x="0" y="4799"/>
-                <wp:lineTo x="0" y="4837"/>
-                <wp:lineTo x="0" y="4874"/>
-                <wp:lineTo x="0" y="4912"/>
-                <wp:lineTo x="0" y="4950"/>
-                <wp:lineTo x="0" y="4988"/>
-                <wp:lineTo x="0" y="5026"/>
-                <wp:lineTo x="0" y="5064"/>
-                <wp:lineTo x="0" y="5101"/>
-                <wp:lineTo x="0" y="5139"/>
-                <wp:lineTo x="0" y="5177"/>
-                <wp:lineTo x="0" y="5215"/>
-                <wp:lineTo x="0" y="5253"/>
-                <wp:lineTo x="0" y="5290"/>
-                <wp:lineTo x="0" y="5328"/>
-                <wp:lineTo x="0" y="5366"/>
-                <wp:lineTo x="0" y="5404"/>
-                <wp:lineTo x="0" y="5442"/>
-                <wp:lineTo x="0" y="5480"/>
-                <wp:lineTo x="0" y="5517"/>
-                <wp:lineTo x="0" y="5555"/>
-                <wp:lineTo x="0" y="5593"/>
-                <wp:lineTo x="0" y="5631"/>
-                <wp:lineTo x="0" y="5669"/>
-                <wp:lineTo x="0" y="5706"/>
-                <wp:lineTo x="0" y="5743"/>
-                <wp:lineTo x="0" y="5781"/>
-                <wp:lineTo x="0" y="5819"/>
-                <wp:lineTo x="0" y="5857"/>
-                <wp:lineTo x="0" y="5895"/>
-                <wp:lineTo x="0" y="5933"/>
-                <wp:lineTo x="0" y="5970"/>
-                <wp:lineTo x="0" y="6008"/>
-                <wp:lineTo x="0" y="6046"/>
-                <wp:lineTo x="0" y="6084"/>
-                <wp:lineTo x="0" y="6122"/>
-                <wp:lineTo x="0" y="6160"/>
-                <wp:lineTo x="0" y="6197"/>
-                <wp:lineTo x="0" y="6235"/>
-                <wp:lineTo x="0" y="6273"/>
-                <wp:lineTo x="0" y="6311"/>
-                <wp:lineTo x="0" y="6349"/>
-                <wp:lineTo x="0" y="6386"/>
-                <wp:lineTo x="0" y="6424"/>
-                <wp:lineTo x="0" y="6462"/>
-                <wp:lineTo x="0" y="6500"/>
-                <wp:lineTo x="0" y="6538"/>
-                <wp:lineTo x="0" y="6576"/>
-                <wp:lineTo x="0" y="6613"/>
-                <wp:lineTo x="0" y="6651"/>
-                <wp:lineTo x="0" y="6689"/>
-                <wp:lineTo x="0" y="6727"/>
-                <wp:lineTo x="0" y="6765"/>
-                <wp:lineTo x="0" y="6803"/>
-                <wp:lineTo x="0" y="6839"/>
-                <wp:lineTo x="0" y="6877"/>
-                <wp:lineTo x="0" y="6915"/>
-                <wp:lineTo x="0" y="6953"/>
-                <wp:lineTo x="0" y="6991"/>
-                <wp:lineTo x="0" y="7029"/>
-                <wp:lineTo x="0" y="7066"/>
-                <wp:lineTo x="0" y="7104"/>
-                <wp:lineTo x="0" y="7142"/>
-                <wp:lineTo x="0" y="7180"/>
-                <wp:lineTo x="0" y="7218"/>
-                <wp:lineTo x="0" y="7256"/>
-                <wp:lineTo x="0" y="7293"/>
-                <wp:lineTo x="0" y="7331"/>
-                <wp:lineTo x="0" y="7369"/>
-                <wp:lineTo x="0" y="7407"/>
-                <wp:lineTo x="0" y="7445"/>
-                <wp:lineTo x="0" y="7483"/>
-                <wp:lineTo x="0" y="7520"/>
-                <wp:lineTo x="0" y="7558"/>
-                <wp:lineTo x="0" y="7596"/>
-                <wp:lineTo x="0" y="7634"/>
-                <wp:lineTo x="0" y="7672"/>
-                <wp:lineTo x="0" y="7709"/>
-                <wp:lineTo x="0" y="7747"/>
-                <wp:lineTo x="0" y="7785"/>
-                <wp:lineTo x="0" y="7823"/>
-                <wp:lineTo x="0" y="7861"/>
-                <wp:lineTo x="0" y="7899"/>
-                <wp:lineTo x="0" y="7936"/>
-                <wp:lineTo x="0" y="7973"/>
-                <wp:lineTo x="0" y="8011"/>
-                <wp:lineTo x="0" y="8049"/>
-                <wp:lineTo x="0" y="8087"/>
-                <wp:lineTo x="0" y="8125"/>
-                <wp:lineTo x="0" y="8162"/>
-                <wp:lineTo x="0" y="8200"/>
-                <wp:lineTo x="0" y="8238"/>
-                <wp:lineTo x="0" y="8276"/>
-                <wp:lineTo x="0" y="8314"/>
-                <wp:lineTo x="0" y="8352"/>
-                <wp:lineTo x="0" y="8389"/>
-                <wp:lineTo x="0" y="8427"/>
-                <wp:lineTo x="0" y="8465"/>
-                <wp:lineTo x="0" y="8503"/>
-                <wp:lineTo x="0" y="8541"/>
-                <wp:lineTo x="0" y="8579"/>
-                <wp:lineTo x="0" y="8616"/>
-                <wp:lineTo x="0" y="8654"/>
-                <wp:lineTo x="0" y="8692"/>
-                <wp:lineTo x="0" y="8730"/>
-                <wp:lineTo x="0" y="8768"/>
-                <wp:lineTo x="0" y="8806"/>
-                <wp:lineTo x="0" y="8843"/>
-                <wp:lineTo x="0" y="8881"/>
-                <wp:lineTo x="0" y="8919"/>
-                <wp:lineTo x="0" y="8957"/>
-                <wp:lineTo x="0" y="8995"/>
-                <wp:lineTo x="0" y="9032"/>
-                <wp:lineTo x="0" y="9070"/>
-                <wp:lineTo x="0" y="9107"/>
-                <wp:lineTo x="0" y="9145"/>
-                <wp:lineTo x="0" y="9183"/>
-                <wp:lineTo x="0" y="9221"/>
-                <wp:lineTo x="0" y="9258"/>
-                <wp:lineTo x="0" y="9296"/>
-                <wp:lineTo x="0" y="9334"/>
-                <wp:lineTo x="0" y="9372"/>
-                <wp:lineTo x="0" y="9410"/>
-                <wp:lineTo x="0" y="9448"/>
-                <wp:lineTo x="0" y="9485"/>
-                <wp:lineTo x="0" y="9523"/>
-                <wp:lineTo x="0" y="9561"/>
-                <wp:lineTo x="0" y="9599"/>
-                <wp:lineTo x="0" y="9637"/>
-                <wp:lineTo x="0" y="9675"/>
-                <wp:lineTo x="0" y="9712"/>
-                <wp:lineTo x="0" y="9750"/>
-                <wp:lineTo x="0" y="9788"/>
-                <wp:lineTo x="0" y="9826"/>
-                <wp:lineTo x="0" y="9864"/>
-                <wp:lineTo x="0" y="9902"/>
-                <wp:lineTo x="0" y="9939"/>
-                <wp:lineTo x="0" y="9977"/>
-                <wp:lineTo x="0" y="10015"/>
-                <wp:lineTo x="0" y="10053"/>
-                <wp:lineTo x="0" y="10091"/>
-                <wp:lineTo x="0" y="10129"/>
-                <wp:lineTo x="0" y="10166"/>
-                <wp:lineTo x="0" y="10204"/>
-                <wp:lineTo x="0" y="10241"/>
-                <wp:lineTo x="0" y="10279"/>
-                <wp:lineTo x="0" y="10317"/>
-                <wp:lineTo x="0" y="10354"/>
-                <wp:lineTo x="0" y="10392"/>
-                <wp:lineTo x="0" y="10430"/>
-                <wp:lineTo x="0" y="10468"/>
-                <wp:lineTo x="0" y="10506"/>
-                <wp:lineTo x="0" y="10544"/>
-                <wp:lineTo x="0" y="10581"/>
-                <wp:lineTo x="0" y="10619"/>
-                <wp:lineTo x="0" y="10657"/>
-                <wp:lineTo x="0" y="10695"/>
-                <wp:lineTo x="0" y="10733"/>
-                <wp:lineTo x="0" y="10771"/>
-                <wp:lineTo x="0" y="10808"/>
-                <wp:lineTo x="0" y="10846"/>
-                <wp:lineTo x="0" y="10884"/>
-                <wp:lineTo x="0" y="10922"/>
-                <wp:lineTo x="0" y="10960"/>
-                <wp:lineTo x="0" y="10998"/>
-                <wp:lineTo x="0" y="11035"/>
-                <wp:lineTo x="0" y="11073"/>
-                <wp:lineTo x="0" y="11111"/>
-                <wp:lineTo x="0" y="11149"/>
-                <wp:lineTo x="0" y="11187"/>
-                <wp:lineTo x="0" y="11225"/>
-                <wp:lineTo x="0" y="11262"/>
-                <wp:lineTo x="0" y="11300"/>
-                <wp:lineTo x="0" y="11338"/>
-                <wp:lineTo x="0" y="11375"/>
-                <wp:lineTo x="0" y="11413"/>
-                <wp:lineTo x="0" y="11450"/>
-                <wp:lineTo x="0" y="11488"/>
-                <wp:lineTo x="0" y="11526"/>
-                <wp:lineTo x="0" y="11564"/>
-                <wp:lineTo x="0" y="11602"/>
-                <wp:lineTo x="0" y="11640"/>
-                <wp:lineTo x="0" y="11677"/>
-                <wp:lineTo x="0" y="11715"/>
-                <wp:lineTo x="0" y="11753"/>
-                <wp:lineTo x="0" y="11791"/>
-                <wp:lineTo x="0" y="11829"/>
-                <wp:lineTo x="0" y="11867"/>
-                <wp:lineTo x="0" y="11904"/>
-                <wp:lineTo x="0" y="11942"/>
-                <wp:lineTo x="0" y="11980"/>
-                <wp:lineTo x="0" y="12018"/>
-                <wp:lineTo x="0" y="12056"/>
-                <wp:lineTo x="0" y="12094"/>
-                <wp:lineTo x="0" y="12131"/>
-                <wp:lineTo x="0" y="12169"/>
-                <wp:lineTo x="0" y="12207"/>
-                <wp:lineTo x="0" y="12245"/>
-                <wp:lineTo x="0" y="12283"/>
-                <wp:lineTo x="0" y="12321"/>
-                <wp:lineTo x="0" y="12358"/>
-                <wp:lineTo x="0" y="12396"/>
-                <wp:lineTo x="0" y="12434"/>
-                <wp:lineTo x="0" y="12472"/>
-                <wp:lineTo x="0" y="12509"/>
-                <wp:lineTo x="0" y="12547"/>
-                <wp:lineTo x="0" y="12584"/>
-                <wp:lineTo x="0" y="12622"/>
-                <wp:lineTo x="0" y="12660"/>
-                <wp:lineTo x="0" y="12698"/>
-                <wp:lineTo x="0" y="12736"/>
-                <wp:lineTo x="0" y="12773"/>
-                <wp:lineTo x="0" y="12811"/>
-                <wp:lineTo x="0" y="12849"/>
-                <wp:lineTo x="0" y="12887"/>
-                <wp:lineTo x="0" y="12925"/>
-                <wp:lineTo x="0" y="12963"/>
-                <wp:lineTo x="0" y="13000"/>
-                <wp:lineTo x="0" y="13038"/>
-                <wp:lineTo x="0" y="13076"/>
-                <wp:lineTo x="0" y="13114"/>
-                <wp:lineTo x="0" y="13152"/>
-                <wp:lineTo x="0" y="13190"/>
-                <wp:lineTo x="0" y="13227"/>
-                <wp:lineTo x="0" y="13265"/>
-                <wp:lineTo x="0" y="13303"/>
-                <wp:lineTo x="0" y="13341"/>
-                <wp:lineTo x="0" y="13379"/>
-                <wp:lineTo x="0" y="13417"/>
-                <wp:lineTo x="0" y="13454"/>
-                <wp:lineTo x="0" y="13492"/>
-                <wp:lineTo x="0" y="13530"/>
-                <wp:lineTo x="0" y="13568"/>
-                <wp:lineTo x="0" y="13606"/>
-                <wp:lineTo x="0" y="13643"/>
-                <wp:lineTo x="0" y="13680"/>
-                <wp:lineTo x="0" y="13718"/>
-                <wp:lineTo x="0" y="13756"/>
-                <wp:lineTo x="0" y="13794"/>
-                <wp:lineTo x="0" y="13832"/>
-                <wp:lineTo x="0" y="13870"/>
-                <wp:lineTo x="0" y="13907"/>
-                <wp:lineTo x="0" y="13945"/>
-                <wp:lineTo x="0" y="13983"/>
-                <wp:lineTo x="0" y="14021"/>
-                <wp:lineTo x="0" y="14059"/>
-                <wp:lineTo x="0" y="14096"/>
-                <wp:lineTo x="0" y="14134"/>
-                <wp:lineTo x="0" y="14172"/>
-                <wp:lineTo x="0" y="14210"/>
-                <wp:lineTo x="0" y="14248"/>
-                <wp:lineTo x="0" y="14286"/>
-                <wp:lineTo x="0" y="14323"/>
-                <wp:lineTo x="0" y="14361"/>
-                <wp:lineTo x="0" y="14399"/>
-                <wp:lineTo x="0" y="14437"/>
-                <wp:lineTo x="0" y="14475"/>
-                <wp:lineTo x="0" y="14513"/>
-                <wp:lineTo x="0" y="14550"/>
-                <wp:lineTo x="0" y="14588"/>
-                <wp:lineTo x="0" y="14626"/>
-                <wp:lineTo x="0" y="14664"/>
-                <wp:lineTo x="0" y="14702"/>
-                <wp:lineTo x="0" y="14740"/>
-                <wp:lineTo x="0" y="14776"/>
-                <wp:lineTo x="0" y="14814"/>
-                <wp:lineTo x="0" y="14852"/>
-                <wp:lineTo x="0" y="14890"/>
-                <wp:lineTo x="0" y="14928"/>
-                <wp:lineTo x="0" y="14966"/>
-                <wp:lineTo x="0" y="15003"/>
-                <wp:lineTo x="0" y="15041"/>
-                <wp:lineTo x="0" y="15079"/>
-                <wp:lineTo x="0" y="15117"/>
-                <wp:lineTo x="0" y="15155"/>
-                <wp:lineTo x="0" y="15193"/>
-                <wp:lineTo x="0" y="15230"/>
-                <wp:lineTo x="0" y="15268"/>
-                <wp:lineTo x="0" y="15306"/>
-                <wp:lineTo x="0" y="15344"/>
-                <wp:lineTo x="0" y="15382"/>
-                <wp:lineTo x="0" y="15419"/>
-                <wp:lineTo x="0" y="15457"/>
-                <wp:lineTo x="0" y="15495"/>
-                <wp:lineTo x="0" y="15533"/>
-                <wp:lineTo x="0" y="15571"/>
-                <wp:lineTo x="0" y="15609"/>
-                <wp:lineTo x="0" y="15646"/>
-                <wp:lineTo x="0" y="15684"/>
-                <wp:lineTo x="0" y="15722"/>
-                <wp:lineTo x="0" y="15760"/>
-                <wp:lineTo x="0" y="15798"/>
-                <wp:lineTo x="0" y="15836"/>
-                <wp:lineTo x="0" y="15873"/>
-                <wp:lineTo x="0" y="15910"/>
-                <wp:lineTo x="0" y="15948"/>
-                <wp:lineTo x="0" y="15986"/>
-                <wp:lineTo x="0" y="16024"/>
-                <wp:lineTo x="0" y="16062"/>
-                <wp:lineTo x="0" y="16099"/>
-                <wp:lineTo x="0" y="16137"/>
-                <wp:lineTo x="0" y="16175"/>
-                <wp:lineTo x="0" y="16213"/>
-                <wp:lineTo x="0" y="16251"/>
-                <wp:lineTo x="0" y="16289"/>
-                <wp:lineTo x="0" y="16326"/>
-                <wp:lineTo x="0" y="16364"/>
-                <wp:lineTo x="0" y="16402"/>
-                <wp:lineTo x="0" y="16440"/>
-                <wp:lineTo x="0" y="16478"/>
-                <wp:lineTo x="0" y="16515"/>
-                <wp:lineTo x="0" y="16553"/>
-                <wp:lineTo x="0" y="16591"/>
-                <wp:lineTo x="0" y="16629"/>
-                <wp:lineTo x="0" y="16667"/>
-                <wp:lineTo x="0" y="16705"/>
-                <wp:lineTo x="0" y="16742"/>
-                <wp:lineTo x="0" y="16780"/>
-                <wp:lineTo x="0" y="16818"/>
-                <wp:lineTo x="0" y="16856"/>
-                <wp:lineTo x="0" y="16894"/>
-                <wp:lineTo x="0" y="16932"/>
-                <wp:lineTo x="0" y="16969"/>
-                <wp:lineTo x="0" y="17007"/>
-                <wp:lineTo x="0" y="17044"/>
-                <wp:lineTo x="0" y="17082"/>
-                <wp:lineTo x="0" y="17120"/>
-                <wp:lineTo x="0" y="17158"/>
-                <wp:lineTo x="0" y="17195"/>
-                <wp:lineTo x="0" y="17233"/>
-                <wp:lineTo x="0" y="17271"/>
-                <wp:lineTo x="0" y="17309"/>
-                <wp:lineTo x="0" y="17347"/>
-                <wp:lineTo x="0" y="17385"/>
-                <wp:lineTo x="0" y="17422"/>
-                <wp:lineTo x="0" y="17460"/>
-                <wp:lineTo x="0" y="17498"/>
-                <wp:lineTo x="0" y="17536"/>
-                <wp:lineTo x="0" y="17574"/>
-                <wp:lineTo x="0" y="17612"/>
-                <wp:lineTo x="0" y="17649"/>
-                <wp:lineTo x="0" y="17687"/>
-                <wp:lineTo x="0" y="17725"/>
-                <wp:lineTo x="0" y="17763"/>
-                <wp:lineTo x="0" y="17801"/>
-                <wp:lineTo x="0" y="17838"/>
-                <wp:lineTo x="0" y="17876"/>
-                <wp:lineTo x="0" y="17914"/>
-                <wp:lineTo x="0" y="17952"/>
-                <wp:lineTo x="0" y="17990"/>
-                <wp:lineTo x="0" y="18028"/>
-                <wp:lineTo x="0" y="18065"/>
-                <wp:lineTo x="0" y="18103"/>
-                <wp:lineTo x="0" y="18141"/>
-                <wp:lineTo x="0" y="18178"/>
-                <wp:lineTo x="0" y="18216"/>
-                <wp:lineTo x="0" y="18254"/>
-                <wp:lineTo x="0" y="18291"/>
-                <wp:lineTo x="0" y="18329"/>
-                <wp:lineTo x="0" y="18367"/>
-                <wp:lineTo x="0" y="18405"/>
-                <wp:lineTo x="0" y="18443"/>
-                <wp:lineTo x="0" y="18481"/>
-                <wp:lineTo x="0" y="18518"/>
-                <wp:lineTo x="0" y="18556"/>
-                <wp:lineTo x="0" y="18594"/>
-                <wp:lineTo x="0" y="18632"/>
-                <wp:lineTo x="0" y="18670"/>
-                <wp:lineTo x="0" y="18708"/>
-                <wp:lineTo x="0" y="18745"/>
-                <wp:lineTo x="0" y="18783"/>
-                <wp:lineTo x="0" y="18821"/>
-                <wp:lineTo x="0" y="18859"/>
-                <wp:lineTo x="0" y="18897"/>
-                <wp:lineTo x="0" y="18935"/>
-                <wp:lineTo x="0" y="18972"/>
-                <wp:lineTo x="0" y="19010"/>
-                <wp:lineTo x="0" y="19048"/>
-                <wp:lineTo x="0" y="19086"/>
-                <wp:lineTo x="0" y="19124"/>
-                <wp:lineTo x="0" y="19161"/>
-                <wp:lineTo x="0" y="19199"/>
-                <wp:lineTo x="0" y="19237"/>
-                <wp:lineTo x="0" y="19275"/>
-                <wp:lineTo x="0" y="19312"/>
-                <wp:lineTo x="0" y="19350"/>
-                <wp:lineTo x="0" y="19387"/>
-                <wp:lineTo x="0" y="19425"/>
-                <wp:lineTo x="0" y="19463"/>
-                <wp:lineTo x="0" y="19501"/>
-                <wp:lineTo x="0" y="19539"/>
-                <wp:lineTo x="0" y="19577"/>
-                <wp:lineTo x="0" y="19614"/>
-                <wp:lineTo x="0" y="19652"/>
-                <wp:lineTo x="0" y="19690"/>
-                <wp:lineTo x="0" y="19728"/>
-                <wp:lineTo x="0" y="19766"/>
-                <wp:lineTo x="0" y="19804"/>
-                <wp:lineTo x="0" y="19841"/>
-                <wp:lineTo x="0" y="19879"/>
-                <wp:lineTo x="0" y="19917"/>
-                <wp:lineTo x="0" y="19955"/>
-                <wp:lineTo x="0" y="19993"/>
-                <wp:lineTo x="0" y="20031"/>
-                <wp:lineTo x="0" y="20068"/>
-                <wp:lineTo x="0" y="20106"/>
-                <wp:lineTo x="0" y="20144"/>
-                <wp:lineTo x="0" y="20182"/>
-                <wp:lineTo x="0" y="20220"/>
-                <wp:lineTo x="0" y="20258"/>
-                <wp:lineTo x="0" y="20295"/>
-                <wp:lineTo x="0" y="20333"/>
-                <wp:lineTo x="0" y="20371"/>
-                <wp:lineTo x="0" y="20409"/>
-                <wp:lineTo x="0" y="20446"/>
-                <wp:lineTo x="0" y="20483"/>
-                <wp:lineTo x="0" y="20521"/>
-                <wp:lineTo x="0" y="20559"/>
-                <wp:lineTo x="0" y="20597"/>
-                <wp:lineTo x="0" y="20635"/>
-                <wp:lineTo x="0" y="20673"/>
-                <wp:lineTo x="0" y="20710"/>
-                <wp:lineTo x="0" y="20748"/>
-                <wp:lineTo x="0" y="20786"/>
-                <wp:lineTo x="0" y="20824"/>
-                <wp:lineTo x="0" y="20862"/>
-                <wp:lineTo x="0" y="20900"/>
-                <wp:lineTo x="0" y="20937"/>
-                <wp:lineTo x="0" y="20975"/>
-                <wp:lineTo x="0" y="21013"/>
-                <wp:lineTo x="0" y="21051"/>
-                <wp:lineTo x="0" y="21089"/>
-                <wp:lineTo x="0" y="21127"/>
-                <wp:lineTo x="0" y="21164"/>
-                <wp:lineTo x="0" y="21202"/>
-                <wp:lineTo x="0" y="21240"/>
-                <wp:lineTo x="0" y="21278"/>
-                <wp:lineTo x="0" y="21316"/>
-                <wp:lineTo x="0" y="21354"/>
-                <wp:lineTo x="0" y="21391"/>
-                <wp:lineTo x="0" y="21429"/>
-                <wp:lineTo x="0" y="21467"/>
-                <wp:lineTo x="0" y="21505"/>
-                <wp:lineTo x="21560" y="21505"/>
-                <wp:lineTo x="21560" y="21467"/>
-                <wp:lineTo x="21560" y="21429"/>
-                <wp:lineTo x="21560" y="21391"/>
-                <wp:lineTo x="21560" y="21354"/>
-                <wp:lineTo x="21560" y="21316"/>
-                <wp:lineTo x="21560" y="21278"/>
-                <wp:lineTo x="21560" y="21240"/>
-                <wp:lineTo x="21560" y="21202"/>
-                <wp:lineTo x="21560" y="21164"/>
-                <wp:lineTo x="21560" y="21127"/>
-                <wp:lineTo x="21560" y="21089"/>
-                <wp:lineTo x="21560" y="21051"/>
-                <wp:lineTo x="21560" y="21013"/>
-                <wp:lineTo x="21560" y="20975"/>
-                <wp:lineTo x="21560" y="20937"/>
-                <wp:lineTo x="21560" y="20900"/>
-                <wp:lineTo x="21560" y="20862"/>
-                <wp:lineTo x="21560" y="20824"/>
-                <wp:lineTo x="21560" y="20786"/>
-                <wp:lineTo x="21560" y="20748"/>
-                <wp:lineTo x="21560" y="20710"/>
-                <wp:lineTo x="21560" y="20673"/>
-                <wp:lineTo x="21560" y="20635"/>
-                <wp:lineTo x="21560" y="20597"/>
-                <wp:lineTo x="21560" y="20559"/>
-                <wp:lineTo x="21560" y="20521"/>
-                <wp:lineTo x="21560" y="20483"/>
-                <wp:lineTo x="21560" y="20446"/>
-                <wp:lineTo x="21560" y="20409"/>
-                <wp:lineTo x="21560" y="20371"/>
-                <wp:lineTo x="21560" y="20333"/>
-                <wp:lineTo x="21560" y="20295"/>
-                <wp:lineTo x="21560" y="20258"/>
-                <wp:lineTo x="21560" y="20220"/>
-                <wp:lineTo x="21560" y="20182"/>
-                <wp:lineTo x="21560" y="20144"/>
-                <wp:lineTo x="21560" y="20106"/>
-                <wp:lineTo x="21560" y="20068"/>
-                <wp:lineTo x="21560" y="20031"/>
-                <wp:lineTo x="21560" y="19993"/>
-                <wp:lineTo x="21560" y="19955"/>
-                <wp:lineTo x="21560" y="19917"/>
-                <wp:lineTo x="21560" y="19879"/>
-                <wp:lineTo x="21560" y="19841"/>
-                <wp:lineTo x="21560" y="19804"/>
-                <wp:lineTo x="21560" y="19766"/>
-                <wp:lineTo x="21560" y="19728"/>
-                <wp:lineTo x="21560" y="19690"/>
-                <wp:lineTo x="21560" y="19652"/>
-                <wp:lineTo x="21560" y="19614"/>
-                <wp:lineTo x="21560" y="19577"/>
-                <wp:lineTo x="21560" y="19539"/>
-                <wp:lineTo x="21560" y="19501"/>
-                <wp:lineTo x="21560" y="19463"/>
-                <wp:lineTo x="21560" y="19425"/>
-                <wp:lineTo x="21560" y="19387"/>
-                <wp:lineTo x="21560" y="19350"/>
-                <wp:lineTo x="21560" y="19312"/>
-                <wp:lineTo x="21560" y="19275"/>
-                <wp:lineTo x="21560" y="19237"/>
-                <wp:lineTo x="21560" y="19199"/>
-                <wp:lineTo x="21560" y="19161"/>
-                <wp:lineTo x="21560" y="19124"/>
-                <wp:lineTo x="21560" y="19086"/>
-                <wp:lineTo x="21560" y="19048"/>
-                <wp:lineTo x="21560" y="19010"/>
-                <wp:lineTo x="21560" y="18972"/>
-                <wp:lineTo x="21560" y="18935"/>
-                <wp:lineTo x="21560" y="18897"/>
-                <wp:lineTo x="21560" y="18859"/>
-                <wp:lineTo x="21560" y="18821"/>
-                <wp:lineTo x="21560" y="18783"/>
-                <wp:lineTo x="21560" y="18745"/>
-                <wp:lineTo x="21560" y="18708"/>
-                <wp:lineTo x="21560" y="18670"/>
-                <wp:lineTo x="21560" y="18632"/>
-                <wp:lineTo x="21560" y="18594"/>
-                <wp:lineTo x="21560" y="18556"/>
-                <wp:lineTo x="21560" y="18518"/>
-                <wp:lineTo x="21560" y="18481"/>
-                <wp:lineTo x="21560" y="18443"/>
-                <wp:lineTo x="21560" y="18405"/>
-                <wp:lineTo x="21560" y="18367"/>
-                <wp:lineTo x="21560" y="18329"/>
-                <wp:lineTo x="21560" y="18291"/>
-                <wp:lineTo x="21560" y="18254"/>
-                <wp:lineTo x="21560" y="18216"/>
-                <wp:lineTo x="21560" y="18178"/>
-                <wp:lineTo x="21560" y="18141"/>
-                <wp:lineTo x="21560" y="18103"/>
-                <wp:lineTo x="21560" y="18065"/>
-                <wp:lineTo x="21560" y="18028"/>
-                <wp:lineTo x="21560" y="17990"/>
-                <wp:lineTo x="21560" y="17952"/>
-                <wp:lineTo x="21560" y="17914"/>
-                <wp:lineTo x="21560" y="17876"/>
-                <wp:lineTo x="21560" y="17838"/>
-                <wp:lineTo x="21560" y="17801"/>
-                <wp:lineTo x="21560" y="17763"/>
-                <wp:lineTo x="21560" y="17725"/>
-                <wp:lineTo x="21560" y="17687"/>
-                <wp:lineTo x="21560" y="17649"/>
-                <wp:lineTo x="21560" y="17612"/>
-                <wp:lineTo x="21560" y="17574"/>
-                <wp:lineTo x="21560" y="17536"/>
-                <wp:lineTo x="21560" y="17498"/>
-                <wp:lineTo x="21560" y="17460"/>
-                <wp:lineTo x="21560" y="17422"/>
-                <wp:lineTo x="21560" y="17385"/>
-                <wp:lineTo x="21560" y="17347"/>
-                <wp:lineTo x="21560" y="17309"/>
-                <wp:lineTo x="21560" y="17271"/>
-                <wp:lineTo x="21560" y="17233"/>
-                <wp:lineTo x="21560" y="17195"/>
-                <wp:lineTo x="21560" y="17158"/>
-                <wp:lineTo x="21560" y="17120"/>
-                <wp:lineTo x="21560" y="17082"/>
-                <wp:lineTo x="21560" y="17044"/>
-                <wp:lineTo x="21560" y="17007"/>
-                <wp:lineTo x="21560" y="16969"/>
-                <wp:lineTo x="21560" y="16932"/>
-                <wp:lineTo x="21560" y="16894"/>
-                <wp:lineTo x="21560" y="16856"/>
-                <wp:lineTo x="21560" y="16818"/>
-                <wp:lineTo x="21560" y="16780"/>
-                <wp:lineTo x="21560" y="16742"/>
-                <wp:lineTo x="21560" y="16705"/>
-                <wp:lineTo x="21560" y="16667"/>
-                <wp:lineTo x="21560" y="16629"/>
-                <wp:lineTo x="21560" y="16591"/>
-                <wp:lineTo x="21560" y="16553"/>
-                <wp:lineTo x="21560" y="16515"/>
-                <wp:lineTo x="21560" y="16478"/>
-                <wp:lineTo x="21560" y="16440"/>
-                <wp:lineTo x="21560" y="16402"/>
-                <wp:lineTo x="21560" y="16364"/>
-                <wp:lineTo x="21560" y="16326"/>
-                <wp:lineTo x="21560" y="16289"/>
-                <wp:lineTo x="21560" y="16251"/>
-                <wp:lineTo x="21560" y="16213"/>
-                <wp:lineTo x="21560" y="16175"/>
-                <wp:lineTo x="21560" y="16137"/>
-                <wp:lineTo x="21560" y="16099"/>
-                <wp:lineTo x="21560" y="16062"/>
-                <wp:lineTo x="21560" y="16024"/>
-                <wp:lineTo x="21560" y="15986"/>
-                <wp:lineTo x="21560" y="15948"/>
-                <wp:lineTo x="21560" y="15910"/>
-                <wp:lineTo x="21560" y="15873"/>
-                <wp:lineTo x="21560" y="15836"/>
-                <wp:lineTo x="21560" y="15798"/>
-                <wp:lineTo x="21560" y="15760"/>
-                <wp:lineTo x="21560" y="15722"/>
-                <wp:lineTo x="21560" y="15684"/>
-                <wp:lineTo x="21560" y="15646"/>
-                <wp:lineTo x="21560" y="15609"/>
-                <wp:lineTo x="21560" y="15571"/>
-                <wp:lineTo x="21560" y="15533"/>
-                <wp:lineTo x="21560" y="15495"/>
-                <wp:lineTo x="21560" y="15457"/>
-                <wp:lineTo x="21560" y="15419"/>
-                <wp:lineTo x="21560" y="15382"/>
-                <wp:lineTo x="21560" y="15344"/>
-                <wp:lineTo x="21560" y="15306"/>
-                <wp:lineTo x="21560" y="15268"/>
-                <wp:lineTo x="21560" y="15230"/>
-                <wp:lineTo x="21560" y="15193"/>
-                <wp:lineTo x="21560" y="15155"/>
-                <wp:lineTo x="21560" y="15117"/>
-                <wp:lineTo x="21560" y="15079"/>
-                <wp:lineTo x="21560" y="15041"/>
-                <wp:lineTo x="21560" y="15003"/>
-                <wp:lineTo x="21560" y="14966"/>
-                <wp:lineTo x="21560" y="14928"/>
-                <wp:lineTo x="21560" y="14890"/>
-                <wp:lineTo x="21560" y="14852"/>
-                <wp:lineTo x="21560" y="14814"/>
-                <wp:lineTo x="21560" y="14776"/>
-                <wp:lineTo x="21560" y="14740"/>
-                <wp:lineTo x="21560" y="14702"/>
-                <wp:lineTo x="21560" y="14664"/>
-                <wp:lineTo x="21560" y="14626"/>
-                <wp:lineTo x="21560" y="14588"/>
-                <wp:lineTo x="21560" y="14550"/>
-                <wp:lineTo x="21560" y="14513"/>
-                <wp:lineTo x="21560" y="14475"/>
-                <wp:lineTo x="21560" y="14437"/>
-                <wp:lineTo x="21560" y="14399"/>
-                <wp:lineTo x="21560" y="14361"/>
-                <wp:lineTo x="21560" y="14323"/>
-                <wp:lineTo x="21560" y="14286"/>
-                <wp:lineTo x="21560" y="14248"/>
-                <wp:lineTo x="21560" y="14210"/>
-                <wp:lineTo x="21560" y="14172"/>
-                <wp:lineTo x="21560" y="14134"/>
-                <wp:lineTo x="21560" y="14096"/>
-                <wp:lineTo x="21560" y="14059"/>
-                <wp:lineTo x="21560" y="14021"/>
-                <wp:lineTo x="21560" y="13983"/>
-                <wp:lineTo x="21560" y="13945"/>
-                <wp:lineTo x="21560" y="13907"/>
-                <wp:lineTo x="21560" y="13870"/>
-                <wp:lineTo x="21560" y="13832"/>
-                <wp:lineTo x="21560" y="13794"/>
-                <wp:lineTo x="21560" y="13756"/>
-                <wp:lineTo x="21560" y="13718"/>
-                <wp:lineTo x="21560" y="13680"/>
-                <wp:lineTo x="21560" y="13643"/>
-                <wp:lineTo x="21560" y="13606"/>
-                <wp:lineTo x="21560" y="13568"/>
-                <wp:lineTo x="21560" y="13530"/>
-                <wp:lineTo x="21560" y="13492"/>
-                <wp:lineTo x="21560" y="13454"/>
-                <wp:lineTo x="21560" y="13417"/>
-                <wp:lineTo x="21560" y="13379"/>
-                <wp:lineTo x="21560" y="13341"/>
-                <wp:lineTo x="21560" y="13303"/>
-                <wp:lineTo x="21560" y="13265"/>
-                <wp:lineTo x="21560" y="13227"/>
-                <wp:lineTo x="21560" y="13190"/>
-                <wp:lineTo x="21560" y="13152"/>
-                <wp:lineTo x="21560" y="13114"/>
-                <wp:lineTo x="21560" y="13076"/>
-                <wp:lineTo x="21560" y="13038"/>
-                <wp:lineTo x="21560" y="13000"/>
-                <wp:lineTo x="21560" y="12963"/>
-                <wp:lineTo x="21560" y="12925"/>
-                <wp:lineTo x="21560" y="12887"/>
-                <wp:lineTo x="21560" y="12849"/>
-                <wp:lineTo x="21560" y="12811"/>
-                <wp:lineTo x="21560" y="12773"/>
-                <wp:lineTo x="21560" y="12736"/>
-                <wp:lineTo x="21560" y="12698"/>
-                <wp:lineTo x="21560" y="12660"/>
-                <wp:lineTo x="21560" y="12622"/>
-                <wp:lineTo x="21560" y="12584"/>
-                <wp:lineTo x="21560" y="12547"/>
-                <wp:lineTo x="21560" y="12509"/>
-                <wp:lineTo x="21560" y="12472"/>
-                <wp:lineTo x="21560" y="12434"/>
-                <wp:lineTo x="21560" y="12396"/>
-                <wp:lineTo x="21560" y="12358"/>
-                <wp:lineTo x="21560" y="12321"/>
-                <wp:lineTo x="21560" y="12283"/>
-                <wp:lineTo x="21560" y="12245"/>
-                <wp:lineTo x="21560" y="12207"/>
-                <wp:lineTo x="21560" y="12169"/>
-                <wp:lineTo x="21560" y="12131"/>
-                <wp:lineTo x="21560" y="12094"/>
-                <wp:lineTo x="21560" y="12056"/>
-                <wp:lineTo x="21560" y="12018"/>
-                <wp:lineTo x="21560" y="11980"/>
-                <wp:lineTo x="21560" y="11942"/>
-                <wp:lineTo x="21560" y="11904"/>
-                <wp:lineTo x="21560" y="11867"/>
-                <wp:lineTo x="21560" y="11829"/>
-                <wp:lineTo x="21560" y="11791"/>
-                <wp:lineTo x="21560" y="11753"/>
-                <wp:lineTo x="21560" y="11715"/>
-                <wp:lineTo x="21560" y="11677"/>
-                <wp:lineTo x="21560" y="11640"/>
-                <wp:lineTo x="21560" y="11602"/>
-                <wp:lineTo x="21560" y="11564"/>
-                <wp:lineTo x="21560" y="11526"/>
-                <wp:lineTo x="21560" y="11488"/>
-                <wp:lineTo x="21560" y="11450"/>
-                <wp:lineTo x="21560" y="11413"/>
-                <wp:lineTo x="21560" y="11375"/>
-                <wp:lineTo x="21560" y="11338"/>
-                <wp:lineTo x="21560" y="11300"/>
-                <wp:lineTo x="21560" y="11262"/>
-                <wp:lineTo x="21560" y="11225"/>
-                <wp:lineTo x="21560" y="11187"/>
-                <wp:lineTo x="21560" y="11149"/>
-                <wp:lineTo x="21560" y="11111"/>
-                <wp:lineTo x="21560" y="11073"/>
-                <wp:lineTo x="21560" y="11035"/>
-                <wp:lineTo x="21560" y="10998"/>
-                <wp:lineTo x="21560" y="10960"/>
-                <wp:lineTo x="21560" y="10922"/>
-                <wp:lineTo x="21560" y="10884"/>
-                <wp:lineTo x="21560" y="10846"/>
-                <wp:lineTo x="21560" y="10808"/>
-                <wp:lineTo x="21560" y="10771"/>
-                <wp:lineTo x="21560" y="10733"/>
-                <wp:lineTo x="21560" y="10695"/>
-                <wp:lineTo x="21560" y="10657"/>
-                <wp:lineTo x="21560" y="10619"/>
-                <wp:lineTo x="21560" y="10581"/>
-                <wp:lineTo x="21560" y="10544"/>
-                <wp:lineTo x="21560" y="10506"/>
-                <wp:lineTo x="21560" y="10468"/>
-                <wp:lineTo x="21560" y="10430"/>
-                <wp:lineTo x="21560" y="10392"/>
-                <wp:lineTo x="21560" y="10354"/>
-                <wp:lineTo x="21560" y="10317"/>
-                <wp:lineTo x="21560" y="10279"/>
-                <wp:lineTo x="21560" y="10241"/>
-                <wp:lineTo x="21560" y="10204"/>
-                <wp:lineTo x="21560" y="10166"/>
-                <wp:lineTo x="21560" y="10129"/>
-                <wp:lineTo x="21560" y="10091"/>
-                <wp:lineTo x="21560" y="10053"/>
-                <wp:lineTo x="21560" y="10015"/>
-                <wp:lineTo x="21560" y="9977"/>
-                <wp:lineTo x="21560" y="9939"/>
-                <wp:lineTo x="21560" y="9902"/>
-                <wp:lineTo x="21560" y="9864"/>
-                <wp:lineTo x="21560" y="9826"/>
-                <wp:lineTo x="21560" y="9788"/>
-                <wp:lineTo x="21560" y="9750"/>
-                <wp:lineTo x="21560" y="9712"/>
-                <wp:lineTo x="21560" y="9675"/>
-                <wp:lineTo x="21560" y="9637"/>
-                <wp:lineTo x="21560" y="9599"/>
-                <wp:lineTo x="21560" y="9561"/>
-                <wp:lineTo x="21560" y="9523"/>
-                <wp:lineTo x="21560" y="9485"/>
-                <wp:lineTo x="21560" y="9448"/>
-                <wp:lineTo x="21560" y="9410"/>
-                <wp:lineTo x="21560" y="9372"/>
-                <wp:lineTo x="21560" y="9334"/>
-                <wp:lineTo x="21560" y="9296"/>
-                <wp:lineTo x="21560" y="9258"/>
-                <wp:lineTo x="21560" y="9221"/>
-                <wp:lineTo x="21560" y="9183"/>
-                <wp:lineTo x="21560" y="9145"/>
-                <wp:lineTo x="21560" y="9107"/>
-                <wp:lineTo x="21560" y="9070"/>
-                <wp:lineTo x="21560" y="9032"/>
-                <wp:lineTo x="21560" y="8995"/>
-                <wp:lineTo x="21560" y="8957"/>
-                <wp:lineTo x="21560" y="8919"/>
-                <wp:lineTo x="21560" y="8881"/>
-                <wp:lineTo x="21560" y="8843"/>
-                <wp:lineTo x="21560" y="8806"/>
-                <wp:lineTo x="21560" y="8768"/>
-                <wp:lineTo x="21560" y="8730"/>
-                <wp:lineTo x="21560" y="8692"/>
-                <wp:lineTo x="21560" y="8654"/>
-                <wp:lineTo x="21560" y="8616"/>
-                <wp:lineTo x="21560" y="8579"/>
-                <wp:lineTo x="21560" y="8541"/>
-                <wp:lineTo x="21560" y="8503"/>
-                <wp:lineTo x="21560" y="8465"/>
-                <wp:lineTo x="21560" y="8427"/>
-                <wp:lineTo x="21560" y="8389"/>
-                <wp:lineTo x="21560" y="8352"/>
-                <wp:lineTo x="21560" y="8314"/>
-                <wp:lineTo x="21560" y="8276"/>
-                <wp:lineTo x="21560" y="8238"/>
-                <wp:lineTo x="21560" y="8200"/>
-                <wp:lineTo x="21560" y="8162"/>
-                <wp:lineTo x="21560" y="8125"/>
-                <wp:lineTo x="21560" y="8087"/>
-                <wp:lineTo x="21560" y="8049"/>
-                <wp:lineTo x="21560" y="8011"/>
-                <wp:lineTo x="21560" y="7973"/>
-                <wp:lineTo x="21560" y="7936"/>
-                <wp:lineTo x="21560" y="7899"/>
-                <wp:lineTo x="21560" y="7861"/>
-                <wp:lineTo x="21560" y="7823"/>
-                <wp:lineTo x="21560" y="7785"/>
-                <wp:lineTo x="21560" y="7747"/>
-                <wp:lineTo x="21560" y="7709"/>
-                <wp:lineTo x="21560" y="7672"/>
-                <wp:lineTo x="21560" y="7634"/>
-                <wp:lineTo x="21560" y="7596"/>
-                <wp:lineTo x="21560" y="7558"/>
-                <wp:lineTo x="21560" y="7520"/>
-                <wp:lineTo x="21560" y="7483"/>
-                <wp:lineTo x="21560" y="7445"/>
-                <wp:lineTo x="21560" y="7407"/>
-                <wp:lineTo x="21560" y="7369"/>
-                <wp:lineTo x="21560" y="7331"/>
-                <wp:lineTo x="21560" y="7293"/>
-                <wp:lineTo x="21560" y="7256"/>
-                <wp:lineTo x="21560" y="7218"/>
-                <wp:lineTo x="21560" y="7180"/>
-                <wp:lineTo x="21560" y="7142"/>
-                <wp:lineTo x="21560" y="7104"/>
-                <wp:lineTo x="21560" y="7066"/>
-                <wp:lineTo x="21560" y="7029"/>
-                <wp:lineTo x="21560" y="6991"/>
-                <wp:lineTo x="21560" y="6953"/>
-                <wp:lineTo x="21560" y="6915"/>
-                <wp:lineTo x="21560" y="6877"/>
-                <wp:lineTo x="21560" y="6839"/>
-                <wp:lineTo x="21560" y="6803"/>
-                <wp:lineTo x="21560" y="6765"/>
-                <wp:lineTo x="21560" y="6727"/>
-                <wp:lineTo x="21560" y="6689"/>
-                <wp:lineTo x="21560" y="6651"/>
-                <wp:lineTo x="21560" y="6613"/>
-                <wp:lineTo x="21560" y="6576"/>
-                <wp:lineTo x="21560" y="6538"/>
-                <wp:lineTo x="21560" y="6500"/>
-                <wp:lineTo x="21560" y="6462"/>
-                <wp:lineTo x="21560" y="6424"/>
-                <wp:lineTo x="21560" y="6386"/>
-                <wp:lineTo x="21560" y="6349"/>
-                <wp:lineTo x="21560" y="6311"/>
-                <wp:lineTo x="21560" y="6273"/>
-                <wp:lineTo x="21560" y="6235"/>
-                <wp:lineTo x="21560" y="6197"/>
-                <wp:lineTo x="21560" y="6160"/>
-                <wp:lineTo x="21560" y="6122"/>
-                <wp:lineTo x="21560" y="6084"/>
-                <wp:lineTo x="21560" y="6046"/>
-                <wp:lineTo x="21560" y="6008"/>
-                <wp:lineTo x="21560" y="5970"/>
-                <wp:lineTo x="21560" y="5933"/>
-                <wp:lineTo x="21560" y="5895"/>
-                <wp:lineTo x="21560" y="5857"/>
-                <wp:lineTo x="21560" y="5819"/>
-                <wp:lineTo x="21560" y="5781"/>
-                <wp:lineTo x="21560" y="5743"/>
-                <wp:lineTo x="21560" y="5706"/>
-                <wp:lineTo x="21560" y="5669"/>
-                <wp:lineTo x="21560" y="5631"/>
-                <wp:lineTo x="21560" y="5593"/>
-                <wp:lineTo x="21560" y="5555"/>
-                <wp:lineTo x="21560" y="5517"/>
-                <wp:lineTo x="21560" y="5480"/>
-                <wp:lineTo x="21560" y="5442"/>
-                <wp:lineTo x="21560" y="5404"/>
-                <wp:lineTo x="21560" y="5366"/>
-                <wp:lineTo x="21560" y="5328"/>
-                <wp:lineTo x="21560" y="5290"/>
-                <wp:lineTo x="21560" y="5253"/>
-                <wp:lineTo x="21560" y="5215"/>
-                <wp:lineTo x="21560" y="5177"/>
-                <wp:lineTo x="21560" y="5139"/>
-                <wp:lineTo x="21560" y="5101"/>
-                <wp:lineTo x="21560" y="5064"/>
-                <wp:lineTo x="21560" y="5026"/>
-                <wp:lineTo x="21560" y="4988"/>
-                <wp:lineTo x="21560" y="4950"/>
-                <wp:lineTo x="21560" y="4912"/>
-                <wp:lineTo x="21560" y="4874"/>
-                <wp:lineTo x="21560" y="4837"/>
-                <wp:lineTo x="21560" y="4799"/>
-                <wp:lineTo x="21560" y="4761"/>
-                <wp:lineTo x="21560" y="4723"/>
-                <wp:lineTo x="21560" y="4685"/>
-                <wp:lineTo x="21560" y="4647"/>
-                <wp:lineTo x="21560" y="4610"/>
-                <wp:lineTo x="21560" y="4572"/>
-                <wp:lineTo x="21560" y="4535"/>
-                <wp:lineTo x="21560" y="4497"/>
-                <wp:lineTo x="21560" y="4459"/>
-                <wp:lineTo x="21560" y="4421"/>
-                <wp:lineTo x="21560" y="4384"/>
-                <wp:lineTo x="21560" y="4346"/>
-                <wp:lineTo x="21560" y="4308"/>
-                <wp:lineTo x="21560" y="4270"/>
-                <wp:lineTo x="21560" y="4232"/>
-                <wp:lineTo x="21560" y="4194"/>
-                <wp:lineTo x="21560" y="4157"/>
-                <wp:lineTo x="21560" y="4119"/>
-                <wp:lineTo x="21560" y="4081"/>
-                <wp:lineTo x="21560" y="4043"/>
-                <wp:lineTo x="21560" y="4005"/>
-                <wp:lineTo x="21560" y="3967"/>
-                <wp:lineTo x="21560" y="3930"/>
-                <wp:lineTo x="21560" y="3892"/>
-                <wp:lineTo x="21560" y="3854"/>
-                <wp:lineTo x="21560" y="3816"/>
-                <wp:lineTo x="21560" y="3778"/>
-                <wp:lineTo x="21560" y="3741"/>
-                <wp:lineTo x="21560" y="3703"/>
-                <wp:lineTo x="21560" y="3665"/>
-                <wp:lineTo x="21560" y="3627"/>
-                <wp:lineTo x="21560" y="3589"/>
-                <wp:lineTo x="21560" y="3551"/>
-                <wp:lineTo x="21560" y="3514"/>
-                <wp:lineTo x="21560" y="3476"/>
-                <wp:lineTo x="21560" y="3438"/>
-                <wp:lineTo x="21560" y="3401"/>
-                <wp:lineTo x="21560" y="3363"/>
-                <wp:lineTo x="21560" y="3325"/>
-                <wp:lineTo x="21560" y="3288"/>
-                <wp:lineTo x="21560" y="3250"/>
-                <wp:lineTo x="21560" y="3212"/>
-                <wp:lineTo x="21560" y="3174"/>
-                <wp:lineTo x="21560" y="3136"/>
-                <wp:lineTo x="21560" y="3098"/>
-                <wp:lineTo x="21560" y="3061"/>
-                <wp:lineTo x="21560" y="3023"/>
-                <wp:lineTo x="21560" y="2985"/>
-                <wp:lineTo x="21560" y="2947"/>
-                <wp:lineTo x="21560" y="2909"/>
-                <wp:lineTo x="21560" y="2871"/>
-                <wp:lineTo x="21560" y="2834"/>
-                <wp:lineTo x="21560" y="2796"/>
-                <wp:lineTo x="21560" y="2758"/>
-                <wp:lineTo x="21560" y="2720"/>
-                <wp:lineTo x="21560" y="2682"/>
-                <wp:lineTo x="21560" y="2644"/>
-                <wp:lineTo x="21560" y="2607"/>
-                <wp:lineTo x="21560" y="2569"/>
-                <wp:lineTo x="21560" y="2531"/>
-                <wp:lineTo x="21560" y="2493"/>
-                <wp:lineTo x="21560" y="2455"/>
-                <wp:lineTo x="21560" y="2418"/>
-                <wp:lineTo x="21560" y="2380"/>
-                <wp:lineTo x="21560" y="2342"/>
-                <wp:lineTo x="21560" y="2304"/>
-                <wp:lineTo x="21560" y="2267"/>
-                <wp:lineTo x="21560" y="2229"/>
-                <wp:lineTo x="21560" y="2192"/>
-                <wp:lineTo x="21560" y="2154"/>
-                <wp:lineTo x="21560" y="2116"/>
-                <wp:lineTo x="21560" y="2078"/>
-                <wp:lineTo x="21560" y="2040"/>
-                <wp:lineTo x="21560" y="2002"/>
-                <wp:lineTo x="21560" y="1965"/>
-                <wp:lineTo x="21560" y="1927"/>
-                <wp:lineTo x="21560" y="1889"/>
-                <wp:lineTo x="21560" y="1851"/>
-                <wp:lineTo x="21560" y="1813"/>
-                <wp:lineTo x="21560" y="1775"/>
-                <wp:lineTo x="21560" y="1738"/>
-                <wp:lineTo x="21560" y="1700"/>
-                <wp:lineTo x="21560" y="1662"/>
-                <wp:lineTo x="21560" y="1624"/>
-                <wp:lineTo x="21560" y="1586"/>
-                <wp:lineTo x="21560" y="1548"/>
-                <wp:lineTo x="21560" y="1511"/>
-                <wp:lineTo x="21560" y="1473"/>
-                <wp:lineTo x="21560" y="1435"/>
-                <wp:lineTo x="21560" y="1397"/>
-                <wp:lineTo x="21560" y="1359"/>
-                <wp:lineTo x="21560" y="1321"/>
-                <wp:lineTo x="21560" y="1284"/>
-                <wp:lineTo x="21560" y="1246"/>
-                <wp:lineTo x="21560" y="1208"/>
-                <wp:lineTo x="21560" y="1170"/>
-                <wp:lineTo x="21560" y="1133"/>
-                <wp:lineTo x="21560" y="1096"/>
-                <wp:lineTo x="21560" y="1058"/>
-                <wp:lineTo x="21560" y="1020"/>
-                <wp:lineTo x="21560" y="982"/>
-                <wp:lineTo x="21560" y="944"/>
-                <wp:lineTo x="21560" y="906"/>
-                <wp:lineTo x="21560" y="869"/>
-                <wp:lineTo x="21560" y="831"/>
-                <wp:lineTo x="21560" y="793"/>
-                <wp:lineTo x="21560" y="755"/>
-                <wp:lineTo x="21560" y="717"/>
-                <wp:lineTo x="21560" y="679"/>
-                <wp:lineTo x="21560" y="642"/>
-                <wp:lineTo x="21560" y="604"/>
-                <wp:lineTo x="21560" y="566"/>
-                <wp:lineTo x="21560" y="528"/>
-                <wp:lineTo x="21560" y="490"/>
-                <wp:lineTo x="21560" y="452"/>
-                <wp:lineTo x="21560" y="415"/>
-                <wp:lineTo x="21560" y="377"/>
-                <wp:lineTo x="21560" y="339"/>
-                <wp:lineTo x="21560" y="301"/>
-                <wp:lineTo x="21560" y="263"/>
-                <wp:lineTo x="21560" y="225"/>
-                <wp:lineTo x="21560" y="188"/>
-                <wp:lineTo x="21560" y="150"/>
-                <wp:lineTo x="21560" y="112"/>
-                <wp:lineTo x="21560" y="74"/>
-                <wp:lineTo x="21560" y="36"/>
-                <wp:lineTo x="0" y="36"/>
+                <wp:start x="-19" y="0"/>
+                <wp:lineTo x="-19" y="36"/>
+                <wp:lineTo x="-19" y="74"/>
+                <wp:lineTo x="-19" y="112"/>
+                <wp:lineTo x="-19" y="150"/>
+                <wp:lineTo x="-19" y="188"/>
+                <wp:lineTo x="-19" y="225"/>
+                <wp:lineTo x="-19" y="263"/>
+                <wp:lineTo x="-19" y="301"/>
+                <wp:lineTo x="-19" y="339"/>
+                <wp:lineTo x="-19" y="377"/>
+                <wp:lineTo x="-19" y="415"/>
+                <wp:lineTo x="-19" y="452"/>
+                <wp:lineTo x="-19" y="490"/>
+                <wp:lineTo x="-19" y="528"/>
+                <wp:lineTo x="-19" y="566"/>
+                <wp:lineTo x="-19" y="604"/>
+                <wp:lineTo x="-19" y="642"/>
+                <wp:lineTo x="-19" y="679"/>
+                <wp:lineTo x="-19" y="717"/>
+                <wp:lineTo x="-19" y="755"/>
+                <wp:lineTo x="-19" y="793"/>
+                <wp:lineTo x="-19" y="831"/>
+                <wp:lineTo x="-19" y="869"/>
+                <wp:lineTo x="-19" y="906"/>
+                <wp:lineTo x="-19" y="944"/>
+                <wp:lineTo x="-19" y="982"/>
+                <wp:lineTo x="-19" y="1020"/>
+                <wp:lineTo x="-19" y="1058"/>
+                <wp:lineTo x="-19" y="1096"/>
+                <wp:lineTo x="-19" y="1133"/>
+                <wp:lineTo x="-19" y="1170"/>
+                <wp:lineTo x="-19" y="1208"/>
+                <wp:lineTo x="-19" y="1246"/>
+                <wp:lineTo x="-19" y="1284"/>
+                <wp:lineTo x="-19" y="1321"/>
+                <wp:lineTo x="-19" y="1359"/>
+                <wp:lineTo x="-19" y="1397"/>
+                <wp:lineTo x="-19" y="1435"/>
+                <wp:lineTo x="-19" y="1473"/>
+                <wp:lineTo x="-19" y="1511"/>
+                <wp:lineTo x="-19" y="1548"/>
+                <wp:lineTo x="-19" y="1586"/>
+                <wp:lineTo x="-19" y="1624"/>
+                <wp:lineTo x="-19" y="1662"/>
+                <wp:lineTo x="-19" y="1700"/>
+                <wp:lineTo x="-19" y="1738"/>
+                <wp:lineTo x="-19" y="1775"/>
+                <wp:lineTo x="-19" y="1813"/>
+                <wp:lineTo x="-19" y="1851"/>
+                <wp:lineTo x="-19" y="1889"/>
+                <wp:lineTo x="-19" y="1927"/>
+                <wp:lineTo x="-19" y="1965"/>
+                <wp:lineTo x="-19" y="2002"/>
+                <wp:lineTo x="-19" y="2040"/>
+                <wp:lineTo x="-19" y="2078"/>
+                <wp:lineTo x="-19" y="2116"/>
+                <wp:lineTo x="-19" y="2154"/>
+                <wp:lineTo x="-19" y="2192"/>
+                <wp:lineTo x="-19" y="2229"/>
+                <wp:lineTo x="-19" y="2267"/>
+                <wp:lineTo x="-19" y="2304"/>
+                <wp:lineTo x="-19" y="2342"/>
+                <wp:lineTo x="-19" y="2380"/>
+                <wp:lineTo x="-19" y="2418"/>
+                <wp:lineTo x="-19" y="2455"/>
+                <wp:lineTo x="-19" y="2493"/>
+                <wp:lineTo x="-19" y="2531"/>
+                <wp:lineTo x="-19" y="2569"/>
+                <wp:lineTo x="-19" y="2607"/>
+                <wp:lineTo x="-19" y="2644"/>
+                <wp:lineTo x="-19" y="2682"/>
+                <wp:lineTo x="-19" y="2720"/>
+                <wp:lineTo x="-19" y="2758"/>
+                <wp:lineTo x="-19" y="2796"/>
+                <wp:lineTo x="-19" y="2834"/>
+                <wp:lineTo x="-19" y="2871"/>
+                <wp:lineTo x="-19" y="2909"/>
+                <wp:lineTo x="-19" y="2947"/>
+                <wp:lineTo x="-19" y="2985"/>
+                <wp:lineTo x="-19" y="3023"/>
+                <wp:lineTo x="-19" y="3061"/>
+                <wp:lineTo x="-19" y="3098"/>
+                <wp:lineTo x="-19" y="3136"/>
+                <wp:lineTo x="-19" y="3174"/>
+                <wp:lineTo x="-19" y="3212"/>
+                <wp:lineTo x="-19" y="3250"/>
+                <wp:lineTo x="-19" y="3288"/>
+                <wp:lineTo x="-19" y="3325"/>
+                <wp:lineTo x="-19" y="3363"/>
+                <wp:lineTo x="-19" y="3401"/>
+                <wp:lineTo x="-19" y="3438"/>
+                <wp:lineTo x="-19" y="3476"/>
+                <wp:lineTo x="-19" y="3514"/>
+                <wp:lineTo x="-19" y="3551"/>
+                <wp:lineTo x="-19" y="3589"/>
+                <wp:lineTo x="-19" y="3627"/>
+                <wp:lineTo x="-19" y="3665"/>
+                <wp:lineTo x="-19" y="3703"/>
+                <wp:lineTo x="-19" y="3741"/>
+                <wp:lineTo x="-19" y="3778"/>
+                <wp:lineTo x="-19" y="3816"/>
+                <wp:lineTo x="-19" y="3854"/>
+                <wp:lineTo x="-19" y="3892"/>
+                <wp:lineTo x="-19" y="3930"/>
+                <wp:lineTo x="-19" y="3967"/>
+                <wp:lineTo x="-19" y="4005"/>
+                <wp:lineTo x="-19" y="4043"/>
+                <wp:lineTo x="-19" y="4081"/>
+                <wp:lineTo x="-19" y="4119"/>
+                <wp:lineTo x="-19" y="4157"/>
+                <wp:lineTo x="-19" y="4194"/>
+                <wp:lineTo x="-19" y="4232"/>
+                <wp:lineTo x="-19" y="4270"/>
+                <wp:lineTo x="-19" y="4308"/>
+                <wp:lineTo x="-19" y="4346"/>
+                <wp:lineTo x="-19" y="4384"/>
+                <wp:lineTo x="-19" y="4421"/>
+                <wp:lineTo x="-19" y="4459"/>
+                <wp:lineTo x="-19" y="4497"/>
+                <wp:lineTo x="-19" y="4535"/>
+                <wp:lineTo x="-19" y="4572"/>
+                <wp:lineTo x="-19" y="4610"/>
+                <wp:lineTo x="-19" y="4647"/>
+                <wp:lineTo x="-19" y="4685"/>
+                <wp:lineTo x="-19" y="4723"/>
+                <wp:lineTo x="-19" y="4761"/>
+                <wp:lineTo x="-19" y="4799"/>
+                <wp:lineTo x="-19" y="4837"/>
+                <wp:lineTo x="-19" y="4874"/>
+                <wp:lineTo x="-19" y="4912"/>
+                <wp:lineTo x="-19" y="4950"/>
+                <wp:lineTo x="-19" y="4988"/>
+                <wp:lineTo x="-19" y="5026"/>
+                <wp:lineTo x="-19" y="5064"/>
+                <wp:lineTo x="-19" y="5101"/>
+                <wp:lineTo x="-19" y="5139"/>
+                <wp:lineTo x="-19" y="5177"/>
+                <wp:lineTo x="-19" y="5215"/>
+                <wp:lineTo x="-19" y="5253"/>
+                <wp:lineTo x="-19" y="5290"/>
+                <wp:lineTo x="-19" y="5328"/>
+                <wp:lineTo x="-19" y="5366"/>
+                <wp:lineTo x="-19" y="5404"/>
+                <wp:lineTo x="-19" y="5442"/>
+                <wp:lineTo x="-19" y="5480"/>
+                <wp:lineTo x="-19" y="5517"/>
+                <wp:lineTo x="-19" y="5555"/>
+                <wp:lineTo x="-19" y="5593"/>
+                <wp:lineTo x="-19" y="5631"/>
+                <wp:lineTo x="-19" y="5669"/>
+                <wp:lineTo x="-19" y="5706"/>
+                <wp:lineTo x="-19" y="5743"/>
+                <wp:lineTo x="-19" y="5781"/>
+                <wp:lineTo x="-19" y="5819"/>
+                <wp:lineTo x="-19" y="5857"/>
+                <wp:lineTo x="-19" y="5895"/>
+                <wp:lineTo x="-19" y="5933"/>
+                <wp:lineTo x="-19" y="5970"/>
+                <wp:lineTo x="-19" y="6008"/>
+                <wp:lineTo x="-19" y="6046"/>
+                <wp:lineTo x="-19" y="6084"/>
+                <wp:lineTo x="-19" y="6122"/>
+                <wp:lineTo x="-19" y="6160"/>
+                <wp:lineTo x="-19" y="6197"/>
+                <wp:lineTo x="-19" y="6235"/>
+                <wp:lineTo x="-19" y="6273"/>
+                <wp:lineTo x="-19" y="6311"/>
+                <wp:lineTo x="-19" y="6349"/>
+                <wp:lineTo x="-19" y="6386"/>
+                <wp:lineTo x="-19" y="6424"/>
+                <wp:lineTo x="-19" y="6462"/>
+                <wp:lineTo x="-19" y="6500"/>
+                <wp:lineTo x="-19" y="6538"/>
+                <wp:lineTo x="-19" y="6576"/>
+                <wp:lineTo x="-19" y="6613"/>
+                <wp:lineTo x="-19" y="6651"/>
+                <wp:lineTo x="-19" y="6689"/>
+                <wp:lineTo x="-19" y="6727"/>
+                <wp:lineTo x="-19" y="6765"/>
+                <wp:lineTo x="-19" y="6803"/>
+                <wp:lineTo x="-19" y="6839"/>
+                <wp:lineTo x="-19" y="6877"/>
+                <wp:lineTo x="-19" y="6915"/>
+                <wp:lineTo x="-19" y="6953"/>
+                <wp:lineTo x="-19" y="6991"/>
+                <wp:lineTo x="-19" y="7029"/>
+                <wp:lineTo x="-19" y="7066"/>
+                <wp:lineTo x="-19" y="7104"/>
+                <wp:lineTo x="-19" y="7142"/>
+                <wp:lineTo x="-19" y="7180"/>
+                <wp:lineTo x="-19" y="7218"/>
+                <wp:lineTo x="-19" y="7256"/>
+                <wp:lineTo x="-19" y="7293"/>
+                <wp:lineTo x="-19" y="7331"/>
+                <wp:lineTo x="-19" y="7369"/>
+                <wp:lineTo x="-19" y="7407"/>
+                <wp:lineTo x="-19" y="7445"/>
+                <wp:lineTo x="-19" y="7483"/>
+                <wp:lineTo x="-19" y="7520"/>
+                <wp:lineTo x="-19" y="7558"/>
+                <wp:lineTo x="-19" y="7596"/>
+                <wp:lineTo x="-19" y="7634"/>
+                <wp:lineTo x="-19" y="7672"/>
+                <wp:lineTo x="-19" y="7709"/>
+                <wp:lineTo x="-19" y="7747"/>
+                <wp:lineTo x="-19" y="7785"/>
+                <wp:lineTo x="-19" y="7823"/>
+                <wp:lineTo x="-19" y="7861"/>
+                <wp:lineTo x="-19" y="7899"/>
+                <wp:lineTo x="-19" y="7936"/>
+                <wp:lineTo x="-19" y="7973"/>
+                <wp:lineTo x="-19" y="8011"/>
+                <wp:lineTo x="-19" y="8049"/>
+                <wp:lineTo x="-19" y="8087"/>
+                <wp:lineTo x="-19" y="8125"/>
+                <wp:lineTo x="-19" y="8162"/>
+                <wp:lineTo x="-19" y="8200"/>
+                <wp:lineTo x="-19" y="8238"/>
+                <wp:lineTo x="-19" y="8276"/>
+                <wp:lineTo x="-19" y="8314"/>
+                <wp:lineTo x="-19" y="8352"/>
+                <wp:lineTo x="-19" y="8389"/>
+                <wp:lineTo x="-19" y="8427"/>
+                <wp:lineTo x="-19" y="8465"/>
+                <wp:lineTo x="-19" y="8503"/>
+                <wp:lineTo x="-19" y="8541"/>
+                <wp:lineTo x="-19" y="8579"/>
+                <wp:lineTo x="-19" y="8616"/>
+                <wp:lineTo x="-19" y="8654"/>
+                <wp:lineTo x="-19" y="8692"/>
+                <wp:lineTo x="-19" y="8730"/>
+                <wp:lineTo x="-19" y="8768"/>
+                <wp:lineTo x="-19" y="8806"/>
+                <wp:lineTo x="-19" y="8843"/>
+                <wp:lineTo x="-19" y="8881"/>
+                <wp:lineTo x="-19" y="8919"/>
+                <wp:lineTo x="-19" y="8957"/>
+                <wp:lineTo x="-19" y="8995"/>
+                <wp:lineTo x="-19" y="9032"/>
+                <wp:lineTo x="-19" y="9070"/>
+                <wp:lineTo x="-19" y="9107"/>
+                <wp:lineTo x="-19" y="9145"/>
+                <wp:lineTo x="-19" y="9183"/>
+                <wp:lineTo x="-19" y="9221"/>
+                <wp:lineTo x="-19" y="9258"/>
+                <wp:lineTo x="-19" y="9296"/>
+                <wp:lineTo x="-19" y="9334"/>
+                <wp:lineTo x="-19" y="9372"/>
+                <wp:lineTo x="-19" y="9410"/>
+                <wp:lineTo x="-19" y="9448"/>
+                <wp:lineTo x="-19" y="9485"/>
+                <wp:lineTo x="-19" y="9523"/>
+                <wp:lineTo x="-19" y="9561"/>
+                <wp:lineTo x="-19" y="9599"/>
+                <wp:lineTo x="-19" y="9637"/>
+                <wp:lineTo x="-19" y="9675"/>
+                <wp:lineTo x="-19" y="9712"/>
+                <wp:lineTo x="-19" y="9750"/>
+                <wp:lineTo x="-19" y="9788"/>
+                <wp:lineTo x="-19" y="9826"/>
+                <wp:lineTo x="-19" y="9864"/>
+                <wp:lineTo x="-19" y="9902"/>
+                <wp:lineTo x="-19" y="9939"/>
+                <wp:lineTo x="-19" y="9977"/>
+                <wp:lineTo x="-19" y="10015"/>
+                <wp:lineTo x="-19" y="10053"/>
+                <wp:lineTo x="-19" y="10091"/>
+                <wp:lineTo x="-19" y="10129"/>
+                <wp:lineTo x="-19" y="10166"/>
+                <wp:lineTo x="-19" y="10204"/>
+                <wp:lineTo x="-19" y="10241"/>
+                <wp:lineTo x="-19" y="10279"/>
+                <wp:lineTo x="-19" y="10317"/>
+                <wp:lineTo x="-19" y="10354"/>
+                <wp:lineTo x="-19" y="10392"/>
+                <wp:lineTo x="-19" y="10430"/>
+                <wp:lineTo x="-19" y="10468"/>
+                <wp:lineTo x="-19" y="10506"/>
+                <wp:lineTo x="-19" y="10544"/>
+                <wp:lineTo x="-19" y="10581"/>
+                <wp:lineTo x="-19" y="10619"/>
+                <wp:lineTo x="-19" y="10657"/>
+                <wp:lineTo x="-19" y="10695"/>
+                <wp:lineTo x="-19" y="10733"/>
+                <wp:lineTo x="-19" y="10771"/>
+                <wp:lineTo x="-19" y="10808"/>
+                <wp:lineTo x="-19" y="10846"/>
+                <wp:lineTo x="-19" y="10884"/>
+                <wp:lineTo x="-19" y="10922"/>
+                <wp:lineTo x="-19" y="10960"/>
+                <wp:lineTo x="-19" y="10998"/>
+                <wp:lineTo x="-19" y="11035"/>
+                <wp:lineTo x="-19" y="11073"/>
+                <wp:lineTo x="-19" y="11111"/>
+                <wp:lineTo x="-19" y="11149"/>
+                <wp:lineTo x="-19" y="11187"/>
+                <wp:lineTo x="-19" y="11225"/>
+                <wp:lineTo x="-19" y="11262"/>
+                <wp:lineTo x="-19" y="11300"/>
+                <wp:lineTo x="-19" y="11338"/>
+                <wp:lineTo x="-19" y="11375"/>
+                <wp:lineTo x="-19" y="11413"/>
+                <wp:lineTo x="-19" y="11450"/>
+                <wp:lineTo x="-19" y="11488"/>
+                <wp:lineTo x="-19" y="11526"/>
+                <wp:lineTo x="-19" y="11564"/>
+                <wp:lineTo x="-19" y="11602"/>
+                <wp:lineTo x="-19" y="11640"/>
+                <wp:lineTo x="-19" y="11677"/>
+                <wp:lineTo x="-19" y="11715"/>
+                <wp:lineTo x="-19" y="11753"/>
+                <wp:lineTo x="-19" y="11791"/>
+                <wp:lineTo x="-19" y="11829"/>
+                <wp:lineTo x="-19" y="11867"/>
+                <wp:lineTo x="-19" y="11904"/>
+                <wp:lineTo x="-19" y="11942"/>
+                <wp:lineTo x="-19" y="11980"/>
+                <wp:lineTo x="-19" y="12018"/>
+                <wp:lineTo x="-19" y="12056"/>
+                <wp:lineTo x="-19" y="12094"/>
+                <wp:lineTo x="-19" y="12131"/>
+                <wp:lineTo x="-19" y="12169"/>
+                <wp:lineTo x="-19" y="12207"/>
+                <wp:lineTo x="-19" y="12245"/>
+                <wp:lineTo x="-19" y="12283"/>
+                <wp:lineTo x="-19" y="12321"/>
+                <wp:lineTo x="-19" y="12358"/>
+                <wp:lineTo x="-19" y="12396"/>
+                <wp:lineTo x="-19" y="12434"/>
+                <wp:lineTo x="-19" y="12472"/>
+                <wp:lineTo x="-19" y="12509"/>
+                <wp:lineTo x="-19" y="12547"/>
+                <wp:lineTo x="-19" y="12584"/>
+                <wp:lineTo x="-19" y="12622"/>
+                <wp:lineTo x="-19" y="12660"/>
+                <wp:lineTo x="-19" y="12698"/>
+                <wp:lineTo x="-19" y="12736"/>
+                <wp:lineTo x="-19" y="12773"/>
+                <wp:lineTo x="-19" y="12811"/>
+                <wp:lineTo x="-19" y="12849"/>
+                <wp:lineTo x="-19" y="12887"/>
+                <wp:lineTo x="-19" y="12925"/>
+                <wp:lineTo x="-19" y="12963"/>
+                <wp:lineTo x="-19" y="13000"/>
+                <wp:lineTo x="-19" y="13038"/>
+                <wp:lineTo x="-19" y="13076"/>
+                <wp:lineTo x="-19" y="13114"/>
+                <wp:lineTo x="-19" y="13152"/>
+                <wp:lineTo x="-19" y="13190"/>
+                <wp:lineTo x="-19" y="13227"/>
+                <wp:lineTo x="-19" y="13265"/>
+                <wp:lineTo x="-19" y="13303"/>
+                <wp:lineTo x="-19" y="13341"/>
+                <wp:lineTo x="-19" y="13379"/>
+                <wp:lineTo x="-19" y="13417"/>
+                <wp:lineTo x="-19" y="13454"/>
+                <wp:lineTo x="-19" y="13492"/>
+                <wp:lineTo x="-19" y="13530"/>
+                <wp:lineTo x="-19" y="13568"/>
+                <wp:lineTo x="-19" y="13606"/>
+                <wp:lineTo x="-19" y="13643"/>
+                <wp:lineTo x="-19" y="13680"/>
+                <wp:lineTo x="-19" y="13718"/>
+                <wp:lineTo x="-19" y="13756"/>
+                <wp:lineTo x="-19" y="13794"/>
+                <wp:lineTo x="-19" y="13832"/>
+                <wp:lineTo x="-19" y="13870"/>
+                <wp:lineTo x="-19" y="13907"/>
+                <wp:lineTo x="-19" y="13945"/>
+                <wp:lineTo x="-19" y="13983"/>
+                <wp:lineTo x="-19" y="14021"/>
+                <wp:lineTo x="-19" y="14059"/>
+                <wp:lineTo x="-19" y="14096"/>
+                <wp:lineTo x="-19" y="14134"/>
+                <wp:lineTo x="-19" y="14172"/>
+                <wp:lineTo x="-19" y="14210"/>
+                <wp:lineTo x="-19" y="14248"/>
+                <wp:lineTo x="-19" y="14286"/>
+                <wp:lineTo x="-19" y="14323"/>
+                <wp:lineTo x="-19" y="14361"/>
+                <wp:lineTo x="-19" y="14399"/>
+                <wp:lineTo x="-19" y="14437"/>
+                <wp:lineTo x="-19" y="14475"/>
+                <wp:lineTo x="-19" y="14513"/>
+                <wp:lineTo x="-19" y="14550"/>
+                <wp:lineTo x="-19" y="14588"/>
+                <wp:lineTo x="-19" y="14626"/>
+                <wp:lineTo x="-19" y="14664"/>
+                <wp:lineTo x="-19" y="14702"/>
+                <wp:lineTo x="-19" y="14740"/>
+                <wp:lineTo x="-19" y="14776"/>
+                <wp:lineTo x="-19" y="14814"/>
+                <wp:lineTo x="-19" y="14852"/>
+                <wp:lineTo x="-19" y="14890"/>
+                <wp:lineTo x="-19" y="14928"/>
+                <wp:lineTo x="-19" y="14966"/>
+                <wp:lineTo x="-19" y="15003"/>
+                <wp:lineTo x="-19" y="15041"/>
+                <wp:lineTo x="-19" y="15079"/>
+                <wp:lineTo x="-19" y="15117"/>
+                <wp:lineTo x="-19" y="15155"/>
+                <wp:lineTo x="-19" y="15193"/>
+                <wp:lineTo x="-19" y="15230"/>
+                <wp:lineTo x="-19" y="15268"/>
+                <wp:lineTo x="-19" y="15306"/>
+                <wp:lineTo x="-19" y="15344"/>
+                <wp:lineTo x="-19" y="15382"/>
+                <wp:lineTo x="-19" y="15419"/>
+                <wp:lineTo x="-19" y="15457"/>
+                <wp:lineTo x="-19" y="15495"/>
+                <wp:lineTo x="-19" y="15533"/>
+                <wp:lineTo x="-19" y="15571"/>
+                <wp:lineTo x="-19" y="15609"/>
+                <wp:lineTo x="-19" y="15646"/>
+                <wp:lineTo x="-19" y="15684"/>
+                <wp:lineTo x="-19" y="15722"/>
+                <wp:lineTo x="-19" y="15760"/>
+                <wp:lineTo x="-19" y="15798"/>
+                <wp:lineTo x="-19" y="15836"/>
+                <wp:lineTo x="-19" y="15873"/>
+                <wp:lineTo x="-19" y="15910"/>
+                <wp:lineTo x="-19" y="15948"/>
+                <wp:lineTo x="-19" y="15986"/>
+                <wp:lineTo x="-19" y="16024"/>
+                <wp:lineTo x="-19" y="16062"/>
+                <wp:lineTo x="-19" y="16099"/>
+                <wp:lineTo x="-19" y="16137"/>
+                <wp:lineTo x="-19" y="16175"/>
+                <wp:lineTo x="-19" y="16213"/>
+                <wp:lineTo x="-19" y="16251"/>
+                <wp:lineTo x="-19" y="16289"/>
+                <wp:lineTo x="-19" y="16326"/>
+                <wp:lineTo x="-19" y="16364"/>
+                <wp:lineTo x="-19" y="16402"/>
+                <wp:lineTo x="-19" y="16440"/>
+                <wp:lineTo x="-19" y="16478"/>
+                <wp:lineTo x="-19" y="16515"/>
+                <wp:lineTo x="-19" y="16553"/>
+                <wp:lineTo x="-19" y="16591"/>
+                <wp:lineTo x="-19" y="16629"/>
+                <wp:lineTo x="-19" y="16667"/>
+                <wp:lineTo x="-19" y="16705"/>
+                <wp:lineTo x="-19" y="16742"/>
+                <wp:lineTo x="-19" y="16780"/>
+                <wp:lineTo x="-19" y="16818"/>
+                <wp:lineTo x="-19" y="16856"/>
+                <wp:lineTo x="-19" y="16894"/>
+                <wp:lineTo x="-19" y="16932"/>
+                <wp:lineTo x="-19" y="16969"/>
+                <wp:lineTo x="-19" y="17007"/>
+                <wp:lineTo x="-19" y="17044"/>
+                <wp:lineTo x="-19" y="17082"/>
+                <wp:lineTo x="-19" y="17120"/>
+                <wp:lineTo x="-19" y="17158"/>
+                <wp:lineTo x="-19" y="17195"/>
+                <wp:lineTo x="-19" y="17233"/>
+                <wp:lineTo x="-19" y="17271"/>
+                <wp:lineTo x="-19" y="17309"/>
+                <wp:lineTo x="-19" y="17347"/>
+                <wp:lineTo x="-19" y="17385"/>
+                <wp:lineTo x="-19" y="17422"/>
+                <wp:lineTo x="-19" y="17460"/>
+                <wp:lineTo x="-19" y="17498"/>
+                <wp:lineTo x="-19" y="17536"/>
+                <wp:lineTo x="-19" y="17574"/>
+                <wp:lineTo x="-19" y="17612"/>
+                <wp:lineTo x="-19" y="17649"/>
+                <wp:lineTo x="-19" y="17687"/>
+                <wp:lineTo x="-19" y="17725"/>
+                <wp:lineTo x="-19" y="17763"/>
+                <wp:lineTo x="-19" y="17801"/>
+                <wp:lineTo x="-19" y="17838"/>
+                <wp:lineTo x="-19" y="17876"/>
+                <wp:lineTo x="-19" y="17914"/>
+                <wp:lineTo x="-19" y="17952"/>
+                <wp:lineTo x="-19" y="17990"/>
+                <wp:lineTo x="-19" y="18028"/>
+                <wp:lineTo x="-19" y="18065"/>
+                <wp:lineTo x="-19" y="18103"/>
+                <wp:lineTo x="-19" y="18141"/>
+                <wp:lineTo x="-19" y="18178"/>
+                <wp:lineTo x="-19" y="18216"/>
+                <wp:lineTo x="-19" y="18254"/>
+                <wp:lineTo x="-19" y="18291"/>
+                <wp:lineTo x="-19" y="18329"/>
+                <wp:lineTo x="-19" y="18367"/>
+                <wp:lineTo x="-19" y="18405"/>
+                <wp:lineTo x="-19" y="18443"/>
+                <wp:lineTo x="-19" y="18481"/>
+                <wp:lineTo x="-19" y="18518"/>
+                <wp:lineTo x="-19" y="18556"/>
+                <wp:lineTo x="-19" y="18594"/>
+                <wp:lineTo x="-19" y="18632"/>
+                <wp:lineTo x="-19" y="18670"/>
+                <wp:lineTo x="-19" y="18708"/>
+                <wp:lineTo x="-19" y="18745"/>
+                <wp:lineTo x="-19" y="18783"/>
+                <wp:lineTo x="-19" y="18821"/>
+                <wp:lineTo x="-19" y="18859"/>
+                <wp:lineTo x="-19" y="18897"/>
+                <wp:lineTo x="-19" y="18935"/>
+                <wp:lineTo x="-19" y="18972"/>
+                <wp:lineTo x="-19" y="19010"/>
+                <wp:lineTo x="-19" y="19048"/>
+                <wp:lineTo x="-19" y="19086"/>
+                <wp:lineTo x="-19" y="19124"/>
+                <wp:lineTo x="-19" y="19161"/>
+                <wp:lineTo x="-19" y="19199"/>
+                <wp:lineTo x="-19" y="19237"/>
+                <wp:lineTo x="-19" y="19275"/>
+                <wp:lineTo x="-19" y="19312"/>
+                <wp:lineTo x="-19" y="19350"/>
+                <wp:lineTo x="-19" y="19387"/>
+                <wp:lineTo x="-19" y="19425"/>
+                <wp:lineTo x="-19" y="19463"/>
+                <wp:lineTo x="-19" y="19501"/>
+                <wp:lineTo x="-19" y="19539"/>
+                <wp:lineTo x="-19" y="19577"/>
+                <wp:lineTo x="-19" y="19614"/>
+                <wp:lineTo x="-19" y="19652"/>
+                <wp:lineTo x="-19" y="19690"/>
+                <wp:lineTo x="-19" y="19728"/>
+                <wp:lineTo x="-19" y="19766"/>
+                <wp:lineTo x="-19" y="19804"/>
+                <wp:lineTo x="-19" y="19841"/>
+                <wp:lineTo x="-19" y="19879"/>
+                <wp:lineTo x="-19" y="19917"/>
+                <wp:lineTo x="-19" y="19955"/>
+                <wp:lineTo x="-19" y="19993"/>
+                <wp:lineTo x="-19" y="20031"/>
+                <wp:lineTo x="-19" y="20068"/>
+                <wp:lineTo x="-19" y="20106"/>
+                <wp:lineTo x="-19" y="20144"/>
+                <wp:lineTo x="-19" y="20182"/>
+                <wp:lineTo x="-19" y="20220"/>
+                <wp:lineTo x="-19" y="20258"/>
+                <wp:lineTo x="-19" y="20295"/>
+                <wp:lineTo x="-19" y="20333"/>
+                <wp:lineTo x="-19" y="20371"/>
+                <wp:lineTo x="-19" y="20409"/>
+                <wp:lineTo x="-19" y="20446"/>
+                <wp:lineTo x="-19" y="20483"/>
+                <wp:lineTo x="-19" y="20521"/>
+                <wp:lineTo x="-19" y="20559"/>
+                <wp:lineTo x="-19" y="20597"/>
+                <wp:lineTo x="-19" y="20635"/>
+                <wp:lineTo x="-19" y="20673"/>
+                <wp:lineTo x="-19" y="20710"/>
+                <wp:lineTo x="-19" y="20748"/>
+                <wp:lineTo x="-19" y="20786"/>
+                <wp:lineTo x="-19" y="20824"/>
+                <wp:lineTo x="-19" y="20862"/>
+                <wp:lineTo x="-19" y="20900"/>
+                <wp:lineTo x="-19" y="20937"/>
+                <wp:lineTo x="-19" y="20975"/>
+                <wp:lineTo x="-19" y="21013"/>
+                <wp:lineTo x="-19" y="21051"/>
+                <wp:lineTo x="-19" y="21089"/>
+                <wp:lineTo x="-19" y="21127"/>
+                <wp:lineTo x="-19" y="21164"/>
+                <wp:lineTo x="-19" y="21202"/>
+                <wp:lineTo x="-19" y="21240"/>
+                <wp:lineTo x="-19" y="21278"/>
+                <wp:lineTo x="-19" y="21316"/>
+                <wp:lineTo x="-19" y="21354"/>
+                <wp:lineTo x="-19" y="21391"/>
+                <wp:lineTo x="-19" y="21429"/>
+                <wp:lineTo x="-19" y="21467"/>
+                <wp:lineTo x="21541" y="21467"/>
+                <wp:lineTo x="21541" y="21429"/>
+                <wp:lineTo x="21541" y="21391"/>
+                <wp:lineTo x="21541" y="21354"/>
+                <wp:lineTo x="21541" y="21316"/>
+                <wp:lineTo x="21541" y="21278"/>
+                <wp:lineTo x="21541" y="21240"/>
+                <wp:lineTo x="21541" y="21202"/>
+                <wp:lineTo x="21541" y="21164"/>
+                <wp:lineTo x="21541" y="21127"/>
+                <wp:lineTo x="21541" y="21089"/>
+                <wp:lineTo x="21541" y="21051"/>
+                <wp:lineTo x="21541" y="21013"/>
+                <wp:lineTo x="21541" y="20975"/>
+                <wp:lineTo x="21541" y="20937"/>
+                <wp:lineTo x="21541" y="20900"/>
+                <wp:lineTo x="21541" y="20862"/>
+                <wp:lineTo x="21541" y="20824"/>
+                <wp:lineTo x="21541" y="20786"/>
+                <wp:lineTo x="21541" y="20748"/>
+                <wp:lineTo x="21541" y="20710"/>
+                <wp:lineTo x="21541" y="20673"/>
+                <wp:lineTo x="21541" y="20635"/>
+                <wp:lineTo x="21541" y="20597"/>
+                <wp:lineTo x="21541" y="20559"/>
+                <wp:lineTo x="21541" y="20521"/>
+                <wp:lineTo x="21541" y="20483"/>
+                <wp:lineTo x="21541" y="20446"/>
+                <wp:lineTo x="21541" y="20409"/>
+                <wp:lineTo x="21541" y="20371"/>
+                <wp:lineTo x="21541" y="20333"/>
+                <wp:lineTo x="21541" y="20295"/>
+                <wp:lineTo x="21541" y="20258"/>
+                <wp:lineTo x="21541" y="20220"/>
+                <wp:lineTo x="21541" y="20182"/>
+                <wp:lineTo x="21541" y="20144"/>
+                <wp:lineTo x="21541" y="20106"/>
+                <wp:lineTo x="21541" y="20068"/>
+                <wp:lineTo x="21541" y="20031"/>
+                <wp:lineTo x="21541" y="19993"/>
+                <wp:lineTo x="21541" y="19955"/>
+                <wp:lineTo x="21541" y="19917"/>
+                <wp:lineTo x="21541" y="19879"/>
+                <wp:lineTo x="21541" y="19841"/>
+                <wp:lineTo x="21541" y="19804"/>
+                <wp:lineTo x="21541" y="19766"/>
+                <wp:lineTo x="21541" y="19728"/>
+                <wp:lineTo x="21541" y="19690"/>
+                <wp:lineTo x="21541" y="19652"/>
+                <wp:lineTo x="21541" y="19614"/>
+                <wp:lineTo x="21541" y="19577"/>
+                <wp:lineTo x="21541" y="19539"/>
+                <wp:lineTo x="21541" y="19501"/>
+                <wp:lineTo x="21541" y="19463"/>
+                <wp:lineTo x="21541" y="19425"/>
+                <wp:lineTo x="21541" y="19387"/>
+                <wp:lineTo x="21541" y="19350"/>
+                <wp:lineTo x="21541" y="19312"/>
+                <wp:lineTo x="21541" y="19275"/>
+                <wp:lineTo x="21541" y="19237"/>
+                <wp:lineTo x="21541" y="19199"/>
+                <wp:lineTo x="21541" y="19161"/>
+                <wp:lineTo x="21541" y="19124"/>
+                <wp:lineTo x="21541" y="19086"/>
+                <wp:lineTo x="21541" y="19048"/>
+                <wp:lineTo x="21541" y="19010"/>
+                <wp:lineTo x="21541" y="18972"/>
+                <wp:lineTo x="21541" y="18935"/>
+                <wp:lineTo x="21541" y="18897"/>
+                <wp:lineTo x="21541" y="18859"/>
+                <wp:lineTo x="21541" y="18821"/>
+                <wp:lineTo x="21541" y="18783"/>
+                <wp:lineTo x="21541" y="18745"/>
+                <wp:lineTo x="21541" y="18708"/>
+                <wp:lineTo x="21541" y="18670"/>
+                <wp:lineTo x="21541" y="18632"/>
+                <wp:lineTo x="21541" y="18594"/>
+                <wp:lineTo x="21541" y="18556"/>
+                <wp:lineTo x="21541" y="18518"/>
+                <wp:lineTo x="21541" y="18481"/>
+                <wp:lineTo x="21541" y="18443"/>
+                <wp:lineTo x="21541" y="18405"/>
+                <wp:lineTo x="21541" y="18367"/>
+                <wp:lineTo x="21541" y="18329"/>
+                <wp:lineTo x="21541" y="18291"/>
+                <wp:lineTo x="21541" y="18254"/>
+                <wp:lineTo x="21541" y="18216"/>
+                <wp:lineTo x="21541" y="18178"/>
+                <wp:lineTo x="21541" y="18141"/>
+                <wp:lineTo x="21541" y="18103"/>
+                <wp:lineTo x="21541" y="18065"/>
+                <wp:lineTo x="21541" y="18028"/>
+                <wp:lineTo x="21541" y="17990"/>
+                <wp:lineTo x="21541" y="17952"/>
+                <wp:lineTo x="21541" y="17914"/>
+                <wp:lineTo x="21541" y="17876"/>
+                <wp:lineTo x="21541" y="17838"/>
+                <wp:lineTo x="21541" y="17801"/>
+                <wp:lineTo x="21541" y="17763"/>
+                <wp:lineTo x="21541" y="17725"/>
+                <wp:lineTo x="21541" y="17687"/>
+                <wp:lineTo x="21541" y="17649"/>
+                <wp:lineTo x="21541" y="17612"/>
+                <wp:lineTo x="21541" y="17574"/>
+                <wp:lineTo x="21541" y="17536"/>
+                <wp:lineTo x="21541" y="17498"/>
+                <wp:lineTo x="21541" y="17460"/>
+                <wp:lineTo x="21541" y="17422"/>
+                <wp:lineTo x="21541" y="17385"/>
+                <wp:lineTo x="21541" y="17347"/>
+                <wp:lineTo x="21541" y="17309"/>
+                <wp:lineTo x="21541" y="17271"/>
+                <wp:lineTo x="21541" y="17233"/>
+                <wp:lineTo x="21541" y="17195"/>
+                <wp:lineTo x="21541" y="17158"/>
+                <wp:lineTo x="21541" y="17120"/>
+                <wp:lineTo x="21541" y="17082"/>
+                <wp:lineTo x="21541" y="17044"/>
+                <wp:lineTo x="21541" y="17007"/>
+                <wp:lineTo x="21541" y="16969"/>
+                <wp:lineTo x="21541" y="16932"/>
+                <wp:lineTo x="21541" y="16894"/>
+                <wp:lineTo x="21541" y="16856"/>
+                <wp:lineTo x="21541" y="16818"/>
+                <wp:lineTo x="21541" y="16780"/>
+                <wp:lineTo x="21541" y="16742"/>
+                <wp:lineTo x="21541" y="16705"/>
+                <wp:lineTo x="21541" y="16667"/>
+                <wp:lineTo x="21541" y="16629"/>
+                <wp:lineTo x="21541" y="16591"/>
+                <wp:lineTo x="21541" y="16553"/>
+                <wp:lineTo x="21541" y="16515"/>
+                <wp:lineTo x="21541" y="16478"/>
+                <wp:lineTo x="21541" y="16440"/>
+                <wp:lineTo x="21541" y="16402"/>
+                <wp:lineTo x="21541" y="16364"/>
+                <wp:lineTo x="21541" y="16326"/>
+                <wp:lineTo x="21541" y="16289"/>
+                <wp:lineTo x="21541" y="16251"/>
+                <wp:lineTo x="21541" y="16213"/>
+                <wp:lineTo x="21541" y="16175"/>
+                <wp:lineTo x="21541" y="16137"/>
+                <wp:lineTo x="21541" y="16099"/>
+                <wp:lineTo x="21541" y="16062"/>
+                <wp:lineTo x="21541" y="16024"/>
+                <wp:lineTo x="21541" y="15986"/>
+                <wp:lineTo x="21541" y="15948"/>
+                <wp:lineTo x="21541" y="15910"/>
+                <wp:lineTo x="21541" y="15873"/>
+                <wp:lineTo x="21541" y="15836"/>
+                <wp:lineTo x="21541" y="15798"/>
+                <wp:lineTo x="21541" y="15760"/>
+                <wp:lineTo x="21541" y="15722"/>
+                <wp:lineTo x="21541" y="15684"/>
+                <wp:lineTo x="21541" y="15646"/>
+                <wp:lineTo x="21541" y="15609"/>
+                <wp:lineTo x="21541" y="15571"/>
+                <wp:lineTo x="21541" y="15533"/>
+                <wp:lineTo x="21541" y="15495"/>
+                <wp:lineTo x="21541" y="15457"/>
+                <wp:lineTo x="21541" y="15419"/>
+                <wp:lineTo x="21541" y="15382"/>
+                <wp:lineTo x="21541" y="15344"/>
+                <wp:lineTo x="21541" y="15306"/>
+                <wp:lineTo x="21541" y="15268"/>
+                <wp:lineTo x="21541" y="15230"/>
+                <wp:lineTo x="21541" y="15193"/>
+                <wp:lineTo x="21541" y="15155"/>
+                <wp:lineTo x="21541" y="15117"/>
+                <wp:lineTo x="21541" y="15079"/>
+                <wp:lineTo x="21541" y="15041"/>
+                <wp:lineTo x="21541" y="15003"/>
+                <wp:lineTo x="21541" y="14966"/>
+                <wp:lineTo x="21541" y="14928"/>
+                <wp:lineTo x="21541" y="14890"/>
+                <wp:lineTo x="21541" y="14852"/>
+                <wp:lineTo x="21541" y="14814"/>
+                <wp:lineTo x="21541" y="14776"/>
+                <wp:lineTo x="21541" y="14740"/>
+                <wp:lineTo x="21541" y="14702"/>
+                <wp:lineTo x="21541" y="14664"/>
+                <wp:lineTo x="21541" y="14626"/>
+                <wp:lineTo x="21541" y="14588"/>
+                <wp:lineTo x="21541" y="14550"/>
+                <wp:lineTo x="21541" y="14513"/>
+                <wp:lineTo x="21541" y="14475"/>
+                <wp:lineTo x="21541" y="14437"/>
+                <wp:lineTo x="21541" y="14399"/>
+                <wp:lineTo x="21541" y="14361"/>
+                <wp:lineTo x="21541" y="14323"/>
+                <wp:lineTo x="21541" y="14286"/>
+                <wp:lineTo x="21541" y="14248"/>
+                <wp:lineTo x="21541" y="14210"/>
+                <wp:lineTo x="21541" y="14172"/>
+                <wp:lineTo x="21541" y="14134"/>
+                <wp:lineTo x="21541" y="14096"/>
+                <wp:lineTo x="21541" y="14059"/>
+                <wp:lineTo x="21541" y="14021"/>
+                <wp:lineTo x="21541" y="13983"/>
+                <wp:lineTo x="21541" y="13945"/>
+                <wp:lineTo x="21541" y="13907"/>
+                <wp:lineTo x="21541" y="13870"/>
+                <wp:lineTo x="21541" y="13832"/>
+                <wp:lineTo x="21541" y="13794"/>
+                <wp:lineTo x="21541" y="13756"/>
+                <wp:lineTo x="21541" y="13718"/>
+                <wp:lineTo x="21541" y="13680"/>
+                <wp:lineTo x="21541" y="13643"/>
+                <wp:lineTo x="21541" y="13606"/>
+                <wp:lineTo x="21541" y="13568"/>
+                <wp:lineTo x="21541" y="13530"/>
+                <wp:lineTo x="21541" y="13492"/>
+                <wp:lineTo x="21541" y="13454"/>
+                <wp:lineTo x="21541" y="13417"/>
+                <wp:lineTo x="21541" y="13379"/>
+                <wp:lineTo x="21541" y="13341"/>
+                <wp:lineTo x="21541" y="13303"/>
+                <wp:lineTo x="21541" y="13265"/>
+                <wp:lineTo x="21541" y="13227"/>
+                <wp:lineTo x="21541" y="13190"/>
+                <wp:lineTo x="21541" y="13152"/>
+                <wp:lineTo x="21541" y="13114"/>
+                <wp:lineTo x="21541" y="13076"/>
+                <wp:lineTo x="21541" y="13038"/>
+                <wp:lineTo x="21541" y="13000"/>
+                <wp:lineTo x="21541" y="12963"/>
+                <wp:lineTo x="21541" y="12925"/>
+                <wp:lineTo x="21541" y="12887"/>
+                <wp:lineTo x="21541" y="12849"/>
+                <wp:lineTo x="21541" y="12811"/>
+                <wp:lineTo x="21541" y="12773"/>
+                <wp:lineTo x="21541" y="12736"/>
+                <wp:lineTo x="21541" y="12698"/>
+                <wp:lineTo x="21541" y="12660"/>
+                <wp:lineTo x="21541" y="12622"/>
+                <wp:lineTo x="21541" y="12584"/>
+                <wp:lineTo x="21541" y="12547"/>
+                <wp:lineTo x="21541" y="12509"/>
+                <wp:lineTo x="21541" y="12472"/>
+                <wp:lineTo x="21541" y="12434"/>
+                <wp:lineTo x="21541" y="12396"/>
+                <wp:lineTo x="21541" y="12358"/>
+                <wp:lineTo x="21541" y="12321"/>
+                <wp:lineTo x="21541" y="12283"/>
+                <wp:lineTo x="21541" y="12245"/>
+                <wp:lineTo x="21541" y="12207"/>
+                <wp:lineTo x="21541" y="12169"/>
+                <wp:lineTo x="21541" y="12131"/>
+                <wp:lineTo x="21541" y="12094"/>
+                <wp:lineTo x="21541" y="12056"/>
+                <wp:lineTo x="21541" y="12018"/>
+                <wp:lineTo x="21541" y="11980"/>
+                <wp:lineTo x="21541" y="11942"/>
+                <wp:lineTo x="21541" y="11904"/>
+                <wp:lineTo x="21541" y="11867"/>
+                <wp:lineTo x="21541" y="11829"/>
+                <wp:lineTo x="21541" y="11791"/>
+                <wp:lineTo x="21541" y="11753"/>
+                <wp:lineTo x="21541" y="11715"/>
+                <wp:lineTo x="21541" y="11677"/>
+                <wp:lineTo x="21541" y="11640"/>
+                <wp:lineTo x="21541" y="11602"/>
+                <wp:lineTo x="21541" y="11564"/>
+                <wp:lineTo x="21541" y="11526"/>
+                <wp:lineTo x="21541" y="11488"/>
+                <wp:lineTo x="21541" y="11450"/>
+                <wp:lineTo x="21541" y="11413"/>
+                <wp:lineTo x="21541" y="11375"/>
+                <wp:lineTo x="21541" y="11338"/>
+                <wp:lineTo x="21541" y="11300"/>
+                <wp:lineTo x="21541" y="11262"/>
+                <wp:lineTo x="21541" y="11225"/>
+                <wp:lineTo x="21541" y="11187"/>
+                <wp:lineTo x="21541" y="11149"/>
+                <wp:lineTo x="21541" y="11111"/>
+                <wp:lineTo x="21541" y="11073"/>
+                <wp:lineTo x="21541" y="11035"/>
+                <wp:lineTo x="21541" y="10998"/>
+                <wp:lineTo x="21541" y="10960"/>
+                <wp:lineTo x="21541" y="10922"/>
+                <wp:lineTo x="21541" y="10884"/>
+                <wp:lineTo x="21541" y="10846"/>
+                <wp:lineTo x="21541" y="10808"/>
+                <wp:lineTo x="21541" y="10771"/>
+                <wp:lineTo x="21541" y="10733"/>
+                <wp:lineTo x="21541" y="10695"/>
+                <wp:lineTo x="21541" y="10657"/>
+                <wp:lineTo x="21541" y="10619"/>
+                <wp:lineTo x="21541" y="10581"/>
+                <wp:lineTo x="21541" y="10544"/>
+                <wp:lineTo x="21541" y="10506"/>
+                <wp:lineTo x="21541" y="10468"/>
+                <wp:lineTo x="21541" y="10430"/>
+                <wp:lineTo x="21541" y="10392"/>
+                <wp:lineTo x="21541" y="10354"/>
+                <wp:lineTo x="21541" y="10317"/>
+                <wp:lineTo x="21541" y="10279"/>
+                <wp:lineTo x="21541" y="10241"/>
+                <wp:lineTo x="21541" y="10204"/>
+                <wp:lineTo x="21541" y="10166"/>
+                <wp:lineTo x="21541" y="10129"/>
+                <wp:lineTo x="21541" y="10091"/>
+                <wp:lineTo x="21541" y="10053"/>
+                <wp:lineTo x="21541" y="10015"/>
+                <wp:lineTo x="21541" y="9977"/>
+                <wp:lineTo x="21541" y="9939"/>
+                <wp:lineTo x="21541" y="9902"/>
+                <wp:lineTo x="21541" y="9864"/>
+                <wp:lineTo x="21541" y="9826"/>
+                <wp:lineTo x="21541" y="9788"/>
+                <wp:lineTo x="21541" y="9750"/>
+                <wp:lineTo x="21541" y="9712"/>
+                <wp:lineTo x="21541" y="9675"/>
+                <wp:lineTo x="21541" y="9637"/>
+                <wp:lineTo x="21541" y="9599"/>
+                <wp:lineTo x="21541" y="9561"/>
+                <wp:lineTo x="21541" y="9523"/>
+                <wp:lineTo x="21541" y="9485"/>
+                <wp:lineTo x="21541" y="9448"/>
+                <wp:lineTo x="21541" y="9410"/>
+                <wp:lineTo x="21541" y="9372"/>
+                <wp:lineTo x="21541" y="9334"/>
+                <wp:lineTo x="21541" y="9296"/>
+                <wp:lineTo x="21541" y="9258"/>
+                <wp:lineTo x="21541" y="9221"/>
+                <wp:lineTo x="21541" y="9183"/>
+                <wp:lineTo x="21541" y="9145"/>
+                <wp:lineTo x="21541" y="9107"/>
+                <wp:lineTo x="21541" y="9070"/>
+                <wp:lineTo x="21541" y="9032"/>
+                <wp:lineTo x="21541" y="8995"/>
+                <wp:lineTo x="21541" y="8957"/>
+                <wp:lineTo x="21541" y="8919"/>
+                <wp:lineTo x="21541" y="8881"/>
+                <wp:lineTo x="21541" y="8843"/>
+                <wp:lineTo x="21541" y="8806"/>
+                <wp:lineTo x="21541" y="8768"/>
+                <wp:lineTo x="21541" y="8730"/>
+                <wp:lineTo x="21541" y="8692"/>
+                <wp:lineTo x="21541" y="8654"/>
+                <wp:lineTo x="21541" y="8616"/>
+                <wp:lineTo x="21541" y="8579"/>
+                <wp:lineTo x="21541" y="8541"/>
+                <wp:lineTo x="21541" y="8503"/>
+                <wp:lineTo x="21541" y="8465"/>
+                <wp:lineTo x="21541" y="8427"/>
+                <wp:lineTo x="21541" y="8389"/>
+                <wp:lineTo x="21541" y="8352"/>
+                <wp:lineTo x="21541" y="8314"/>
+                <wp:lineTo x="21541" y="8276"/>
+                <wp:lineTo x="21541" y="8238"/>
+                <wp:lineTo x="21541" y="8200"/>
+                <wp:lineTo x="21541" y="8162"/>
+                <wp:lineTo x="21541" y="8125"/>
+                <wp:lineTo x="21541" y="8087"/>
+                <wp:lineTo x="21541" y="8049"/>
+                <wp:lineTo x="21541" y="8011"/>
+                <wp:lineTo x="21541" y="7973"/>
+                <wp:lineTo x="21541" y="7936"/>
+                <wp:lineTo x="21541" y="7899"/>
+                <wp:lineTo x="21541" y="7861"/>
+                <wp:lineTo x="21541" y="7823"/>
+                <wp:lineTo x="21541" y="7785"/>
+                <wp:lineTo x="21541" y="7747"/>
+                <wp:lineTo x="21541" y="7709"/>
+                <wp:lineTo x="21541" y="7672"/>
+                <wp:lineTo x="21541" y="7634"/>
+                <wp:lineTo x="21541" y="7596"/>
+                <wp:lineTo x="21541" y="7558"/>
+                <wp:lineTo x="21541" y="7520"/>
+                <wp:lineTo x="21541" y="7483"/>
+                <wp:lineTo x="21541" y="7445"/>
+                <wp:lineTo x="21541" y="7407"/>
+                <wp:lineTo x="21541" y="7369"/>
+                <wp:lineTo x="21541" y="7331"/>
+                <wp:lineTo x="21541" y="7293"/>
+                <wp:lineTo x="21541" y="7256"/>
+                <wp:lineTo x="21541" y="7218"/>
+                <wp:lineTo x="21541" y="7180"/>
+                <wp:lineTo x="21541" y="7142"/>
+                <wp:lineTo x="21541" y="7104"/>
+                <wp:lineTo x="21541" y="7066"/>
+                <wp:lineTo x="21541" y="7029"/>
+                <wp:lineTo x="21541" y="6991"/>
+                <wp:lineTo x="21541" y="6953"/>
+                <wp:lineTo x="21541" y="6915"/>
+                <wp:lineTo x="21541" y="6877"/>
+                <wp:lineTo x="21541" y="6839"/>
+                <wp:lineTo x="21541" y="6803"/>
+                <wp:lineTo x="21541" y="6765"/>
+                <wp:lineTo x="21541" y="6727"/>
+                <wp:lineTo x="21541" y="6689"/>
+                <wp:lineTo x="21541" y="6651"/>
+                <wp:lineTo x="21541" y="6613"/>
+                <wp:lineTo x="21541" y="6576"/>
+                <wp:lineTo x="21541" y="6538"/>
+                <wp:lineTo x="21541" y="6500"/>
+                <wp:lineTo x="21541" y="6462"/>
+                <wp:lineTo x="21541" y="6424"/>
+                <wp:lineTo x="21541" y="6386"/>
+                <wp:lineTo x="21541" y="6349"/>
+                <wp:lineTo x="21541" y="6311"/>
+                <wp:lineTo x="21541" y="6273"/>
+                <wp:lineTo x="21541" y="6235"/>
+                <wp:lineTo x="21541" y="6197"/>
+                <wp:lineTo x="21541" y="6160"/>
+                <wp:lineTo x="21541" y="6122"/>
+                <wp:lineTo x="21541" y="6084"/>
+                <wp:lineTo x="21541" y="6046"/>
+                <wp:lineTo x="21541" y="6008"/>
+                <wp:lineTo x="21541" y="5970"/>
+                <wp:lineTo x="21541" y="5933"/>
+                <wp:lineTo x="21541" y="5895"/>
+                <wp:lineTo x="21541" y="5857"/>
+                <wp:lineTo x="21541" y="5819"/>
+                <wp:lineTo x="21541" y="5781"/>
+                <wp:lineTo x="21541" y="5743"/>
+                <wp:lineTo x="21541" y="5706"/>
+                <wp:lineTo x="21541" y="5669"/>
+                <wp:lineTo x="21541" y="5631"/>
+                <wp:lineTo x="21541" y="5593"/>
+                <wp:lineTo x="21541" y="5555"/>
+                <wp:lineTo x="21541" y="5517"/>
+                <wp:lineTo x="21541" y="5480"/>
+                <wp:lineTo x="21541" y="5442"/>
+                <wp:lineTo x="21541" y="5404"/>
+                <wp:lineTo x="21541" y="5366"/>
+                <wp:lineTo x="21541" y="5328"/>
+                <wp:lineTo x="21541" y="5290"/>
+                <wp:lineTo x="21541" y="5253"/>
+                <wp:lineTo x="21541" y="5215"/>
+                <wp:lineTo x="21541" y="5177"/>
+                <wp:lineTo x="21541" y="5139"/>
+                <wp:lineTo x="21541" y="5101"/>
+                <wp:lineTo x="21541" y="5064"/>
+                <wp:lineTo x="21541" y="5026"/>
+                <wp:lineTo x="21541" y="4988"/>
+                <wp:lineTo x="21541" y="4950"/>
+                <wp:lineTo x="21541" y="4912"/>
+                <wp:lineTo x="21541" y="4874"/>
+                <wp:lineTo x="21541" y="4837"/>
+                <wp:lineTo x="21541" y="4799"/>
+                <wp:lineTo x="21541" y="4761"/>
+                <wp:lineTo x="21541" y="4723"/>
+                <wp:lineTo x="21541" y="4685"/>
+                <wp:lineTo x="21541" y="4647"/>
+                <wp:lineTo x="21541" y="4610"/>
+                <wp:lineTo x="21541" y="4572"/>
+                <wp:lineTo x="21541" y="4535"/>
+                <wp:lineTo x="21541" y="4497"/>
+                <wp:lineTo x="21541" y="4459"/>
+                <wp:lineTo x="21541" y="4421"/>
+                <wp:lineTo x="21541" y="4384"/>
+                <wp:lineTo x="21541" y="4346"/>
+                <wp:lineTo x="21541" y="4308"/>
+                <wp:lineTo x="21541" y="4270"/>
+                <wp:lineTo x="21541" y="4232"/>
+                <wp:lineTo x="21541" y="4194"/>
+                <wp:lineTo x="21541" y="4157"/>
+                <wp:lineTo x="21541" y="4119"/>
+                <wp:lineTo x="21541" y="4081"/>
+                <wp:lineTo x="21541" y="4043"/>
+                <wp:lineTo x="21541" y="4005"/>
+                <wp:lineTo x="21541" y="3967"/>
+                <wp:lineTo x="21541" y="3930"/>
+                <wp:lineTo x="21541" y="3892"/>
+                <wp:lineTo x="21541" y="3854"/>
+                <wp:lineTo x="21541" y="3816"/>
+                <wp:lineTo x="21541" y="3778"/>
+                <wp:lineTo x="21541" y="3741"/>
+                <wp:lineTo x="21541" y="3703"/>
+                <wp:lineTo x="21541" y="3665"/>
+                <wp:lineTo x="21541" y="3627"/>
+                <wp:lineTo x="21541" y="3589"/>
+                <wp:lineTo x="21541" y="3551"/>
+                <wp:lineTo x="21541" y="3514"/>
+                <wp:lineTo x="21541" y="3476"/>
+                <wp:lineTo x="21541" y="3438"/>
+                <wp:lineTo x="21541" y="3401"/>
+                <wp:lineTo x="21541" y="3363"/>
+                <wp:lineTo x="21541" y="3325"/>
+                <wp:lineTo x="21541" y="3288"/>
+                <wp:lineTo x="21541" y="3250"/>
+                <wp:lineTo x="21541" y="3212"/>
+                <wp:lineTo x="21541" y="3174"/>
+                <wp:lineTo x="21541" y="3136"/>
+                <wp:lineTo x="21541" y="3098"/>
+                <wp:lineTo x="21541" y="3061"/>
+                <wp:lineTo x="21541" y="3023"/>
+                <wp:lineTo x="21541" y="2985"/>
+                <wp:lineTo x="21541" y="2947"/>
+                <wp:lineTo x="21541" y="2909"/>
+                <wp:lineTo x="21541" y="2871"/>
+                <wp:lineTo x="21541" y="2834"/>
+                <wp:lineTo x="21541" y="2796"/>
+                <wp:lineTo x="21541" y="2758"/>
+                <wp:lineTo x="21541" y="2720"/>
+                <wp:lineTo x="21541" y="2682"/>
+                <wp:lineTo x="21541" y="2644"/>
+                <wp:lineTo x="21541" y="2607"/>
+                <wp:lineTo x="21541" y="2569"/>
+                <wp:lineTo x="21541" y="2531"/>
+                <wp:lineTo x="21541" y="2493"/>
+                <wp:lineTo x="21541" y="2455"/>
+                <wp:lineTo x="21541" y="2418"/>
+                <wp:lineTo x="21541" y="2380"/>
+                <wp:lineTo x="21541" y="2342"/>
+                <wp:lineTo x="21541" y="2304"/>
+                <wp:lineTo x="21541" y="2267"/>
+                <wp:lineTo x="21541" y="2229"/>
+                <wp:lineTo x="21541" y="2192"/>
+                <wp:lineTo x="21541" y="2154"/>
+                <wp:lineTo x="21541" y="2116"/>
+                <wp:lineTo x="21541" y="2078"/>
+                <wp:lineTo x="21541" y="2040"/>
+                <wp:lineTo x="21541" y="2002"/>
+                <wp:lineTo x="21541" y="1965"/>
+                <wp:lineTo x="21541" y="1927"/>
+                <wp:lineTo x="21541" y="1889"/>
+                <wp:lineTo x="21541" y="1851"/>
+                <wp:lineTo x="21541" y="1813"/>
+                <wp:lineTo x="21541" y="1775"/>
+                <wp:lineTo x="21541" y="1738"/>
+                <wp:lineTo x="21541" y="1700"/>
+                <wp:lineTo x="21541" y="1662"/>
+                <wp:lineTo x="21541" y="1624"/>
+                <wp:lineTo x="21541" y="1586"/>
+                <wp:lineTo x="21541" y="1548"/>
+                <wp:lineTo x="21541" y="1511"/>
+                <wp:lineTo x="21541" y="1473"/>
+                <wp:lineTo x="21541" y="1435"/>
+                <wp:lineTo x="21541" y="1397"/>
+                <wp:lineTo x="21541" y="1359"/>
+                <wp:lineTo x="21541" y="1321"/>
+                <wp:lineTo x="21541" y="1284"/>
+                <wp:lineTo x="21541" y="1246"/>
+                <wp:lineTo x="21541" y="1208"/>
+                <wp:lineTo x="21541" y="1170"/>
+                <wp:lineTo x="21541" y="1133"/>
+                <wp:lineTo x="21541" y="1096"/>
+                <wp:lineTo x="21541" y="1058"/>
+                <wp:lineTo x="21541" y="1020"/>
+                <wp:lineTo x="21541" y="982"/>
+                <wp:lineTo x="21541" y="944"/>
+                <wp:lineTo x="21541" y="906"/>
+                <wp:lineTo x="21541" y="869"/>
+                <wp:lineTo x="21541" y="831"/>
+                <wp:lineTo x="21541" y="793"/>
+                <wp:lineTo x="21541" y="755"/>
+                <wp:lineTo x="21541" y="717"/>
+                <wp:lineTo x="21541" y="679"/>
+                <wp:lineTo x="21541" y="642"/>
+                <wp:lineTo x="21541" y="604"/>
+                <wp:lineTo x="21541" y="566"/>
+                <wp:lineTo x="21541" y="528"/>
+                <wp:lineTo x="21541" y="490"/>
+                <wp:lineTo x="21541" y="452"/>
+                <wp:lineTo x="21541" y="415"/>
+                <wp:lineTo x="21541" y="377"/>
+                <wp:lineTo x="21541" y="339"/>
+                <wp:lineTo x="21541" y="301"/>
+                <wp:lineTo x="21541" y="263"/>
+                <wp:lineTo x="21541" y="225"/>
+                <wp:lineTo x="21541" y="188"/>
+                <wp:lineTo x="21541" y="150"/>
+                <wp:lineTo x="21541" y="112"/>
+                <wp:lineTo x="21541" y="74"/>
+                <wp:lineTo x="21541" y="36"/>
+                <wp:lineTo x="21541" y="0"/>
+                <wp:lineTo x="-19" y="0"/>
               </wp:wrapPolygon>
             </wp:wrapThrough>
             <wp:docPr id="1" name="Image1" descr="" title=""/>
@@ -5442,12 +5446,12 @@
           <w:numId w:val="1"/>
         </w:numPr>
         <w:spacing w:before="0" w:after="0"/>
-        <w:ind w:firstLine="709" w:start="0"/>
+        <w:ind w:firstLine="709" w:start="0" w:end="0"/>
         <w:jc w:val="both"/>
         <w:rPr/>
       </w:pPr>
-      <w:bookmarkStart w:id="8" w:name="_Toc69940116"/>
-      <w:bookmarkStart w:id="9" w:name="_Toc211376662"/>
+      <w:bookmarkStart w:id="8" w:name="_Toc211376662"/>
+      <w:bookmarkStart w:id="9" w:name="_Toc69940116"/>
       <w:r>
         <w:rPr/>
         <w:t>5 Диагностика и нейтрализация синтаксических ошибок</w:t>
@@ -5458,7 +5462,7 @@
     <w:p>
       <w:pPr>
         <w:pStyle w:val="Normal"/>
-        <w:ind w:firstLine="709"/>
+        <w:ind w:firstLine="709" w:start="0" w:end="0"/>
         <w:rPr>
           <w:lang w:bidi="ar-SA"/>
         </w:rPr>
@@ -5473,7 +5477,7 @@
     <w:p>
       <w:pPr>
         <w:pStyle w:val="Normal"/>
-        <w:ind w:firstLine="709"/>
+        <w:ind w:firstLine="709" w:start="0" w:end="0"/>
         <w:rPr>
           <w:lang w:bidi="ar-SA"/>
         </w:rPr>
@@ -5488,7 +5492,7 @@
     <w:p>
       <w:pPr>
         <w:pStyle w:val="Normal"/>
-        <w:ind w:firstLine="709"/>
+        <w:ind w:firstLine="709" w:start="0" w:end="0"/>
         <w:rPr>
           <w:lang w:bidi="ar-SA"/>
         </w:rPr>
@@ -5503,7 +5507,7 @@
     <w:p>
       <w:pPr>
         <w:pStyle w:val="Normal"/>
-        <w:ind w:firstLine="709"/>
+        <w:ind w:firstLine="709" w:start="0" w:end="0"/>
         <w:rPr>
           <w:lang w:bidi="ar-SA"/>
         </w:rPr>
@@ -5518,7 +5522,7 @@
     <w:p>
       <w:pPr>
         <w:pStyle w:val="Normal"/>
-        <w:ind w:firstLine="709"/>
+        <w:ind w:firstLine="709" w:start="0" w:end="0"/>
         <w:rPr>
           <w:lang w:bidi="ar-SA"/>
         </w:rPr>
@@ -5533,7 +5537,7 @@
     <w:p>
       <w:pPr>
         <w:pStyle w:val="Normal"/>
-        <w:ind w:firstLine="709"/>
+        <w:ind w:firstLine="709" w:start="0" w:end="0"/>
         <w:rPr>
           <w:lang w:bidi="ar-SA"/>
         </w:rPr>
@@ -5561,7 +5565,7 @@
     <w:p>
       <w:pPr>
         <w:pStyle w:val="Normal"/>
-        <w:ind w:firstLine="709"/>
+        <w:ind w:firstLine="709" w:start="0" w:end="0"/>
         <w:rPr>
           <w:lang w:bidi="ar-SA"/>
         </w:rPr>
@@ -5576,7 +5580,7 @@
     <w:p>
       <w:pPr>
         <w:pStyle w:val="Normal"/>
-        <w:ind w:firstLine="709"/>
+        <w:ind w:firstLine="709" w:start="0" w:end="0"/>
         <w:rPr>
           <w:lang w:bidi="ar-SA"/>
         </w:rPr>
@@ -5596,7 +5600,7 @@
           <w:tab w:val="clear" w:pos="708"/>
           <w:tab w:val="left" w:pos="426" w:leader="none"/>
         </w:tabs>
-        <w:ind w:firstLine="709"/>
+        <w:ind w:firstLine="709" w:start="0" w:end="0"/>
         <w:jc w:val="center"/>
         <w:rPr>
           <w:color w:val="000000"/>
@@ -6031,7 +6035,7 @@
           <w:numId w:val="1"/>
         </w:numPr>
         <w:spacing w:before="0" w:after="0"/>
-        <w:ind w:firstLine="709" w:start="0"/>
+        <w:ind w:firstLine="709" w:start="0" w:end="0"/>
         <w:jc w:val="both"/>
         <w:rPr/>
       </w:pPr>
@@ -6045,7 +6049,7 @@
     <w:p>
       <w:pPr>
         <w:pStyle w:val="Normal"/>
-        <w:ind w:firstLine="709"/>
+        <w:ind w:firstLine="709" w:start="0" w:end="0"/>
         <w:rPr>
           <w:lang w:bidi="ar-SA"/>
         </w:rPr>
@@ -6058,13 +6062,7 @@
         <w:rPr>
           <w:lang w:bidi="ar-SA"/>
         </w:rPr>
-        <w:t xml:space="preserve">иже представлены тестовые примеры запуска разработанного парсера </w:t>
-      </w:r>
-      <w:r>
-        <w:rPr>
-          <w:lang w:bidi="ar-SA"/>
-        </w:rPr>
-        <w:t>(см. Приложение 2)</w:t>
+        <w:t>иже представлены тестовые примеры запуска разработанного парсера (см. Приложение 2)</w:t>
       </w:r>
       <w:r>
         <w:rPr/>
@@ -6097,15 +6095,15 @@
           <wp:anchor behindDoc="0" distT="0" distB="0" distL="0" distR="0" simplePos="0" locked="0" layoutInCell="0" allowOverlap="1" relativeHeight="4">
             <wp:simplePos x="0" y="0"/>
             <wp:positionH relativeFrom="column">
-              <wp:posOffset>0</wp:posOffset>
+              <wp:posOffset>-401320</wp:posOffset>
             </wp:positionH>
             <wp:positionV relativeFrom="paragraph">
-              <wp:posOffset>116840</wp:posOffset>
+              <wp:posOffset>147320</wp:posOffset>
             </wp:positionV>
-            <wp:extent cx="5940425" cy="4173855"/>
+            <wp:extent cx="6460490" cy="4078605"/>
             <wp:effectExtent l="0" t="0" r="0" b="0"/>
             <wp:wrapSquare wrapText="largest"/>
-            <wp:docPr id="2" name="Image2" descr="" title=""/>
+            <wp:docPr id="2" name="Image4" descr="" title=""/>
             <wp:cNvGraphicFramePr>
               <a:graphicFrameLocks xmlns:a="http://schemas.openxmlformats.org/drawingml/2006/main" noChangeAspect="1"/>
             </wp:cNvGraphicFramePr>
@@ -6113,7 +6111,7 @@
               <a:graphicData uri="http://schemas.openxmlformats.org/drawingml/2006/picture">
                 <pic:pic xmlns:pic="http://schemas.openxmlformats.org/drawingml/2006/picture">
                   <pic:nvPicPr>
-                    <pic:cNvPr id="2" name="Image2" descr="" title=""/>
+                    <pic:cNvPr id="2" name="Image4" descr="" title=""/>
                     <pic:cNvPicPr>
                       <a:picLocks noChangeAspect="1" noChangeArrowheads="1"/>
                     </pic:cNvPicPr>
@@ -6127,7 +6125,7 @@
                   <pic:spPr bwMode="auto">
                     <a:xfrm>
                       <a:off x="0" y="0"/>
-                      <a:ext cx="5940425" cy="4173855"/>
+                      <a:ext cx="6460490" cy="4078605"/>
                     </a:xfrm>
                     <a:prstGeom prst="rect">
                       <a:avLst/>
@@ -6142,15 +6140,15 @@
           <wp:anchor behindDoc="0" distT="0" distB="0" distL="0" distR="0" simplePos="0" locked="0" layoutInCell="0" allowOverlap="1" relativeHeight="5">
             <wp:simplePos x="0" y="0"/>
             <wp:positionH relativeFrom="column">
-              <wp:posOffset>-16510</wp:posOffset>
+              <wp:posOffset>-401320</wp:posOffset>
             </wp:positionH>
             <wp:positionV relativeFrom="paragraph">
-              <wp:posOffset>4386580</wp:posOffset>
+              <wp:posOffset>4359275</wp:posOffset>
             </wp:positionV>
-            <wp:extent cx="5940425" cy="3914140"/>
+            <wp:extent cx="6560820" cy="4142105"/>
             <wp:effectExtent l="0" t="0" r="0" b="0"/>
             <wp:wrapSquare wrapText="largest"/>
-            <wp:docPr id="3" name="Image3" descr="" title=""/>
+            <wp:docPr id="3" name="Image5" descr="" title=""/>
             <wp:cNvGraphicFramePr>
               <a:graphicFrameLocks xmlns:a="http://schemas.openxmlformats.org/drawingml/2006/main" noChangeAspect="1"/>
             </wp:cNvGraphicFramePr>
@@ -6158,7 +6156,7 @@
               <a:graphicData uri="http://schemas.openxmlformats.org/drawingml/2006/picture">
                 <pic:pic xmlns:pic="http://schemas.openxmlformats.org/drawingml/2006/picture">
                   <pic:nvPicPr>
-                    <pic:cNvPr id="3" name="Image3" descr="" title=""/>
+                    <pic:cNvPr id="3" name="Image5" descr="" title=""/>
                     <pic:cNvPicPr>
                       <a:picLocks noChangeAspect="1" noChangeArrowheads="1"/>
                     </pic:cNvPicPr>
@@ -6172,7 +6170,7 @@
                   <pic:spPr bwMode="auto">
                     <a:xfrm>
                       <a:off x="0" y="0"/>
-                      <a:ext cx="5940425" cy="3914140"/>
+                      <a:ext cx="6560820" cy="4142105"/>
                     </a:xfrm>
                     <a:prstGeom prst="rect">
                       <a:avLst/>
@@ -6187,6 +6185,762 @@
     </w:p>
     <w:p>
       <w:pPr>
+        <w:pStyle w:val="Normal"/>
+        <w:numPr>
+          <w:ilvl w:val="0"/>
+          <w:numId w:val="0"/>
+        </w:numPr>
+        <w:spacing w:before="0" w:after="60"/>
+        <w:ind w:hanging="0" w:start="0" w:end="0"/>
+        <w:rPr>
+          <w:i w:val="false"/>
+          <w:i w:val="false"/>
+          <w:iCs w:val="false"/>
+          <w:lang w:val="ru-RU"/>
+        </w:rPr>
+      </w:pPr>
+      <w:r>
+        <w:rPr>
+          <w:i w:val="false"/>
+          <w:iCs w:val="false"/>
+          <w:lang w:val="ru-RU"/>
+        </w:rPr>
+      </w:r>
+    </w:p>
+    <w:p>
+      <w:pPr>
+        <w:pStyle w:val="Normal"/>
+        <w:numPr>
+          <w:ilvl w:val="0"/>
+          <w:numId w:val="0"/>
+        </w:numPr>
+        <w:spacing w:before="0" w:after="60"/>
+        <w:ind w:hanging="0" w:start="0" w:end="0"/>
+        <w:rPr>
+          <w:i w:val="false"/>
+          <w:i w:val="false"/>
+          <w:iCs w:val="false"/>
+          <w:lang w:val="ru-RU"/>
+        </w:rPr>
+      </w:pPr>
+      <w:r>
+        <w:rPr>
+          <w:i w:val="false"/>
+          <w:iCs w:val="false"/>
+          <w:lang w:val="ru-RU"/>
+        </w:rPr>
+      </w:r>
+    </w:p>
+    <w:p>
+      <w:pPr>
+        <w:pStyle w:val="Normal"/>
+        <w:numPr>
+          <w:ilvl w:val="0"/>
+          <w:numId w:val="0"/>
+        </w:numPr>
+        <w:spacing w:before="0" w:after="60"/>
+        <w:ind w:hanging="0" w:start="0" w:end="0"/>
+        <w:rPr>
+          <w:i w:val="false"/>
+          <w:i w:val="false"/>
+          <w:iCs w:val="false"/>
+          <w:lang w:val="ru-RU"/>
+        </w:rPr>
+      </w:pPr>
+      <w:r>
+        <w:rPr>
+          <w:i w:val="false"/>
+          <w:iCs w:val="false"/>
+          <w:lang w:val="ru-RU"/>
+        </w:rPr>
+        <w:drawing>
+          <wp:anchor behindDoc="0" distT="0" distB="0" distL="0" distR="0" simplePos="0" locked="0" layoutInCell="0" allowOverlap="1" relativeHeight="6">
+            <wp:simplePos x="0" y="0"/>
+            <wp:positionH relativeFrom="column">
+              <wp:posOffset>-259080</wp:posOffset>
+            </wp:positionH>
+            <wp:positionV relativeFrom="paragraph">
+              <wp:posOffset>120015</wp:posOffset>
+            </wp:positionV>
+            <wp:extent cx="6284595" cy="3967480"/>
+            <wp:effectExtent l="0" t="0" r="0" b="0"/>
+            <wp:wrapSquare wrapText="largest"/>
+            <wp:docPr id="4" name="Image2" descr="" title=""/>
+            <wp:cNvGraphicFramePr>
+              <a:graphicFrameLocks xmlns:a="http://schemas.openxmlformats.org/drawingml/2006/main" noChangeAspect="1"/>
+            </wp:cNvGraphicFramePr>
+            <a:graphic xmlns:a="http://schemas.openxmlformats.org/drawingml/2006/main">
+              <a:graphicData uri="http://schemas.openxmlformats.org/drawingml/2006/picture">
+                <pic:pic xmlns:pic="http://schemas.openxmlformats.org/drawingml/2006/picture">
+                  <pic:nvPicPr>
+                    <pic:cNvPr id="4" name="Image2" descr="" title=""/>
+                    <pic:cNvPicPr>
+                      <a:picLocks noChangeAspect="1" noChangeArrowheads="1"/>
+                    </pic:cNvPicPr>
+                  </pic:nvPicPr>
+                  <pic:blipFill>
+                    <a:blip r:embed="rId5"/>
+                    <a:stretch>
+                      <a:fillRect/>
+                    </a:stretch>
+                  </pic:blipFill>
+                  <pic:spPr bwMode="auto">
+                    <a:xfrm>
+                      <a:off x="0" y="0"/>
+                      <a:ext cx="6284595" cy="3967480"/>
+                    </a:xfrm>
+                    <a:prstGeom prst="rect">
+                      <a:avLst/>
+                    </a:prstGeom>
+                  </pic:spPr>
+                </pic:pic>
+              </a:graphicData>
+            </a:graphic>
+          </wp:anchor>
+        </w:drawing>
+      </w:r>
+    </w:p>
+    <w:p>
+      <w:pPr>
+        <w:pStyle w:val="Normal"/>
+        <w:numPr>
+          <w:ilvl w:val="0"/>
+          <w:numId w:val="0"/>
+        </w:numPr>
+        <w:spacing w:before="0" w:after="60"/>
+        <w:ind w:hanging="0" w:start="0" w:end="0"/>
+        <w:rPr>
+          <w:i w:val="false"/>
+          <w:i w:val="false"/>
+          <w:iCs w:val="false"/>
+          <w:lang w:val="ru-RU"/>
+        </w:rPr>
+      </w:pPr>
+      <w:r>
+        <w:rPr>
+          <w:i w:val="false"/>
+          <w:iCs w:val="false"/>
+          <w:lang w:val="ru-RU"/>
+        </w:rPr>
+      </w:r>
+    </w:p>
+    <w:p>
+      <w:pPr>
+        <w:pStyle w:val="Normal"/>
+        <w:numPr>
+          <w:ilvl w:val="0"/>
+          <w:numId w:val="0"/>
+        </w:numPr>
+        <w:spacing w:before="0" w:after="60"/>
+        <w:ind w:hanging="0" w:start="0" w:end="0"/>
+        <w:rPr>
+          <w:i w:val="false"/>
+          <w:i w:val="false"/>
+          <w:iCs w:val="false"/>
+          <w:lang w:val="ru-RU"/>
+        </w:rPr>
+      </w:pPr>
+      <w:r>
+        <w:rPr>
+          <w:i w:val="false"/>
+          <w:iCs w:val="false"/>
+          <w:lang w:val="ru-RU"/>
+        </w:rPr>
+        <w:drawing>
+          <wp:anchor behindDoc="0" distT="0" distB="0" distL="0" distR="0" simplePos="0" locked="0" layoutInCell="0" allowOverlap="1" relativeHeight="7">
+            <wp:simplePos x="0" y="0"/>
+            <wp:positionH relativeFrom="column">
+              <wp:posOffset>-259080</wp:posOffset>
+            </wp:positionH>
+            <wp:positionV relativeFrom="paragraph">
+              <wp:posOffset>159385</wp:posOffset>
+            </wp:positionV>
+            <wp:extent cx="6206490" cy="3918585"/>
+            <wp:effectExtent l="0" t="0" r="0" b="0"/>
+            <wp:wrapSquare wrapText="largest"/>
+            <wp:docPr id="5" name="Image3" descr="" title=""/>
+            <wp:cNvGraphicFramePr>
+              <a:graphicFrameLocks xmlns:a="http://schemas.openxmlformats.org/drawingml/2006/main" noChangeAspect="1"/>
+            </wp:cNvGraphicFramePr>
+            <a:graphic xmlns:a="http://schemas.openxmlformats.org/drawingml/2006/main">
+              <a:graphicData uri="http://schemas.openxmlformats.org/drawingml/2006/picture">
+                <pic:pic xmlns:pic="http://schemas.openxmlformats.org/drawingml/2006/picture">
+                  <pic:nvPicPr>
+                    <pic:cNvPr id="5" name="Image3" descr="" title=""/>
+                    <pic:cNvPicPr>
+                      <a:picLocks noChangeAspect="1" noChangeArrowheads="1"/>
+                    </pic:cNvPicPr>
+                  </pic:nvPicPr>
+                  <pic:blipFill>
+                    <a:blip r:embed="rId6"/>
+                    <a:stretch>
+                      <a:fillRect/>
+                    </a:stretch>
+                  </pic:blipFill>
+                  <pic:spPr bwMode="auto">
+                    <a:xfrm>
+                      <a:off x="0" y="0"/>
+                      <a:ext cx="6206490" cy="3918585"/>
+                    </a:xfrm>
+                    <a:prstGeom prst="rect">
+                      <a:avLst/>
+                    </a:prstGeom>
+                  </pic:spPr>
+                </pic:pic>
+              </a:graphicData>
+            </a:graphic>
+          </wp:anchor>
+        </w:drawing>
+      </w:r>
+    </w:p>
+    <w:p>
+      <w:pPr>
+        <w:pStyle w:val="Normal"/>
+        <w:numPr>
+          <w:ilvl w:val="0"/>
+          <w:numId w:val="0"/>
+        </w:numPr>
+        <w:spacing w:before="0" w:after="60"/>
+        <w:ind w:hanging="0" w:start="0" w:end="0"/>
+        <w:rPr>
+          <w:i w:val="false"/>
+          <w:i w:val="false"/>
+          <w:iCs w:val="false"/>
+          <w:lang w:val="ru-RU"/>
+        </w:rPr>
+      </w:pPr>
+      <w:r>
+        <w:rPr>
+          <w:i w:val="false"/>
+          <w:iCs w:val="false"/>
+          <w:lang w:val="ru-RU"/>
+        </w:rPr>
+        <w:drawing>
+          <wp:anchor behindDoc="0" distT="0" distB="0" distL="0" distR="0" simplePos="0" locked="0" layoutInCell="0" allowOverlap="1" relativeHeight="8">
+            <wp:simplePos x="0" y="0"/>
+            <wp:positionH relativeFrom="column">
+              <wp:posOffset>-259715</wp:posOffset>
+            </wp:positionH>
+            <wp:positionV relativeFrom="paragraph">
+              <wp:posOffset>15875</wp:posOffset>
+            </wp:positionV>
+            <wp:extent cx="5984875" cy="3778250"/>
+            <wp:effectExtent l="0" t="0" r="0" b="0"/>
+            <wp:wrapSquare wrapText="largest"/>
+            <wp:docPr id="6" name="Image6" descr="" title=""/>
+            <wp:cNvGraphicFramePr>
+              <a:graphicFrameLocks xmlns:a="http://schemas.openxmlformats.org/drawingml/2006/main" noChangeAspect="1"/>
+            </wp:cNvGraphicFramePr>
+            <a:graphic xmlns:a="http://schemas.openxmlformats.org/drawingml/2006/main">
+              <a:graphicData uri="http://schemas.openxmlformats.org/drawingml/2006/picture">
+                <pic:pic xmlns:pic="http://schemas.openxmlformats.org/drawingml/2006/picture">
+                  <pic:nvPicPr>
+                    <pic:cNvPr id="6" name="Image6" descr="" title=""/>
+                    <pic:cNvPicPr>
+                      <a:picLocks noChangeAspect="1" noChangeArrowheads="1"/>
+                    </pic:cNvPicPr>
+                  </pic:nvPicPr>
+                  <pic:blipFill>
+                    <a:blip r:embed="rId7"/>
+                    <a:stretch>
+                      <a:fillRect/>
+                    </a:stretch>
+                  </pic:blipFill>
+                  <pic:spPr bwMode="auto">
+                    <a:xfrm>
+                      <a:off x="0" y="0"/>
+                      <a:ext cx="5984875" cy="3778250"/>
+                    </a:xfrm>
+                    <a:prstGeom prst="rect">
+                      <a:avLst/>
+                    </a:prstGeom>
+                  </pic:spPr>
+                </pic:pic>
+              </a:graphicData>
+            </a:graphic>
+          </wp:anchor>
+        </w:drawing>
+      </w:r>
+    </w:p>
+    <w:p>
+      <w:pPr>
+        <w:pStyle w:val="Normal"/>
+        <w:numPr>
+          <w:ilvl w:val="0"/>
+          <w:numId w:val="0"/>
+        </w:numPr>
+        <w:spacing w:before="0" w:after="60"/>
+        <w:ind w:hanging="0" w:start="0" w:end="0"/>
+        <w:rPr>
+          <w:i w:val="false"/>
+          <w:i w:val="false"/>
+          <w:iCs w:val="false"/>
+          <w:lang w:val="ru-RU"/>
+        </w:rPr>
+      </w:pPr>
+      <w:r>
+        <w:rPr>
+          <w:i w:val="false"/>
+          <w:iCs w:val="false"/>
+          <w:lang w:val="ru-RU"/>
+        </w:rPr>
+      </w:r>
+    </w:p>
+    <w:p>
+      <w:pPr>
+        <w:pStyle w:val="Normal"/>
+        <w:numPr>
+          <w:ilvl w:val="0"/>
+          <w:numId w:val="0"/>
+        </w:numPr>
+        <w:spacing w:before="0" w:after="60"/>
+        <w:ind w:hanging="0" w:start="0" w:end="0"/>
+        <w:rPr>
+          <w:i w:val="false"/>
+          <w:i w:val="false"/>
+          <w:iCs w:val="false"/>
+          <w:lang w:val="ru-RU"/>
+        </w:rPr>
+      </w:pPr>
+      <w:r>
+        <w:rPr>
+          <w:i w:val="false"/>
+          <w:iCs w:val="false"/>
+          <w:lang w:val="ru-RU"/>
+        </w:rPr>
+      </w:r>
+    </w:p>
+    <w:p>
+      <w:pPr>
+        <w:pStyle w:val="Normal"/>
+        <w:numPr>
+          <w:ilvl w:val="0"/>
+          <w:numId w:val="0"/>
+        </w:numPr>
+        <w:spacing w:before="0" w:after="60"/>
+        <w:ind w:hanging="0" w:start="0" w:end="0"/>
+        <w:rPr>
+          <w:i w:val="false"/>
+          <w:i w:val="false"/>
+          <w:iCs w:val="false"/>
+          <w:lang w:val="ru-RU"/>
+        </w:rPr>
+      </w:pPr>
+      <w:r>
+        <w:rPr>
+          <w:i w:val="false"/>
+          <w:iCs w:val="false"/>
+          <w:lang w:val="ru-RU"/>
+        </w:rPr>
+      </w:r>
+    </w:p>
+    <w:p>
+      <w:pPr>
+        <w:pStyle w:val="Normal"/>
+        <w:numPr>
+          <w:ilvl w:val="0"/>
+          <w:numId w:val="0"/>
+        </w:numPr>
+        <w:spacing w:before="0" w:after="60"/>
+        <w:ind w:hanging="0" w:start="0" w:end="0"/>
+        <w:rPr>
+          <w:i w:val="false"/>
+          <w:i w:val="false"/>
+          <w:iCs w:val="false"/>
+          <w:lang w:val="ru-RU"/>
+        </w:rPr>
+      </w:pPr>
+      <w:r>
+        <w:rPr>
+          <w:i w:val="false"/>
+          <w:iCs w:val="false"/>
+          <w:lang w:val="ru-RU"/>
+        </w:rPr>
+      </w:r>
+    </w:p>
+    <w:p>
+      <w:pPr>
+        <w:pStyle w:val="Normal"/>
+        <w:numPr>
+          <w:ilvl w:val="0"/>
+          <w:numId w:val="0"/>
+        </w:numPr>
+        <w:spacing w:before="0" w:after="60"/>
+        <w:ind w:hanging="0" w:start="0" w:end="0"/>
+        <w:rPr>
+          <w:i w:val="false"/>
+          <w:i w:val="false"/>
+          <w:iCs w:val="false"/>
+          <w:lang w:val="ru-RU"/>
+        </w:rPr>
+      </w:pPr>
+      <w:r>
+        <w:rPr>
+          <w:i w:val="false"/>
+          <w:iCs w:val="false"/>
+          <w:lang w:val="ru-RU"/>
+        </w:rPr>
+      </w:r>
+    </w:p>
+    <w:p>
+      <w:pPr>
+        <w:pStyle w:val="Normal"/>
+        <w:numPr>
+          <w:ilvl w:val="0"/>
+          <w:numId w:val="0"/>
+        </w:numPr>
+        <w:spacing w:before="0" w:after="60"/>
+        <w:ind w:hanging="0" w:start="0" w:end="0"/>
+        <w:rPr>
+          <w:i w:val="false"/>
+          <w:i w:val="false"/>
+          <w:iCs w:val="false"/>
+          <w:lang w:val="ru-RU"/>
+        </w:rPr>
+      </w:pPr>
+      <w:r>
+        <w:rPr>
+          <w:i w:val="false"/>
+          <w:iCs w:val="false"/>
+          <w:lang w:val="ru-RU"/>
+        </w:rPr>
+      </w:r>
+    </w:p>
+    <w:p>
+      <w:pPr>
+        <w:pStyle w:val="Normal"/>
+        <w:numPr>
+          <w:ilvl w:val="0"/>
+          <w:numId w:val="0"/>
+        </w:numPr>
+        <w:spacing w:before="0" w:after="60"/>
+        <w:ind w:hanging="0" w:start="0" w:end="0"/>
+        <w:rPr>
+          <w:i w:val="false"/>
+          <w:i w:val="false"/>
+          <w:iCs w:val="false"/>
+          <w:lang w:val="ru-RU"/>
+        </w:rPr>
+      </w:pPr>
+      <w:r>
+        <w:rPr>
+          <w:i w:val="false"/>
+          <w:iCs w:val="false"/>
+          <w:lang w:val="ru-RU"/>
+        </w:rPr>
+      </w:r>
+    </w:p>
+    <w:p>
+      <w:pPr>
+        <w:pStyle w:val="Normal"/>
+        <w:numPr>
+          <w:ilvl w:val="0"/>
+          <w:numId w:val="0"/>
+        </w:numPr>
+        <w:spacing w:before="0" w:after="60"/>
+        <w:ind w:hanging="0" w:start="0" w:end="0"/>
+        <w:rPr>
+          <w:i w:val="false"/>
+          <w:i w:val="false"/>
+          <w:iCs w:val="false"/>
+          <w:lang w:val="ru-RU"/>
+        </w:rPr>
+      </w:pPr>
+      <w:r>
+        <w:rPr>
+          <w:i w:val="false"/>
+          <w:iCs w:val="false"/>
+          <w:lang w:val="ru-RU"/>
+        </w:rPr>
+      </w:r>
+    </w:p>
+    <w:p>
+      <w:pPr>
+        <w:pStyle w:val="Normal"/>
+        <w:numPr>
+          <w:ilvl w:val="0"/>
+          <w:numId w:val="0"/>
+        </w:numPr>
+        <w:spacing w:before="0" w:after="60"/>
+        <w:ind w:hanging="0" w:start="0" w:end="0"/>
+        <w:rPr>
+          <w:i w:val="false"/>
+          <w:i w:val="false"/>
+          <w:iCs w:val="false"/>
+          <w:lang w:val="ru-RU"/>
+        </w:rPr>
+      </w:pPr>
+      <w:r>
+        <w:rPr>
+          <w:i w:val="false"/>
+          <w:iCs w:val="false"/>
+          <w:lang w:val="ru-RU"/>
+        </w:rPr>
+      </w:r>
+    </w:p>
+    <w:p>
+      <w:pPr>
+        <w:pStyle w:val="Normal"/>
+        <w:numPr>
+          <w:ilvl w:val="0"/>
+          <w:numId w:val="0"/>
+        </w:numPr>
+        <w:spacing w:before="0" w:after="60"/>
+        <w:ind w:hanging="0" w:start="0" w:end="0"/>
+        <w:rPr>
+          <w:i w:val="false"/>
+          <w:i w:val="false"/>
+          <w:iCs w:val="false"/>
+          <w:lang w:val="ru-RU"/>
+        </w:rPr>
+      </w:pPr>
+      <w:r>
+        <w:rPr>
+          <w:i w:val="false"/>
+          <w:iCs w:val="false"/>
+          <w:lang w:val="ru-RU"/>
+        </w:rPr>
+      </w:r>
+    </w:p>
+    <w:p>
+      <w:pPr>
+        <w:pStyle w:val="Normal"/>
+        <w:numPr>
+          <w:ilvl w:val="0"/>
+          <w:numId w:val="0"/>
+        </w:numPr>
+        <w:spacing w:before="0" w:after="60"/>
+        <w:ind w:hanging="0" w:start="0" w:end="0"/>
+        <w:rPr>
+          <w:i w:val="false"/>
+          <w:i w:val="false"/>
+          <w:iCs w:val="false"/>
+          <w:lang w:val="ru-RU"/>
+        </w:rPr>
+      </w:pPr>
+      <w:r>
+        <w:rPr>
+          <w:i w:val="false"/>
+          <w:iCs w:val="false"/>
+          <w:lang w:val="ru-RU"/>
+        </w:rPr>
+      </w:r>
+    </w:p>
+    <w:p>
+      <w:pPr>
+        <w:pStyle w:val="Normal"/>
+        <w:numPr>
+          <w:ilvl w:val="0"/>
+          <w:numId w:val="0"/>
+        </w:numPr>
+        <w:spacing w:before="0" w:after="60"/>
+        <w:ind w:hanging="0" w:start="0" w:end="0"/>
+        <w:rPr>
+          <w:i w:val="false"/>
+          <w:i w:val="false"/>
+          <w:iCs w:val="false"/>
+          <w:lang w:val="ru-RU"/>
+        </w:rPr>
+      </w:pPr>
+      <w:r>
+        <w:rPr>
+          <w:i w:val="false"/>
+          <w:iCs w:val="false"/>
+          <w:lang w:val="ru-RU"/>
+        </w:rPr>
+      </w:r>
+    </w:p>
+    <w:p>
+      <w:pPr>
+        <w:pStyle w:val="Normal"/>
+        <w:numPr>
+          <w:ilvl w:val="0"/>
+          <w:numId w:val="0"/>
+        </w:numPr>
+        <w:spacing w:before="0" w:after="60"/>
+        <w:ind w:hanging="0" w:start="0" w:end="0"/>
+        <w:rPr>
+          <w:i w:val="false"/>
+          <w:i w:val="false"/>
+          <w:iCs w:val="false"/>
+          <w:lang w:val="ru-RU"/>
+        </w:rPr>
+      </w:pPr>
+      <w:r>
+        <w:rPr>
+          <w:i w:val="false"/>
+          <w:iCs w:val="false"/>
+          <w:lang w:val="ru-RU"/>
+        </w:rPr>
+      </w:r>
+    </w:p>
+    <w:p>
+      <w:pPr>
+        <w:pStyle w:val="Normal"/>
+        <w:numPr>
+          <w:ilvl w:val="0"/>
+          <w:numId w:val="0"/>
+        </w:numPr>
+        <w:spacing w:before="0" w:after="60"/>
+        <w:ind w:hanging="0" w:start="0" w:end="0"/>
+        <w:rPr>
+          <w:i w:val="false"/>
+          <w:i w:val="false"/>
+          <w:iCs w:val="false"/>
+          <w:lang w:val="ru-RU"/>
+        </w:rPr>
+      </w:pPr>
+      <w:r>
+        <w:rPr>
+          <w:i w:val="false"/>
+          <w:iCs w:val="false"/>
+          <w:lang w:val="ru-RU"/>
+        </w:rPr>
+      </w:r>
+    </w:p>
+    <w:p>
+      <w:pPr>
+        <w:pStyle w:val="Normal"/>
+        <w:numPr>
+          <w:ilvl w:val="0"/>
+          <w:numId w:val="0"/>
+        </w:numPr>
+        <w:spacing w:before="0" w:after="60"/>
+        <w:ind w:hanging="0" w:start="0" w:end="0"/>
+        <w:rPr>
+          <w:i w:val="false"/>
+          <w:i w:val="false"/>
+          <w:iCs w:val="false"/>
+          <w:lang w:val="ru-RU"/>
+        </w:rPr>
+      </w:pPr>
+      <w:r>
+        <w:rPr>
+          <w:i w:val="false"/>
+          <w:iCs w:val="false"/>
+          <w:lang w:val="ru-RU"/>
+        </w:rPr>
+      </w:r>
+    </w:p>
+    <w:p>
+      <w:pPr>
+        <w:pStyle w:val="Normal"/>
+        <w:numPr>
+          <w:ilvl w:val="0"/>
+          <w:numId w:val="0"/>
+        </w:numPr>
+        <w:spacing w:before="0" w:after="60"/>
+        <w:ind w:hanging="0" w:start="0" w:end="0"/>
+        <w:rPr>
+          <w:i w:val="false"/>
+          <w:i w:val="false"/>
+          <w:iCs w:val="false"/>
+          <w:lang w:val="ru-RU"/>
+        </w:rPr>
+      </w:pPr>
+      <w:r>
+        <w:rPr>
+          <w:i w:val="false"/>
+          <w:iCs w:val="false"/>
+          <w:lang w:val="ru-RU"/>
+        </w:rPr>
+        <w:drawing>
+          <wp:anchor behindDoc="0" distT="0" distB="0" distL="0" distR="0" simplePos="0" locked="0" layoutInCell="0" allowOverlap="1" relativeHeight="9">
+            <wp:simplePos x="0" y="0"/>
+            <wp:positionH relativeFrom="column">
+              <wp:posOffset>-300990</wp:posOffset>
+            </wp:positionH>
+            <wp:positionV relativeFrom="paragraph">
+              <wp:posOffset>150495</wp:posOffset>
+            </wp:positionV>
+            <wp:extent cx="6017895" cy="3799205"/>
+            <wp:effectExtent l="0" t="0" r="0" b="0"/>
+            <wp:wrapSquare wrapText="largest"/>
+            <wp:docPr id="7" name="Image7" descr="" title=""/>
+            <wp:cNvGraphicFramePr>
+              <a:graphicFrameLocks xmlns:a="http://schemas.openxmlformats.org/drawingml/2006/main" noChangeAspect="1"/>
+            </wp:cNvGraphicFramePr>
+            <a:graphic xmlns:a="http://schemas.openxmlformats.org/drawingml/2006/main">
+              <a:graphicData uri="http://schemas.openxmlformats.org/drawingml/2006/picture">
+                <pic:pic xmlns:pic="http://schemas.openxmlformats.org/drawingml/2006/picture">
+                  <pic:nvPicPr>
+                    <pic:cNvPr id="7" name="Image7" descr="" title=""/>
+                    <pic:cNvPicPr>
+                      <a:picLocks noChangeAspect="1" noChangeArrowheads="1"/>
+                    </pic:cNvPicPr>
+                  </pic:nvPicPr>
+                  <pic:blipFill>
+                    <a:blip r:embed="rId8"/>
+                    <a:stretch>
+                      <a:fillRect/>
+                    </a:stretch>
+                  </pic:blipFill>
+                  <pic:spPr bwMode="auto">
+                    <a:xfrm>
+                      <a:off x="0" y="0"/>
+                      <a:ext cx="6017895" cy="3799205"/>
+                    </a:xfrm>
+                    <a:prstGeom prst="rect">
+                      <a:avLst/>
+                    </a:prstGeom>
+                  </pic:spPr>
+                </pic:pic>
+              </a:graphicData>
+            </a:graphic>
+          </wp:anchor>
+        </w:drawing>
+      </w:r>
+    </w:p>
+    <w:p>
+      <w:pPr>
+        <w:pStyle w:val="Normal"/>
+        <w:numPr>
+          <w:ilvl w:val="0"/>
+          <w:numId w:val="0"/>
+        </w:numPr>
+        <w:spacing w:before="0" w:after="60"/>
+        <w:ind w:hanging="0" w:start="0" w:end="0"/>
+        <w:rPr>
+          <w:i w:val="false"/>
+          <w:i w:val="false"/>
+          <w:iCs w:val="false"/>
+          <w:lang w:val="ru-RU"/>
+        </w:rPr>
+      </w:pPr>
+      <w:r>
+        <w:rPr>
+          <w:i w:val="false"/>
+          <w:iCs w:val="false"/>
+          <w:lang w:val="ru-RU"/>
+        </w:rPr>
+      </w:r>
+    </w:p>
+    <w:p>
+      <w:pPr>
+        <w:pStyle w:val="Normal"/>
+        <w:numPr>
+          <w:ilvl w:val="0"/>
+          <w:numId w:val="0"/>
+        </w:numPr>
+        <w:spacing w:before="0" w:after="60"/>
+        <w:ind w:hanging="0" w:start="0" w:end="0"/>
+        <w:rPr>
+          <w:i w:val="false"/>
+          <w:i w:val="false"/>
+          <w:iCs w:val="false"/>
+          <w:lang w:val="ru-RU"/>
+        </w:rPr>
+      </w:pPr>
+      <w:r>
+        <w:rPr>
+          <w:i w:val="false"/>
+          <w:iCs w:val="false"/>
+          <w:lang w:val="ru-RU"/>
+        </w:rPr>
+      </w:r>
+    </w:p>
+    <w:p>
+      <w:pPr>
         <w:pStyle w:val="Heading1"/>
         <w:numPr>
           <w:ilvl w:val="0"/>
@@ -6198,6 +6952,312 @@
           <w:lang w:val="ru-RU"/>
         </w:rPr>
       </w:pPr>
+      <w:r>
+        <w:rPr/>
+      </w:r>
+    </w:p>
+    <w:p>
+      <w:pPr>
+        <w:pStyle w:val="Normal"/>
+        <w:numPr>
+          <w:ilvl w:val="0"/>
+          <w:numId w:val="0"/>
+        </w:numPr>
+        <w:spacing w:before="0" w:after="60"/>
+        <w:ind w:hanging="0" w:start="0" w:end="0"/>
+        <w:rPr>
+          <w:lang w:val="ru-RU"/>
+        </w:rPr>
+      </w:pPr>
+      <w:r>
+        <w:rPr/>
+      </w:r>
+    </w:p>
+    <w:p>
+      <w:pPr>
+        <w:pStyle w:val="Normal"/>
+        <w:numPr>
+          <w:ilvl w:val="0"/>
+          <w:numId w:val="0"/>
+        </w:numPr>
+        <w:spacing w:before="0" w:after="60"/>
+        <w:ind w:hanging="0" w:start="0" w:end="0"/>
+        <w:rPr>
+          <w:lang w:val="ru-RU"/>
+        </w:rPr>
+      </w:pPr>
+      <w:r>
+        <w:rPr/>
+      </w:r>
+    </w:p>
+    <w:p>
+      <w:pPr>
+        <w:pStyle w:val="Heading1"/>
+        <w:numPr>
+          <w:ilvl w:val="0"/>
+          <w:numId w:val="0"/>
+        </w:numPr>
+        <w:spacing w:before="0" w:after="60"/>
+        <w:ind w:hanging="0" w:start="0" w:end="0"/>
+        <w:rPr>
+          <w:lang w:val="ru-RU"/>
+        </w:rPr>
+      </w:pPr>
+      <w:r>
+        <w:rPr/>
+      </w:r>
+    </w:p>
+    <w:p>
+      <w:pPr>
+        <w:pStyle w:val="Heading1"/>
+        <w:numPr>
+          <w:ilvl w:val="0"/>
+          <w:numId w:val="0"/>
+        </w:numPr>
+        <w:spacing w:before="0" w:after="60"/>
+        <w:ind w:hanging="0" w:start="0" w:end="0"/>
+        <w:rPr>
+          <w:lang w:val="ru-RU"/>
+        </w:rPr>
+      </w:pPr>
+      <w:r>
+        <w:rPr/>
+      </w:r>
+    </w:p>
+    <w:p>
+      <w:pPr>
+        <w:pStyle w:val="Normal"/>
+        <w:numPr>
+          <w:ilvl w:val="0"/>
+          <w:numId w:val="0"/>
+        </w:numPr>
+        <w:spacing w:before="0" w:after="60"/>
+        <w:ind w:hanging="0" w:start="0" w:end="0"/>
+        <w:rPr>
+          <w:lang w:val="ru-RU"/>
+        </w:rPr>
+      </w:pPr>
+      <w:r>
+        <w:rPr/>
+      </w:r>
+    </w:p>
+    <w:p>
+      <w:pPr>
+        <w:pStyle w:val="Normal"/>
+        <w:numPr>
+          <w:ilvl w:val="0"/>
+          <w:numId w:val="0"/>
+        </w:numPr>
+        <w:spacing w:before="0" w:after="60"/>
+        <w:ind w:hanging="0" w:start="0" w:end="0"/>
+        <w:rPr>
+          <w:lang w:val="ru-RU"/>
+        </w:rPr>
+      </w:pPr>
+      <w:r>
+        <w:rPr/>
+      </w:r>
+    </w:p>
+    <w:p>
+      <w:pPr>
+        <w:pStyle w:val="Normal"/>
+        <w:numPr>
+          <w:ilvl w:val="0"/>
+          <w:numId w:val="0"/>
+        </w:numPr>
+        <w:spacing w:before="0" w:after="60"/>
+        <w:ind w:hanging="0" w:start="0" w:end="0"/>
+        <w:rPr>
+          <w:lang w:val="ru-RU"/>
+        </w:rPr>
+      </w:pPr>
+      <w:r>
+        <w:rPr/>
+      </w:r>
+    </w:p>
+    <w:p>
+      <w:pPr>
+        <w:pStyle w:val="Normal"/>
+        <w:numPr>
+          <w:ilvl w:val="0"/>
+          <w:numId w:val="0"/>
+        </w:numPr>
+        <w:spacing w:before="0" w:after="60"/>
+        <w:ind w:hanging="0" w:start="0" w:end="0"/>
+        <w:rPr>
+          <w:lang w:val="ru-RU"/>
+        </w:rPr>
+      </w:pPr>
+      <w:r>
+        <w:rPr/>
+      </w:r>
+    </w:p>
+    <w:p>
+      <w:pPr>
+        <w:pStyle w:val="Normal"/>
+        <w:numPr>
+          <w:ilvl w:val="0"/>
+          <w:numId w:val="0"/>
+        </w:numPr>
+        <w:spacing w:before="0" w:after="60"/>
+        <w:ind w:hanging="0" w:start="0" w:end="0"/>
+        <w:rPr>
+          <w:lang w:val="ru-RU"/>
+        </w:rPr>
+      </w:pPr>
+      <w:r>
+        <w:rPr/>
+      </w:r>
+    </w:p>
+    <w:p>
+      <w:pPr>
+        <w:pStyle w:val="Normal"/>
+        <w:numPr>
+          <w:ilvl w:val="0"/>
+          <w:numId w:val="0"/>
+        </w:numPr>
+        <w:spacing w:before="0" w:after="60"/>
+        <w:ind w:hanging="0" w:start="0" w:end="0"/>
+        <w:rPr>
+          <w:lang w:val="ru-RU"/>
+        </w:rPr>
+      </w:pPr>
+      <w:r>
+        <w:rPr/>
+      </w:r>
+    </w:p>
+    <w:p>
+      <w:pPr>
+        <w:pStyle w:val="Normal"/>
+        <w:numPr>
+          <w:ilvl w:val="0"/>
+          <w:numId w:val="0"/>
+        </w:numPr>
+        <w:spacing w:before="0" w:after="60"/>
+        <w:ind w:hanging="0" w:start="0" w:end="0"/>
+        <w:rPr>
+          <w:lang w:val="ru-RU"/>
+        </w:rPr>
+      </w:pPr>
+      <w:r>
+        <w:rPr/>
+      </w:r>
+    </w:p>
+    <w:p>
+      <w:pPr>
+        <w:pStyle w:val="Normal"/>
+        <w:numPr>
+          <w:ilvl w:val="0"/>
+          <w:numId w:val="0"/>
+        </w:numPr>
+        <w:spacing w:before="0" w:after="60"/>
+        <w:ind w:hanging="0" w:start="0" w:end="0"/>
+        <w:rPr>
+          <w:lang w:val="ru-RU"/>
+        </w:rPr>
+      </w:pPr>
+      <w:r>
+        <w:rPr/>
+      </w:r>
+    </w:p>
+    <w:p>
+      <w:pPr>
+        <w:pStyle w:val="Normal"/>
+        <w:numPr>
+          <w:ilvl w:val="0"/>
+          <w:numId w:val="0"/>
+        </w:numPr>
+        <w:spacing w:before="0" w:after="60"/>
+        <w:ind w:hanging="0" w:start="0" w:end="0"/>
+        <w:rPr>
+          <w:lang w:val="ru-RU"/>
+        </w:rPr>
+      </w:pPr>
+      <w:r>
+        <w:rPr/>
+      </w:r>
+    </w:p>
+    <w:p>
+      <w:pPr>
+        <w:pStyle w:val="Normal"/>
+        <w:numPr>
+          <w:ilvl w:val="0"/>
+          <w:numId w:val="0"/>
+        </w:numPr>
+        <w:spacing w:before="0" w:after="60"/>
+        <w:ind w:hanging="0" w:start="0" w:end="0"/>
+        <w:rPr>
+          <w:lang w:val="ru-RU"/>
+        </w:rPr>
+      </w:pPr>
+      <w:r>
+        <w:rPr/>
+      </w:r>
+    </w:p>
+    <w:p>
+      <w:pPr>
+        <w:pStyle w:val="Normal"/>
+        <w:numPr>
+          <w:ilvl w:val="0"/>
+          <w:numId w:val="0"/>
+        </w:numPr>
+        <w:spacing w:before="0" w:after="60"/>
+        <w:ind w:hanging="0" w:start="0" w:end="0"/>
+        <w:rPr>
+          <w:lang w:val="ru-RU"/>
+        </w:rPr>
+      </w:pPr>
+      <w:r>
+        <w:rPr/>
+      </w:r>
+    </w:p>
+    <w:p>
+      <w:pPr>
+        <w:pStyle w:val="Normal"/>
+        <w:numPr>
+          <w:ilvl w:val="0"/>
+          <w:numId w:val="0"/>
+        </w:numPr>
+        <w:spacing w:before="0" w:after="60"/>
+        <w:ind w:hanging="0" w:start="0" w:end="0"/>
+        <w:rPr>
+          <w:lang w:val="ru-RU"/>
+        </w:rPr>
+      </w:pPr>
+      <w:r>
+        <w:rPr/>
+      </w:r>
+    </w:p>
+    <w:p>
+      <w:pPr>
+        <w:pStyle w:val="Normal"/>
+        <w:numPr>
+          <w:ilvl w:val="0"/>
+          <w:numId w:val="0"/>
+        </w:numPr>
+        <w:spacing w:before="0" w:after="60"/>
+        <w:ind w:hanging="0" w:start="0" w:end="0"/>
+        <w:rPr>
+          <w:lang w:val="ru-RU"/>
+        </w:rPr>
+      </w:pPr>
+      <w:r>
+        <w:rPr/>
+      </w:r>
+    </w:p>
+    <w:p>
+      <w:pPr>
+        <w:pStyle w:val="Heading1"/>
+        <w:numPr>
+          <w:ilvl w:val="0"/>
+          <w:numId w:val="0"/>
+        </w:numPr>
+        <w:spacing w:before="0" w:after="60"/>
+        <w:ind w:hanging="0" w:start="0" w:end="0"/>
+        <w:rPr>
+          <w:lang w:val="ru-RU"/>
+        </w:rPr>
+      </w:pPr>
       <w:bookmarkStart w:id="11" w:name="__RefHeading___Toc18443924"/>
       <w:bookmarkEnd w:id="11"/>
       <w:r>
@@ -6365,7 +7425,13 @@
         </w:rPr>
       </w:pPr>
       <w:r>
-        <w:rPr/>
+        <w:rPr>
+          <w:rFonts w:cs="Times New Roman"/>
+          <w:b w:val="false"/>
+          <w:bCs w:val="false"/>
+          <w:sz w:val="28"/>
+          <w:szCs w:val="28"/>
+        </w:rPr>
       </w:r>
     </w:p>
     <w:p>
@@ -6381,7 +7447,13 @@
         </w:rPr>
       </w:pPr>
       <w:r>
-        <w:rPr/>
+        <w:rPr>
+          <w:rFonts w:cs="Times New Roman"/>
+          <w:b w:val="false"/>
+          <w:bCs w:val="false"/>
+          <w:sz w:val="28"/>
+          <w:szCs w:val="28"/>
+        </w:rPr>
       </w:r>
     </w:p>
     <w:p>
@@ -6397,7 +7469,13 @@
         </w:rPr>
       </w:pPr>
       <w:r>
-        <w:rPr/>
+        <w:rPr>
+          <w:rFonts w:cs="Times New Roman"/>
+          <w:b w:val="false"/>
+          <w:bCs w:val="false"/>
+          <w:sz w:val="28"/>
+          <w:szCs w:val="28"/>
+        </w:rPr>
       </w:r>
     </w:p>
     <w:p>
@@ -6413,7 +7491,13 @@
         </w:rPr>
       </w:pPr>
       <w:r>
-        <w:rPr/>
+        <w:rPr>
+          <w:rFonts w:cs="Times New Roman"/>
+          <w:b w:val="false"/>
+          <w:bCs w:val="false"/>
+          <w:sz w:val="28"/>
+          <w:szCs w:val="28"/>
+        </w:rPr>
       </w:r>
     </w:p>
     <w:p>
@@ -6429,7 +7513,13 @@
         </w:rPr>
       </w:pPr>
       <w:r>
-        <w:rPr/>
+        <w:rPr>
+          <w:rFonts w:cs="Times New Roman"/>
+          <w:b w:val="false"/>
+          <w:bCs w:val="false"/>
+          <w:sz w:val="28"/>
+          <w:szCs w:val="28"/>
+        </w:rPr>
       </w:r>
     </w:p>
     <w:p>
@@ -6445,7 +7535,13 @@
         </w:rPr>
       </w:pPr>
       <w:r>
-        <w:rPr/>
+        <w:rPr>
+          <w:rFonts w:cs="Times New Roman"/>
+          <w:b w:val="false"/>
+          <w:bCs w:val="false"/>
+          <w:sz w:val="28"/>
+          <w:szCs w:val="28"/>
+        </w:rPr>
       </w:r>
     </w:p>
     <w:p>
@@ -6461,7 +7557,13 @@
         </w:rPr>
       </w:pPr>
       <w:r>
-        <w:rPr/>
+        <w:rPr>
+          <w:rFonts w:cs="Times New Roman"/>
+          <w:b w:val="false"/>
+          <w:bCs w:val="false"/>
+          <w:sz w:val="28"/>
+          <w:szCs w:val="28"/>
+        </w:rPr>
       </w:r>
     </w:p>
     <w:p>
@@ -6477,7 +7579,13 @@
         </w:rPr>
       </w:pPr>
       <w:r>
-        <w:rPr/>
+        <w:rPr>
+          <w:rFonts w:cs="Times New Roman"/>
+          <w:b w:val="false"/>
+          <w:bCs w:val="false"/>
+          <w:sz w:val="28"/>
+          <w:szCs w:val="28"/>
+        </w:rPr>
       </w:r>
     </w:p>
     <w:p>
@@ -6493,7 +7601,13 @@
         </w:rPr>
       </w:pPr>
       <w:r>
-        <w:rPr/>
+        <w:rPr>
+          <w:rFonts w:cs="Times New Roman"/>
+          <w:b w:val="false"/>
+          <w:bCs w:val="false"/>
+          <w:sz w:val="28"/>
+          <w:szCs w:val="28"/>
+        </w:rPr>
       </w:r>
     </w:p>
     <w:p>
@@ -6509,7 +7623,13 @@
         </w:rPr>
       </w:pPr>
       <w:r>
-        <w:rPr/>
+        <w:rPr>
+          <w:rFonts w:cs="Times New Roman"/>
+          <w:b w:val="false"/>
+          <w:bCs w:val="false"/>
+          <w:sz w:val="28"/>
+          <w:szCs w:val="28"/>
+        </w:rPr>
       </w:r>
     </w:p>
     <w:p>
@@ -6525,7 +7645,13 @@
         </w:rPr>
       </w:pPr>
       <w:r>
-        <w:rPr/>
+        <w:rPr>
+          <w:rFonts w:cs="Times New Roman"/>
+          <w:b w:val="false"/>
+          <w:bCs w:val="false"/>
+          <w:sz w:val="28"/>
+          <w:szCs w:val="28"/>
+        </w:rPr>
       </w:r>
     </w:p>
     <w:p>
@@ -6541,7 +7667,13 @@
         </w:rPr>
       </w:pPr>
       <w:r>
-        <w:rPr/>
+        <w:rPr>
+          <w:rFonts w:cs="Times New Roman"/>
+          <w:b w:val="false"/>
+          <w:bCs w:val="false"/>
+          <w:sz w:val="28"/>
+          <w:szCs w:val="28"/>
+        </w:rPr>
       </w:r>
     </w:p>
     <w:p>
@@ -6557,7 +7689,13 @@
         </w:rPr>
       </w:pPr>
       <w:r>
-        <w:rPr/>
+        <w:rPr>
+          <w:rFonts w:cs="Times New Roman"/>
+          <w:b w:val="false"/>
+          <w:bCs w:val="false"/>
+          <w:sz w:val="28"/>
+          <w:szCs w:val="28"/>
+        </w:rPr>
       </w:r>
     </w:p>
     <w:p>
@@ -6573,7 +7711,13 @@
         </w:rPr>
       </w:pPr>
       <w:r>
-        <w:rPr/>
+        <w:rPr>
+          <w:rFonts w:cs="Times New Roman"/>
+          <w:b w:val="false"/>
+          <w:bCs w:val="false"/>
+          <w:sz w:val="28"/>
+          <w:szCs w:val="28"/>
+        </w:rPr>
       </w:r>
     </w:p>
     <w:p>
@@ -6589,7 +7733,13 @@
         </w:rPr>
       </w:pPr>
       <w:r>
-        <w:rPr/>
+        <w:rPr>
+          <w:rFonts w:cs="Times New Roman"/>
+          <w:b w:val="false"/>
+          <w:bCs w:val="false"/>
+          <w:sz w:val="28"/>
+          <w:szCs w:val="28"/>
+        </w:rPr>
       </w:r>
     </w:p>
     <w:p>
@@ -6605,7 +7755,13 @@
         </w:rPr>
       </w:pPr>
       <w:r>
-        <w:rPr/>
+        <w:rPr>
+          <w:rFonts w:cs="Times New Roman"/>
+          <w:b w:val="false"/>
+          <w:bCs w:val="false"/>
+          <w:sz w:val="28"/>
+          <w:szCs w:val="28"/>
+        </w:rPr>
       </w:r>
     </w:p>
     <w:p>
@@ -6621,7 +7777,13 @@
         </w:rPr>
       </w:pPr>
       <w:r>
-        <w:rPr/>
+        <w:rPr>
+          <w:rFonts w:cs="Times New Roman"/>
+          <w:b w:val="false"/>
+          <w:bCs w:val="false"/>
+          <w:sz w:val="28"/>
+          <w:szCs w:val="28"/>
+        </w:rPr>
       </w:r>
     </w:p>
     <w:p>
@@ -6637,7 +7799,13 @@
         </w:rPr>
       </w:pPr>
       <w:r>
-        <w:rPr/>
+        <w:rPr>
+          <w:rFonts w:cs="Times New Roman"/>
+          <w:b w:val="false"/>
+          <w:bCs w:val="false"/>
+          <w:sz w:val="28"/>
+          <w:szCs w:val="28"/>
+        </w:rPr>
       </w:r>
     </w:p>
     <w:p>
@@ -6653,7 +7821,13 @@
         </w:rPr>
       </w:pPr>
       <w:r>
-        <w:rPr/>
+        <w:rPr>
+          <w:rFonts w:cs="Times New Roman"/>
+          <w:b w:val="false"/>
+          <w:bCs w:val="false"/>
+          <w:sz w:val="28"/>
+          <w:szCs w:val="28"/>
+        </w:rPr>
       </w:r>
     </w:p>
     <w:p>
@@ -6669,7 +7843,13 @@
         </w:rPr>
       </w:pPr>
       <w:r>
-        <w:rPr/>
+        <w:rPr>
+          <w:rFonts w:cs="Times New Roman"/>
+          <w:b w:val="false"/>
+          <w:bCs w:val="false"/>
+          <w:sz w:val="28"/>
+          <w:szCs w:val="28"/>
+        </w:rPr>
       </w:r>
     </w:p>
     <w:p>
@@ -6685,7 +7865,13 @@
         </w:rPr>
       </w:pPr>
       <w:r>
-        <w:rPr/>
+        <w:rPr>
+          <w:rFonts w:cs="Times New Roman"/>
+          <w:b w:val="false"/>
+          <w:bCs w:val="false"/>
+          <w:sz w:val="28"/>
+          <w:szCs w:val="28"/>
+        </w:rPr>
       </w:r>
     </w:p>
     <w:p>
@@ -6701,7 +7887,13 @@
         </w:rPr>
       </w:pPr>
       <w:r>
-        <w:rPr/>
+        <w:rPr>
+          <w:rFonts w:cs="Times New Roman"/>
+          <w:b w:val="false"/>
+          <w:bCs w:val="false"/>
+          <w:sz w:val="28"/>
+          <w:szCs w:val="28"/>
+        </w:rPr>
       </w:r>
     </w:p>
     <w:p>
@@ -6717,7 +7909,13 @@
         </w:rPr>
       </w:pPr>
       <w:r>
-        <w:rPr/>
+        <w:rPr>
+          <w:rFonts w:cs="Times New Roman"/>
+          <w:b w:val="false"/>
+          <w:bCs w:val="false"/>
+          <w:sz w:val="28"/>
+          <w:szCs w:val="28"/>
+        </w:rPr>
       </w:r>
     </w:p>
     <w:p>
@@ -6733,7 +7931,13 @@
         </w:rPr>
       </w:pPr>
       <w:r>
-        <w:rPr/>
+        <w:rPr>
+          <w:rFonts w:cs="Times New Roman"/>
+          <w:b w:val="false"/>
+          <w:bCs w:val="false"/>
+          <w:sz w:val="28"/>
+          <w:szCs w:val="28"/>
+        </w:rPr>
       </w:r>
     </w:p>
     <w:p>
@@ -6749,7 +7953,13 @@
         </w:rPr>
       </w:pPr>
       <w:r>
-        <w:rPr/>
+        <w:rPr>
+          <w:rFonts w:cs="Times New Roman"/>
+          <w:b w:val="false"/>
+          <w:bCs w:val="false"/>
+          <w:sz w:val="28"/>
+          <w:szCs w:val="28"/>
+        </w:rPr>
       </w:r>
     </w:p>
     <w:p>
@@ -6765,7 +7975,13 @@
         </w:rPr>
       </w:pPr>
       <w:r>
-        <w:rPr/>
+        <w:rPr>
+          <w:rFonts w:cs="Times New Roman"/>
+          <w:b w:val="false"/>
+          <w:bCs w:val="false"/>
+          <w:sz w:val="28"/>
+          <w:szCs w:val="28"/>
+        </w:rPr>
       </w:r>
     </w:p>
     <w:p>
@@ -6781,7 +7997,13 @@
         </w:rPr>
       </w:pPr>
       <w:r>
-        <w:rPr/>
+        <w:rPr>
+          <w:rFonts w:cs="Times New Roman"/>
+          <w:b w:val="false"/>
+          <w:bCs w:val="false"/>
+          <w:sz w:val="28"/>
+          <w:szCs w:val="28"/>
+        </w:rPr>
       </w:r>
     </w:p>
     <w:p>
@@ -6797,7 +8019,13 @@
         </w:rPr>
       </w:pPr>
       <w:r>
-        <w:rPr/>
+        <w:rPr>
+          <w:rFonts w:cs="Times New Roman"/>
+          <w:b w:val="false"/>
+          <w:bCs w:val="false"/>
+          <w:sz w:val="28"/>
+          <w:szCs w:val="28"/>
+        </w:rPr>
       </w:r>
     </w:p>
     <w:p>
@@ -6813,7 +8041,13 @@
         </w:rPr>
       </w:pPr>
       <w:r>
-        <w:rPr/>
+        <w:rPr>
+          <w:rFonts w:cs="Times New Roman"/>
+          <w:b w:val="false"/>
+          <w:bCs w:val="false"/>
+          <w:sz w:val="28"/>
+          <w:szCs w:val="28"/>
+        </w:rPr>
       </w:r>
     </w:p>
     <w:p>
@@ -6829,7 +8063,13 @@
         </w:rPr>
       </w:pPr>
       <w:r>
-        <w:rPr/>
+        <w:rPr>
+          <w:rFonts w:cs="Times New Roman"/>
+          <w:b w:val="false"/>
+          <w:bCs w:val="false"/>
+          <w:sz w:val="28"/>
+          <w:szCs w:val="28"/>
+        </w:rPr>
       </w:r>
     </w:p>
     <w:p>
@@ -6845,7 +8085,13 @@
         </w:rPr>
       </w:pPr>
       <w:r>
-        <w:rPr/>
+        <w:rPr>
+          <w:rFonts w:cs="Times New Roman"/>
+          <w:b w:val="false"/>
+          <w:bCs w:val="false"/>
+          <w:sz w:val="28"/>
+          <w:szCs w:val="28"/>
+        </w:rPr>
       </w:r>
     </w:p>
     <w:p>
@@ -6861,7 +8107,13 @@
         </w:rPr>
       </w:pPr>
       <w:r>
-        <w:rPr/>
+        <w:rPr>
+          <w:rFonts w:cs="Times New Roman"/>
+          <w:b w:val="false"/>
+          <w:bCs w:val="false"/>
+          <w:sz w:val="28"/>
+          <w:szCs w:val="28"/>
+        </w:rPr>
       </w:r>
     </w:p>
     <w:p>
@@ -6877,7 +8129,13 @@
         </w:rPr>
       </w:pPr>
       <w:r>
-        <w:rPr/>
+        <w:rPr>
+          <w:rFonts w:cs="Times New Roman"/>
+          <w:b w:val="false"/>
+          <w:bCs w:val="false"/>
+          <w:sz w:val="28"/>
+          <w:szCs w:val="28"/>
+        </w:rPr>
       </w:r>
     </w:p>
     <w:p>
@@ -6893,7 +8151,13 @@
         </w:rPr>
       </w:pPr>
       <w:r>
-        <w:rPr/>
+        <w:rPr>
+          <w:rFonts w:cs="Times New Roman"/>
+          <w:b w:val="false"/>
+          <w:bCs w:val="false"/>
+          <w:sz w:val="28"/>
+          <w:szCs w:val="28"/>
+        </w:rPr>
       </w:r>
     </w:p>
     <w:p>
@@ -6909,7 +8173,13 @@
         </w:rPr>
       </w:pPr>
       <w:r>
-        <w:rPr/>
+        <w:rPr>
+          <w:rFonts w:cs="Times New Roman"/>
+          <w:b w:val="false"/>
+          <w:bCs w:val="false"/>
+          <w:sz w:val="28"/>
+          <w:szCs w:val="28"/>
+        </w:rPr>
       </w:r>
       <w:r>
         <w:br w:type="page"/>
@@ -6923,7 +8193,7 @@
           <w:numId w:val="1"/>
         </w:numPr>
         <w:spacing w:before="0" w:after="0"/>
-        <w:ind w:firstLine="567" w:start="0"/>
+        <w:ind w:firstLine="567" w:start="0" w:end="0"/>
         <w:rPr/>
       </w:pPr>
       <w:bookmarkStart w:id="12" w:name="_Toc211376666"/>
@@ -6946,7 +8216,7 @@
           <w:tab w:val="left" w:pos="0" w:leader="none"/>
         </w:tabs>
         <w:suppressAutoHyphens w:val="true"/>
-        <w:ind w:firstLine="709" w:start="0"/>
+        <w:ind w:firstLine="709" w:start="0" w:end="0"/>
         <w:rPr>
           <w:color w:val="000000"/>
           <w:szCs w:val="28"/>
@@ -6975,7 +8245,7 @@
           <w:tab w:val="left" w:pos="0" w:leader="none"/>
         </w:tabs>
         <w:suppressAutoHyphens w:val="true"/>
-        <w:ind w:firstLine="709" w:start="0"/>
+        <w:ind w:firstLine="709" w:start="0" w:end="0"/>
         <w:rPr>
           <w:color w:val="000000"/>
           <w:szCs w:val="28"/>
@@ -7052,7 +8322,7 @@
           <w:tab w:val="left" w:pos="0" w:leader="none"/>
         </w:tabs>
         <w:suppressAutoHyphens w:val="true"/>
-        <w:ind w:firstLine="709" w:start="0"/>
+        <w:ind w:firstLine="709" w:start="0" w:end="0"/>
         <w:rPr>
           <w:color w:val="000000"/>
           <w:szCs w:val="28"/>
@@ -7075,7 +8345,7 @@
         <w:spacing w:lineRule="auto" w:line="276" w:before="0" w:after="160"/>
         <w:jc w:val="start"/>
         <w:rPr>
-          <w:rFonts w:eastAsia="" w:cs="" w:cstheme="majorBidi" w:eastAsiaTheme="majorEastAsia"/>
+          <w:rFonts w:eastAsia="DejaVu Sans" w:cs="DejaVu Sans" w:cstheme="majorBidi" w:eastAsiaTheme="majorEastAsia"/>
           <w:b/>
           <w:color w:themeColor="text1" w:val="000000"/>
           <w:szCs w:val="40"/>
@@ -7083,7 +8353,7 @@
       </w:pPr>
       <w:r>
         <w:rPr>
-          <w:rFonts w:eastAsia="" w:cs="" w:cstheme="majorBidi" w:eastAsiaTheme="majorEastAsia"/>
+          <w:rFonts w:eastAsia="DejaVu Sans" w:cs="DejaVu Sans" w:cstheme="majorBidi" w:eastAsiaTheme="majorEastAsia"/>
           <w:b/>
           <w:color w:themeColor="text1" w:val="000000"/>
           <w:szCs w:val="40"/>
@@ -7103,7 +8373,13 @@
         </w:rPr>
       </w:pPr>
       <w:r>
-        <w:rPr/>
+        <w:rPr>
+          <w:rFonts w:cs="Times New Roman"/>
+          <w:b w:val="false"/>
+          <w:bCs w:val="false"/>
+          <w:sz w:val="28"/>
+          <w:szCs w:val="28"/>
+        </w:rPr>
       </w:r>
     </w:p>
     <w:p>
@@ -7119,7 +8395,13 @@
         </w:rPr>
       </w:pPr>
       <w:r>
-        <w:rPr/>
+        <w:rPr>
+          <w:rFonts w:cs="Times New Roman"/>
+          <w:b w:val="false"/>
+          <w:bCs w:val="false"/>
+          <w:sz w:val="28"/>
+          <w:szCs w:val="28"/>
+        </w:rPr>
       </w:r>
     </w:p>
     <w:p>
@@ -7135,7 +8417,13 @@
         </w:rPr>
       </w:pPr>
       <w:r>
-        <w:rPr/>
+        <w:rPr>
+          <w:rFonts w:cs="Times New Roman"/>
+          <w:b w:val="false"/>
+          <w:bCs w:val="false"/>
+          <w:sz w:val="28"/>
+          <w:szCs w:val="28"/>
+        </w:rPr>
       </w:r>
     </w:p>
     <w:p>
@@ -7151,7 +8439,13 @@
         </w:rPr>
       </w:pPr>
       <w:r>
-        <w:rPr/>
+        <w:rPr>
+          <w:rFonts w:cs="Times New Roman"/>
+          <w:b w:val="false"/>
+          <w:bCs w:val="false"/>
+          <w:sz w:val="28"/>
+          <w:szCs w:val="28"/>
+        </w:rPr>
       </w:r>
     </w:p>
     <w:p>
@@ -7167,7 +8461,13 @@
         </w:rPr>
       </w:pPr>
       <w:r>
-        <w:rPr/>
+        <w:rPr>
+          <w:rFonts w:cs="Times New Roman"/>
+          <w:b w:val="false"/>
+          <w:bCs w:val="false"/>
+          <w:sz w:val="28"/>
+          <w:szCs w:val="28"/>
+        </w:rPr>
       </w:r>
     </w:p>
     <w:p>
@@ -7183,7 +8483,13 @@
         </w:rPr>
       </w:pPr>
       <w:r>
-        <w:rPr/>
+        <w:rPr>
+          <w:rFonts w:cs="Times New Roman"/>
+          <w:b w:val="false"/>
+          <w:bCs w:val="false"/>
+          <w:sz w:val="28"/>
+          <w:szCs w:val="28"/>
+        </w:rPr>
       </w:r>
     </w:p>
     <w:p>
@@ -7199,7 +8505,13 @@
         </w:rPr>
       </w:pPr>
       <w:r>
-        <w:rPr/>
+        <w:rPr>
+          <w:rFonts w:cs="Times New Roman"/>
+          <w:b w:val="false"/>
+          <w:bCs w:val="false"/>
+          <w:sz w:val="28"/>
+          <w:szCs w:val="28"/>
+        </w:rPr>
       </w:r>
     </w:p>
     <w:p>
@@ -7215,7 +8527,13 @@
         </w:rPr>
       </w:pPr>
       <w:r>
-        <w:rPr/>
+        <w:rPr>
+          <w:rFonts w:cs="Times New Roman"/>
+          <w:b w:val="false"/>
+          <w:bCs w:val="false"/>
+          <w:sz w:val="28"/>
+          <w:szCs w:val="28"/>
+        </w:rPr>
       </w:r>
     </w:p>
     <w:p>
@@ -7231,7 +8549,13 @@
         </w:rPr>
       </w:pPr>
       <w:r>
-        <w:rPr/>
+        <w:rPr>
+          <w:rFonts w:cs="Times New Roman"/>
+          <w:b w:val="false"/>
+          <w:bCs w:val="false"/>
+          <w:sz w:val="28"/>
+          <w:szCs w:val="28"/>
+        </w:rPr>
       </w:r>
     </w:p>
     <w:p>
@@ -7247,7 +8571,13 @@
         </w:rPr>
       </w:pPr>
       <w:r>
-        <w:rPr/>
+        <w:rPr>
+          <w:rFonts w:cs="Times New Roman"/>
+          <w:b w:val="false"/>
+          <w:bCs w:val="false"/>
+          <w:sz w:val="28"/>
+          <w:szCs w:val="28"/>
+        </w:rPr>
       </w:r>
     </w:p>
     <w:p>
@@ -7263,7 +8593,13 @@
         </w:rPr>
       </w:pPr>
       <w:r>
-        <w:rPr/>
+        <w:rPr>
+          <w:rFonts w:cs="Times New Roman"/>
+          <w:b w:val="false"/>
+          <w:bCs w:val="false"/>
+          <w:sz w:val="28"/>
+          <w:szCs w:val="28"/>
+        </w:rPr>
       </w:r>
     </w:p>
     <w:p>
@@ -7279,7 +8615,13 @@
         </w:rPr>
       </w:pPr>
       <w:r>
-        <w:rPr/>
+        <w:rPr>
+          <w:rFonts w:cs="Times New Roman"/>
+          <w:b w:val="false"/>
+          <w:bCs w:val="false"/>
+          <w:sz w:val="28"/>
+          <w:szCs w:val="28"/>
+        </w:rPr>
       </w:r>
     </w:p>
     <w:p>
@@ -7295,7 +8637,13 @@
         </w:rPr>
       </w:pPr>
       <w:r>
-        <w:rPr/>
+        <w:rPr>
+          <w:rFonts w:cs="Times New Roman"/>
+          <w:b w:val="false"/>
+          <w:bCs w:val="false"/>
+          <w:sz w:val="28"/>
+          <w:szCs w:val="28"/>
+        </w:rPr>
       </w:r>
     </w:p>
     <w:p>
@@ -7311,7 +8659,13 @@
         </w:rPr>
       </w:pPr>
       <w:r>
-        <w:rPr/>
+        <w:rPr>
+          <w:rFonts w:cs="Times New Roman"/>
+          <w:b w:val="false"/>
+          <w:bCs w:val="false"/>
+          <w:sz w:val="28"/>
+          <w:szCs w:val="28"/>
+        </w:rPr>
       </w:r>
     </w:p>
     <w:p>
@@ -7327,7 +8681,13 @@
         </w:rPr>
       </w:pPr>
       <w:r>
-        <w:rPr/>
+        <w:rPr>
+          <w:rFonts w:cs="Times New Roman"/>
+          <w:b w:val="false"/>
+          <w:bCs w:val="false"/>
+          <w:sz w:val="28"/>
+          <w:szCs w:val="28"/>
+        </w:rPr>
       </w:r>
     </w:p>
     <w:p>
@@ -7343,7 +8703,13 @@
         </w:rPr>
       </w:pPr>
       <w:r>
-        <w:rPr/>
+        <w:rPr>
+          <w:rFonts w:cs="Times New Roman"/>
+          <w:b w:val="false"/>
+          <w:bCs w:val="false"/>
+          <w:sz w:val="28"/>
+          <w:szCs w:val="28"/>
+        </w:rPr>
       </w:r>
     </w:p>
     <w:p>
@@ -7359,7 +8725,13 @@
         </w:rPr>
       </w:pPr>
       <w:r>
-        <w:rPr/>
+        <w:rPr>
+          <w:rFonts w:cs="Times New Roman"/>
+          <w:b w:val="false"/>
+          <w:bCs w:val="false"/>
+          <w:sz w:val="28"/>
+          <w:szCs w:val="28"/>
+        </w:rPr>
       </w:r>
     </w:p>
     <w:p>
@@ -7375,7 +8747,13 @@
         </w:rPr>
       </w:pPr>
       <w:r>
-        <w:rPr/>
+        <w:rPr>
+          <w:rFonts w:cs="Times New Roman"/>
+          <w:b w:val="false"/>
+          <w:bCs w:val="false"/>
+          <w:sz w:val="28"/>
+          <w:szCs w:val="28"/>
+        </w:rPr>
       </w:r>
     </w:p>
     <w:p>
@@ -7391,7 +8769,13 @@
         </w:rPr>
       </w:pPr>
       <w:r>
-        <w:rPr/>
+        <w:rPr>
+          <w:rFonts w:cs="Times New Roman"/>
+          <w:b w:val="false"/>
+          <w:bCs w:val="false"/>
+          <w:sz w:val="28"/>
+          <w:szCs w:val="28"/>
+        </w:rPr>
       </w:r>
     </w:p>
     <w:p>
@@ -7407,7 +8791,13 @@
         </w:rPr>
       </w:pPr>
       <w:r>
-        <w:rPr/>
+        <w:rPr>
+          <w:rFonts w:cs="Times New Roman"/>
+          <w:b w:val="false"/>
+          <w:bCs w:val="false"/>
+          <w:sz w:val="28"/>
+          <w:szCs w:val="28"/>
+        </w:rPr>
       </w:r>
     </w:p>
     <w:p>
@@ -7423,7 +8813,13 @@
         </w:rPr>
       </w:pPr>
       <w:r>
-        <w:rPr/>
+        <w:rPr>
+          <w:rFonts w:cs="Times New Roman"/>
+          <w:b w:val="false"/>
+          <w:bCs w:val="false"/>
+          <w:sz w:val="28"/>
+          <w:szCs w:val="28"/>
+        </w:rPr>
       </w:r>
     </w:p>
     <w:p>
@@ -7439,7 +8835,13 @@
         </w:rPr>
       </w:pPr>
       <w:r>
-        <w:rPr/>
+        <w:rPr>
+          <w:rFonts w:cs="Times New Roman"/>
+          <w:b w:val="false"/>
+          <w:bCs w:val="false"/>
+          <w:sz w:val="28"/>
+          <w:szCs w:val="28"/>
+        </w:rPr>
       </w:r>
     </w:p>
     <w:p>
@@ -7455,7 +8857,13 @@
         </w:rPr>
       </w:pPr>
       <w:r>
-        <w:rPr/>
+        <w:rPr>
+          <w:rFonts w:cs="Times New Roman"/>
+          <w:b w:val="false"/>
+          <w:bCs w:val="false"/>
+          <w:sz w:val="28"/>
+          <w:szCs w:val="28"/>
+        </w:rPr>
       </w:r>
     </w:p>
     <w:p>
@@ -7471,7 +8879,13 @@
         </w:rPr>
       </w:pPr>
       <w:r>
-        <w:rPr/>
+        <w:rPr>
+          <w:rFonts w:cs="Times New Roman"/>
+          <w:b w:val="false"/>
+          <w:bCs w:val="false"/>
+          <w:sz w:val="28"/>
+          <w:szCs w:val="28"/>
+        </w:rPr>
       </w:r>
     </w:p>
     <w:p>
@@ -7487,7 +8901,13 @@
         </w:rPr>
       </w:pPr>
       <w:r>
-        <w:rPr/>
+        <w:rPr>
+          <w:rFonts w:cs="Times New Roman"/>
+          <w:b w:val="false"/>
+          <w:bCs w:val="false"/>
+          <w:sz w:val="28"/>
+          <w:szCs w:val="28"/>
+        </w:rPr>
       </w:r>
     </w:p>
     <w:p>
@@ -7503,7 +8923,13 @@
         </w:rPr>
       </w:pPr>
       <w:r>
-        <w:rPr/>
+        <w:rPr>
+          <w:rFonts w:cs="Times New Roman"/>
+          <w:b w:val="false"/>
+          <w:bCs w:val="false"/>
+          <w:sz w:val="28"/>
+          <w:szCs w:val="28"/>
+        </w:rPr>
       </w:r>
     </w:p>
     <w:p>
@@ -7519,7 +8945,13 @@
         </w:rPr>
       </w:pPr>
       <w:r>
-        <w:rPr/>
+        <w:rPr>
+          <w:rFonts w:cs="Times New Roman"/>
+          <w:b w:val="false"/>
+          <w:bCs w:val="false"/>
+          <w:sz w:val="28"/>
+          <w:szCs w:val="28"/>
+        </w:rPr>
       </w:r>
     </w:p>
     <w:p>
@@ -7535,7 +8967,13 @@
         </w:rPr>
       </w:pPr>
       <w:r>
-        <w:rPr/>
+        <w:rPr>
+          <w:rFonts w:cs="Times New Roman"/>
+          <w:b w:val="false"/>
+          <w:bCs w:val="false"/>
+          <w:sz w:val="28"/>
+          <w:szCs w:val="28"/>
+        </w:rPr>
       </w:r>
     </w:p>
     <w:p>
@@ -7551,7 +8989,13 @@
         </w:rPr>
       </w:pPr>
       <w:r>
-        <w:rPr/>
+        <w:rPr>
+          <w:rFonts w:cs="Times New Roman"/>
+          <w:b w:val="false"/>
+          <w:bCs w:val="false"/>
+          <w:sz w:val="28"/>
+          <w:szCs w:val="28"/>
+        </w:rPr>
       </w:r>
     </w:p>
     <w:p>
@@ -7567,7 +9011,13 @@
         </w:rPr>
       </w:pPr>
       <w:r>
-        <w:rPr/>
+        <w:rPr>
+          <w:rFonts w:cs="Times New Roman"/>
+          <w:b w:val="false"/>
+          <w:bCs w:val="false"/>
+          <w:sz w:val="28"/>
+          <w:szCs w:val="28"/>
+        </w:rPr>
       </w:r>
     </w:p>
     <w:p>
@@ -7583,7 +9033,13 @@
         </w:rPr>
       </w:pPr>
       <w:r>
-        <w:rPr/>
+        <w:rPr>
+          <w:rFonts w:cs="Times New Roman"/>
+          <w:b w:val="false"/>
+          <w:bCs w:val="false"/>
+          <w:sz w:val="28"/>
+          <w:szCs w:val="28"/>
+        </w:rPr>
       </w:r>
     </w:p>
     <w:p>
@@ -7599,7 +9055,13 @@
         </w:rPr>
       </w:pPr>
       <w:r>
-        <w:rPr/>
+        <w:rPr>
+          <w:rFonts w:cs="Times New Roman"/>
+          <w:b w:val="false"/>
+          <w:bCs w:val="false"/>
+          <w:sz w:val="28"/>
+          <w:szCs w:val="28"/>
+        </w:rPr>
       </w:r>
     </w:p>
     <w:p>
@@ -7615,7 +9077,13 @@
         </w:rPr>
       </w:pPr>
       <w:r>
-        <w:rPr/>
+        <w:rPr>
+          <w:rFonts w:cs="Times New Roman"/>
+          <w:b w:val="false"/>
+          <w:bCs w:val="false"/>
+          <w:sz w:val="28"/>
+          <w:szCs w:val="28"/>
+        </w:rPr>
       </w:r>
     </w:p>
     <w:p>
@@ -7631,7 +9099,13 @@
         </w:rPr>
       </w:pPr>
       <w:r>
-        <w:rPr/>
+        <w:rPr>
+          <w:rFonts w:cs="Times New Roman"/>
+          <w:b w:val="false"/>
+          <w:bCs w:val="false"/>
+          <w:sz w:val="28"/>
+          <w:szCs w:val="28"/>
+        </w:rPr>
       </w:r>
     </w:p>
     <w:p>
@@ -7647,7 +9121,13 @@
         </w:rPr>
       </w:pPr>
       <w:r>
-        <w:rPr/>
+        <w:rPr>
+          <w:rFonts w:cs="Times New Roman"/>
+          <w:b w:val="false"/>
+          <w:bCs w:val="false"/>
+          <w:sz w:val="28"/>
+          <w:szCs w:val="28"/>
+        </w:rPr>
       </w:r>
       <w:r>
         <w:br w:type="page"/>
@@ -7700,13 +9180,12 @@
     <w:p>
       <w:pPr>
         <w:pStyle w:val="Normal"/>
-        <w:ind w:firstLine="709"/>
+        <w:ind w:firstLine="709" w:start="0" w:end="0"/>
         <w:rPr>
           <w:b/>
           <w:bCs/>
         </w:rPr>
       </w:pPr>
-      <w:bookmarkStart w:id="14" w:name="__DdeLink__6932_3338829117"/>
       <w:r>
         <w:rPr>
           <w:b/>
@@ -7722,7 +9201,7 @@
           <w:ilvl w:val="0"/>
           <w:numId w:val="6"/>
         </w:numPr>
-        <w:ind w:firstLine="709" w:start="0"/>
+        <w:ind w:firstLine="709" w:start="0" w:end="0"/>
         <w:rPr/>
       </w:pPr>
       <w:r>
@@ -7744,7 +9223,7 @@
           <w:ilvl w:val="0"/>
           <w:numId w:val="6"/>
         </w:numPr>
-        <w:ind w:firstLine="709" w:start="0"/>
+        <w:ind w:firstLine="709" w:start="0" w:end="0"/>
         <w:rPr/>
       </w:pPr>
       <w:r>
@@ -7766,7 +9245,7 @@
           <w:ilvl w:val="0"/>
           <w:numId w:val="6"/>
         </w:numPr>
-        <w:ind w:firstLine="709" w:start="0"/>
+        <w:ind w:firstLine="709" w:start="0" w:end="0"/>
         <w:rPr/>
       </w:pPr>
       <w:r>
@@ -7788,7 +9267,7 @@
           <w:ilvl w:val="0"/>
           <w:numId w:val="6"/>
         </w:numPr>
-        <w:ind w:firstLine="709" w:start="0"/>
+        <w:ind w:firstLine="709" w:start="0" w:end="0"/>
         <w:rPr/>
       </w:pPr>
       <w:r>
@@ -7810,7 +9289,7 @@
           <w:ilvl w:val="0"/>
           <w:numId w:val="6"/>
         </w:numPr>
-        <w:ind w:firstLine="709" w:start="0"/>
+        <w:ind w:firstLine="709" w:start="0" w:end="0"/>
         <w:rPr/>
       </w:pPr>
       <w:r>
@@ -7832,7 +9311,7 @@
           <w:ilvl w:val="0"/>
           <w:numId w:val="6"/>
         </w:numPr>
-        <w:ind w:firstLine="709" w:start="0"/>
+        <w:ind w:firstLine="709" w:start="0" w:end="0"/>
         <w:rPr/>
       </w:pPr>
       <w:r>
@@ -7854,7 +9333,7 @@
           <w:ilvl w:val="0"/>
           <w:numId w:val="6"/>
         </w:numPr>
-        <w:ind w:firstLine="709" w:start="0"/>
+        <w:ind w:firstLine="709" w:start="0" w:end="0"/>
         <w:rPr/>
       </w:pPr>
       <w:r>
@@ -7876,7 +9355,7 @@
           <w:ilvl w:val="0"/>
           <w:numId w:val="6"/>
         </w:numPr>
-        <w:ind w:firstLine="709" w:start="0"/>
+        <w:ind w:firstLine="709" w:start="0" w:end="0"/>
         <w:rPr/>
       </w:pPr>
       <w:r>
@@ -7894,7 +9373,7 @@
     <w:p>
       <w:pPr>
         <w:pStyle w:val="Normal"/>
-        <w:ind w:firstLine="709"/>
+        <w:ind w:firstLine="709" w:start="0" w:end="0"/>
         <w:rPr>
           <w:b/>
           <w:bCs/>
@@ -7911,7 +9390,7 @@
     <w:p>
       <w:pPr>
         <w:pStyle w:val="Normal"/>
-        <w:ind w:firstLine="709"/>
+        <w:ind w:firstLine="709" w:start="0" w:end="0"/>
         <w:rPr/>
       </w:pPr>
       <w:r>
@@ -7926,7 +9405,7 @@
           <w:ilvl w:val="0"/>
           <w:numId w:val="7"/>
         </w:numPr>
-        <w:ind w:firstLine="709" w:start="0"/>
+        <w:ind w:firstLine="709" w:start="0" w:end="0"/>
         <w:rPr/>
       </w:pPr>
       <w:r>
@@ -7948,7 +9427,7 @@
           <w:ilvl w:val="0"/>
           <w:numId w:val="7"/>
         </w:numPr>
-        <w:ind w:firstLine="709" w:start="0"/>
+        <w:ind w:firstLine="709" w:start="0" w:end="0"/>
         <w:rPr/>
       </w:pPr>
       <w:r>
@@ -7966,7 +9445,7 @@
     <w:p>
       <w:pPr>
         <w:pStyle w:val="Normal"/>
-        <w:ind w:firstLine="709"/>
+        <w:ind w:firstLine="709" w:start="0" w:end="0"/>
         <w:rPr>
           <w:b/>
           <w:bCs/>
@@ -7983,7 +9462,7 @@
     <w:p>
       <w:pPr>
         <w:pStyle w:val="Normal"/>
-        <w:ind w:firstLine="709"/>
+        <w:ind w:firstLine="709" w:start="0" w:end="0"/>
         <w:rPr/>
       </w:pPr>
       <w:r>
@@ -7998,7 +9477,7 @@
           <w:ilvl w:val="0"/>
           <w:numId w:val="8"/>
         </w:numPr>
-        <w:ind w:firstLine="709" w:start="0"/>
+        <w:ind w:firstLine="709" w:start="0" w:end="0"/>
         <w:rPr/>
       </w:pPr>
       <w:r>
@@ -8020,7 +9499,7 @@
           <w:ilvl w:val="0"/>
           <w:numId w:val="8"/>
         </w:numPr>
-        <w:ind w:firstLine="709" w:start="0"/>
+        <w:ind w:firstLine="709" w:start="0" w:end="0"/>
         <w:rPr/>
       </w:pPr>
       <w:r>
@@ -8038,10 +9517,10 @@
     <w:p>
       <w:pPr>
         <w:pStyle w:val="Normal"/>
-        <w:ind w:firstLine="709"/>
+        <w:ind w:firstLine="709" w:start="0" w:end="0"/>
         <w:rPr/>
       </w:pPr>
-      <w:bookmarkStart w:id="15" w:name="__DdeLink__6932_3338829117"/>
+      <w:bookmarkStart w:id="14" w:name="__DdeLink__6932_3338829117"/>
       <w:r>
         <w:rPr>
           <w:rFonts w:cs="Times New Roman"/>
@@ -8052,7 +9531,7 @@
         </w:rPr>
         <w:t>Разделитель между областями ввода и вывода можно перетаскивать для изменения их размеров.</w:t>
       </w:r>
-      <w:bookmarkEnd w:id="15"/>
+      <w:bookmarkEnd w:id="14"/>
     </w:p>
     <w:p>
       <w:pPr>
@@ -8067,7 +9546,13 @@
         </w:rPr>
       </w:pPr>
       <w:r>
-        <w:rPr/>
+        <w:rPr>
+          <w:rFonts w:cs="Times New Roman"/>
+          <w:b w:val="false"/>
+          <w:bCs w:val="false"/>
+          <w:sz w:val="28"/>
+          <w:szCs w:val="28"/>
+        </w:rPr>
       </w:r>
     </w:p>
     <w:p>
@@ -8083,7 +9568,13 @@
         </w:rPr>
       </w:pPr>
       <w:r>
-        <w:rPr/>
+        <w:rPr>
+          <w:rFonts w:cs="Times New Roman"/>
+          <w:b w:val="false"/>
+          <w:bCs w:val="false"/>
+          <w:sz w:val="28"/>
+          <w:szCs w:val="28"/>
+        </w:rPr>
       </w:r>
     </w:p>
     <w:p>
@@ -8099,7 +9590,13 @@
         </w:rPr>
       </w:pPr>
       <w:r>
-        <w:rPr/>
+        <w:rPr>
+          <w:rFonts w:cs="Times New Roman"/>
+          <w:b w:val="false"/>
+          <w:bCs w:val="false"/>
+          <w:sz w:val="28"/>
+          <w:szCs w:val="28"/>
+        </w:rPr>
       </w:r>
     </w:p>
     <w:p>
@@ -8115,7 +9612,13 @@
         </w:rPr>
       </w:pPr>
       <w:r>
-        <w:rPr/>
+        <w:rPr>
+          <w:rFonts w:cs="Times New Roman"/>
+          <w:b w:val="false"/>
+          <w:bCs w:val="false"/>
+          <w:sz w:val="28"/>
+          <w:szCs w:val="28"/>
+        </w:rPr>
       </w:r>
     </w:p>
     <w:p>
@@ -8131,7 +9634,13 @@
         </w:rPr>
       </w:pPr>
       <w:r>
-        <w:rPr/>
+        <w:rPr>
+          <w:rFonts w:cs="Times New Roman"/>
+          <w:b w:val="false"/>
+          <w:bCs w:val="false"/>
+          <w:sz w:val="28"/>
+          <w:szCs w:val="28"/>
+        </w:rPr>
       </w:r>
       <w:r>
         <w:br w:type="page"/>
@@ -8151,31 +9660,15 @@
           <w:lang w:val="ru-RU"/>
         </w:rPr>
       </w:pPr>
-      <w:bookmarkStart w:id="16" w:name="__RefHeading___Toc18443925_Copy_1"/>
-      <w:bookmarkEnd w:id="16"/>
-      <w:r>
-        <w:rPr>
-          <w:i w:val="false"/>
-          <w:iCs w:val="false"/>
-          <w:lang w:val="ru-RU"/>
-        </w:rPr>
-        <w:t xml:space="preserve">Приложение </w:t>
-      </w:r>
-      <w:r>
-        <w:rPr>
-          <w:i w:val="false"/>
-          <w:iCs w:val="false"/>
-          <w:lang w:val="ru-RU"/>
-        </w:rPr>
-        <w:t>2</w:t>
-      </w:r>
-      <w:r>
-        <w:rPr>
-          <w:i w:val="false"/>
-          <w:iCs w:val="false"/>
-          <w:lang w:val="ru-RU"/>
-        </w:rPr>
-        <w:t xml:space="preserve"> </w:t>
+      <w:bookmarkStart w:id="15" w:name="__RefHeading___Toc18443925_Copy_1"/>
+      <w:bookmarkEnd w:id="15"/>
+      <w:r>
+        <w:rPr>
+          <w:i w:val="false"/>
+          <w:iCs w:val="false"/>
+          <w:lang w:val="ru-RU"/>
+        </w:rPr>
+        <w:t xml:space="preserve">Приложение 2 </w:t>
       </w:r>
       <w:r>
         <w:rPr>
@@ -8265,7 +9758,9 @@
               </w:rPr>
             </w:pPr>
             <w:r>
-              <w:rPr/>
+              <w:rPr>
+                <w:lang w:val="ru-RU"/>
+              </w:rPr>
             </w:r>
           </w:p>
           <w:p>
@@ -8458,7 +9953,9 @@
               </w:rPr>
             </w:pPr>
             <w:r>
-              <w:rPr/>
+              <w:rPr>
+                <w:lang w:val="ru-RU"/>
+              </w:rPr>
             </w:r>
           </w:p>
           <w:p>
@@ -8727,7 +10224,9 @@
               </w:rPr>
             </w:pPr>
             <w:r>
-              <w:rPr/>
+              <w:rPr>
+                <w:lang w:val="ru-RU"/>
+              </w:rPr>
             </w:r>
           </w:p>
           <w:p>
@@ -8868,7 +10367,9 @@
               </w:rPr>
             </w:pPr>
             <w:r>
-              <w:rPr/>
+              <w:rPr>
+                <w:lang w:val="ru-RU"/>
+              </w:rPr>
             </w:r>
           </w:p>
           <w:p>
@@ -9137,7 +10638,9 @@
               </w:rPr>
             </w:pPr>
             <w:r>
-              <w:rPr/>
+              <w:rPr>
+                <w:lang w:val="ru-RU"/>
+              </w:rPr>
             </w:r>
           </w:p>
           <w:p>
@@ -9278,7 +10781,9 @@
               </w:rPr>
             </w:pPr>
             <w:r>
-              <w:rPr/>
+              <w:rPr>
+                <w:lang w:val="ru-RU"/>
+              </w:rPr>
             </w:r>
           </w:p>
           <w:p>
@@ -9643,7 +11148,9 @@
               </w:rPr>
             </w:pPr>
             <w:r>
-              <w:rPr/>
+              <w:rPr>
+                <w:lang w:val="ru-RU"/>
+              </w:rPr>
             </w:r>
           </w:p>
           <w:p>
@@ -9816,7 +11323,9 @@
               </w:rPr>
             </w:pPr>
             <w:r>
-              <w:rPr/>
+              <w:rPr>
+                <w:lang w:val="ru-RU"/>
+              </w:rPr>
             </w:r>
           </w:p>
           <w:p>
@@ -10437,7 +11946,9 @@
               </w:rPr>
             </w:pPr>
             <w:r>
-              <w:rPr/>
+              <w:rPr>
+                <w:lang w:val="ru-RU"/>
+              </w:rPr>
             </w:r>
           </w:p>
           <w:p>
@@ -10802,7 +12313,9 @@
               </w:rPr>
             </w:pPr>
             <w:r>
-              <w:rPr/>
+              <w:rPr>
+                <w:lang w:val="ru-RU"/>
+              </w:rPr>
             </w:r>
           </w:p>
           <w:p>
@@ -11071,7 +12584,9 @@
               </w:rPr>
             </w:pPr>
             <w:r>
-              <w:rPr/>
+              <w:rPr>
+                <w:lang w:val="ru-RU"/>
+              </w:rPr>
             </w:r>
           </w:p>
           <w:p>
@@ -11244,7 +12759,9 @@
               </w:rPr>
             </w:pPr>
             <w:r>
-              <w:rPr/>
+              <w:rPr>
+                <w:lang w:val="ru-RU"/>
+              </w:rPr>
             </w:r>
           </w:p>
           <w:p>
@@ -11289,7 +12806,9 @@
               </w:rPr>
             </w:pPr>
             <w:r>
-              <w:rPr/>
+              <w:rPr>
+                <w:lang w:val="ru-RU"/>
+              </w:rPr>
             </w:r>
           </w:p>
           <w:p>
@@ -11462,7 +12981,9 @@
               </w:rPr>
             </w:pPr>
             <w:r>
-              <w:rPr/>
+              <w:rPr>
+                <w:lang w:val="ru-RU"/>
+              </w:rPr>
             </w:r>
           </w:p>
           <w:p>
@@ -11635,7 +13156,9 @@
               </w:rPr>
             </w:pPr>
             <w:r>
-              <w:rPr/>
+              <w:rPr>
+                <w:lang w:val="ru-RU"/>
+              </w:rPr>
             </w:r>
           </w:p>
           <w:p>
@@ -11680,7 +13203,9 @@
               </w:rPr>
             </w:pPr>
             <w:r>
-              <w:rPr/>
+              <w:rPr>
+                <w:lang w:val="ru-RU"/>
+              </w:rPr>
             </w:r>
           </w:p>
           <w:p>
@@ -11853,7 +13378,9 @@
               </w:rPr>
             </w:pPr>
             <w:r>
-              <w:rPr/>
+              <w:rPr>
+                <w:lang w:val="ru-RU"/>
+              </w:rPr>
             </w:r>
           </w:p>
           <w:p>
@@ -11898,7 +13425,9 @@
               </w:rPr>
             </w:pPr>
             <w:r>
-              <w:rPr/>
+              <w:rPr>
+                <w:lang w:val="ru-RU"/>
+              </w:rPr>
             </w:r>
           </w:p>
           <w:p>
@@ -12039,7 +13568,9 @@
               </w:rPr>
             </w:pPr>
             <w:r>
-              <w:rPr/>
+              <w:rPr>
+                <w:lang w:val="ru-RU"/>
+              </w:rPr>
             </w:r>
           </w:p>
           <w:p>
@@ -12180,7 +13711,9 @@
               </w:rPr>
             </w:pPr>
             <w:r>
-              <w:rPr/>
+              <w:rPr>
+                <w:lang w:val="ru-RU"/>
+              </w:rPr>
             </w:r>
           </w:p>
           <w:p>
@@ -12353,7 +13886,9 @@
               </w:rPr>
             </w:pPr>
             <w:r>
-              <w:rPr/>
+              <w:rPr>
+                <w:lang w:val="ru-RU"/>
+              </w:rPr>
             </w:r>
           </w:p>
           <w:p>
@@ -12526,7 +14061,9 @@
               </w:rPr>
             </w:pPr>
             <w:r>
-              <w:rPr/>
+              <w:rPr>
+                <w:lang w:val="ru-RU"/>
+              </w:rPr>
             </w:r>
           </w:p>
           <w:p>
@@ -12795,7 +14332,9 @@
               </w:rPr>
             </w:pPr>
             <w:r>
-              <w:rPr/>
+              <w:rPr>
+                <w:lang w:val="ru-RU"/>
+              </w:rPr>
             </w:r>
           </w:p>
           <w:p>
@@ -12936,7 +14475,9 @@
               </w:rPr>
             </w:pPr>
             <w:r>
-              <w:rPr/>
+              <w:rPr>
+                <w:lang w:val="ru-RU"/>
+              </w:rPr>
             </w:r>
           </w:p>
           <w:p>
@@ -13237,7 +14778,9 @@
               </w:rPr>
             </w:pPr>
             <w:r>
-              <w:rPr/>
+              <w:rPr>
+                <w:lang w:val="ru-RU"/>
+              </w:rPr>
             </w:r>
           </w:p>
           <w:p>
@@ -13506,7 +15049,9 @@
               </w:rPr>
             </w:pPr>
             <w:r>
-              <w:rPr/>
+              <w:rPr>
+                <w:lang w:val="ru-RU"/>
+              </w:rPr>
             </w:r>
           </w:p>
           <w:p>
@@ -13679,7 +15224,9 @@
               </w:rPr>
             </w:pPr>
             <w:r>
-              <w:rPr/>
+              <w:rPr>
+                <w:lang w:val="ru-RU"/>
+              </w:rPr>
             </w:r>
           </w:p>
           <w:p>
@@ -13852,7 +15399,9 @@
               </w:rPr>
             </w:pPr>
             <w:r>
-              <w:rPr/>
+              <w:rPr>
+                <w:lang w:val="ru-RU"/>
+              </w:rPr>
             </w:r>
           </w:p>
           <w:p>
@@ -14153,7 +15702,9 @@
               </w:rPr>
             </w:pPr>
             <w:r>
-              <w:rPr/>
+              <w:rPr>
+                <w:lang w:val="ru-RU"/>
+              </w:rPr>
             </w:r>
           </w:p>
           <w:p>
@@ -14518,7 +16069,9 @@
               </w:rPr>
             </w:pPr>
             <w:r>
-              <w:rPr/>
+              <w:rPr>
+                <w:lang w:val="ru-RU"/>
+              </w:rPr>
             </w:r>
           </w:p>
           <w:p>
@@ -14819,7 +16372,9 @@
               </w:rPr>
             </w:pPr>
             <w:r>
-              <w:rPr/>
+              <w:rPr>
+                <w:lang w:val="ru-RU"/>
+              </w:rPr>
             </w:r>
           </w:p>
           <w:p>
@@ -15184,7 +16739,9 @@
               </w:rPr>
             </w:pPr>
             <w:r>
-              <w:rPr/>
+              <w:rPr>
+                <w:lang w:val="ru-RU"/>
+              </w:rPr>
             </w:r>
           </w:p>
           <w:p>
@@ -15901,7 +17458,9 @@
               </w:rPr>
             </w:pPr>
             <w:r>
-              <w:rPr/>
+              <w:rPr>
+                <w:lang w:val="ru-RU"/>
+              </w:rPr>
             </w:r>
           </w:p>
           <w:p>
@@ -16010,7 +17569,9 @@
               </w:rPr>
             </w:pPr>
             <w:r>
-              <w:rPr/>
+              <w:rPr>
+                <w:lang w:val="ru-RU"/>
+              </w:rPr>
             </w:r>
           </w:p>
           <w:p>
@@ -16247,7 +17808,9 @@
               </w:rPr>
             </w:pPr>
             <w:r>
-              <w:rPr/>
+              <w:rPr>
+                <w:lang w:val="ru-RU"/>
+              </w:rPr>
             </w:r>
           </w:p>
           <w:p>
@@ -16388,7 +17951,9 @@
               </w:rPr>
             </w:pPr>
             <w:r>
-              <w:rPr/>
+              <w:rPr>
+                <w:lang w:val="ru-RU"/>
+              </w:rPr>
             </w:r>
           </w:p>
           <w:p>
@@ -16721,7 +18286,9 @@
               </w:rPr>
             </w:pPr>
             <w:r>
-              <w:rPr/>
+              <w:rPr>
+                <w:lang w:val="ru-RU"/>
+              </w:rPr>
             </w:r>
           </w:p>
           <w:p>
@@ -16843,7 +18410,7 @@
     <w:p>
       <w:pPr>
         <w:pStyle w:val="Normal"/>
-        <w:ind w:hanging="0"/>
+        <w:ind w:hanging="0" w:start="0" w:end="0"/>
         <w:rPr>
           <w:b w:val="false"/>
           <w:i w:val="false"/>
@@ -18132,7 +19699,7 @@
     <w:pPr>
       <w:widowControl/>
       <w:suppressAutoHyphens w:val="true"/>
-      <w:overflowPunct w:val="false"/>
+      <w:overflowPunct w:val="true"/>
       <w:bidi w:val="0"/>
       <w:spacing w:before="0" w:after="0"/>
       <w:ind w:firstLine="567" w:start="0" w:end="0"/>
@@ -18437,7 +20004,7 @@
     <w:pPr>
       <w:widowControl/>
       <w:suppressAutoHyphens w:val="true"/>
-      <w:overflowPunct w:val="false"/>
+      <w:overflowPunct w:val="true"/>
       <w:bidi w:val="0"/>
       <w:spacing w:before="0" w:after="0"/>
       <w:jc w:val="start"/>
